--- a/plantillas/INVERSION_5_COMPLEMENTO_CONTRATO_IVA.docx
+++ b/plantillas/INVERSION_5_COMPLEMENTO_CONTRATO_IVA.docx
@@ -348,122 +348,130 @@
           <w:sz w:val="24"/>
           <w:szCs w:val="24"/>
         </w:rPr>
-        <w:t>{VALOR_IVA}}</w:t>
-      </w:r>
-      <w:r>
-        <w:rPr>
-          <w:rFonts w:ascii="Arial" w:eastAsia="Arial" w:hAnsi="Arial" w:cs="Arial"/>
-          <w:sz w:val="24"/>
-          <w:szCs w:val="24"/>
-          <w:highlight w:val="yellow"/>
-        </w:rPr>
-        <w:t xml:space="preserve">). El Distrito de Santiago de Cali pagará el valor del contrato en </w:t>
-      </w:r>
-      <w:r>
-        <w:rPr>
-          <w:rFonts w:ascii="Arial" w:eastAsia="Arial" w:hAnsi="Arial" w:cs="Arial"/>
-          <w:sz w:val="24"/>
-          <w:szCs w:val="24"/>
-        </w:rPr>
-        <w:t>{{NUM_CUOTAS_LETRAS}}</w:t>
-      </w:r>
-      <w:r>
-        <w:rPr>
-          <w:rFonts w:ascii="Arial" w:eastAsia="Arial" w:hAnsi="Arial" w:cs="Arial"/>
-          <w:sz w:val="24"/>
-          <w:szCs w:val="24"/>
-          <w:highlight w:val="yellow"/>
-        </w:rPr>
-        <w:t xml:space="preserve"> (</w:t>
-      </w:r>
-      <w:r>
-        <w:rPr>
-          <w:rFonts w:ascii="Arial" w:eastAsia="Arial" w:hAnsi="Arial" w:cs="Arial"/>
-          <w:sz w:val="24"/>
-          <w:szCs w:val="24"/>
-        </w:rPr>
-        <w:t>{{NUM_CUOTAS_NUMERO}}</w:t>
-      </w:r>
-      <w:r>
-        <w:rPr>
-          <w:rFonts w:ascii="Arial" w:eastAsia="Arial" w:hAnsi="Arial" w:cs="Arial"/>
-          <w:sz w:val="24"/>
-          <w:szCs w:val="24"/>
-          <w:highlight w:val="yellow"/>
-        </w:rPr>
-        <w:t xml:space="preserve">) Cuotas de </w:t>
-      </w:r>
-      <w:r>
-        <w:rPr>
-          <w:rFonts w:ascii="Arial" w:eastAsia="Arial" w:hAnsi="Arial" w:cs="Arial"/>
-          <w:noProof/>
-          <w:sz w:val="24"/>
-          <w:szCs w:val="24"/>
-        </w:rPr>
-        <w:t>{{VALOR_CUOTA_LETRAS}} ({{VALOR_CUOTA_NUMERO}})</w:t>
-      </w:r>
-      <w:r>
-        <w:rPr>
-          <w:rFonts w:ascii="Arial" w:eastAsia="Arial" w:hAnsi="Arial" w:cs="Arial"/>
-          <w:sz w:val="24"/>
-          <w:szCs w:val="24"/>
-          <w:highlight w:val="yellow"/>
-        </w:rPr>
-        <w:t xml:space="preserve"> cada una incluido IVA el valor cada una, el valor antes de IVA: </w:t>
-      </w:r>
-      <w:r>
-        <w:rPr>
-          <w:rFonts w:ascii="Arial" w:eastAsia="Arial" w:hAnsi="Arial" w:cs="Arial"/>
-          <w:sz w:val="24"/>
-          <w:szCs w:val="24"/>
-        </w:rPr>
-        <w:t>{{VALOR_CUOTA_ANTES_IVA_LETRAS}}</w:t>
-      </w:r>
-      <w:r>
-        <w:rPr>
-          <w:rFonts w:ascii="Arial" w:eastAsia="Arial" w:hAnsi="Arial" w:cs="Arial"/>
-          <w:sz w:val="24"/>
-          <w:szCs w:val="24"/>
-          <w:highlight w:val="yellow"/>
-        </w:rPr>
-        <w:t xml:space="preserve"> (</w:t>
-      </w:r>
-      <w:r>
-        <w:rPr>
-          <w:rFonts w:ascii="Arial" w:eastAsia="Arial" w:hAnsi="Arial" w:cs="Arial"/>
-          <w:sz w:val="24"/>
-          <w:szCs w:val="24"/>
-        </w:rPr>
-        <w:t>{{VALOR_CUOTA_ANTES_IVA}}</w:t>
-      </w:r>
-      <w:r>
-        <w:rPr>
-          <w:rFonts w:ascii="Arial" w:eastAsia="Arial" w:hAnsi="Arial" w:cs="Arial"/>
-          <w:sz w:val="24"/>
-          <w:szCs w:val="24"/>
-          <w:highlight w:val="yellow"/>
-        </w:rPr>
-        <w:t xml:space="preserve">) más el valor IVA de </w:t>
-      </w:r>
-      <w:r>
-        <w:rPr>
-          <w:rFonts w:ascii="Arial" w:eastAsia="Arial" w:hAnsi="Arial" w:cs="Arial"/>
-          <w:sz w:val="24"/>
-          <w:szCs w:val="24"/>
-        </w:rPr>
-        <w:t>{{VALOR_CUOTA_IVA_LETRAS}}</w:t>
-      </w:r>
-      <w:r>
-        <w:rPr>
-          <w:rFonts w:ascii="Arial" w:eastAsia="Arial" w:hAnsi="Arial" w:cs="Arial"/>
-          <w:sz w:val="24"/>
-          <w:szCs w:val="24"/>
-          <w:highlight w:val="yellow"/>
-        </w:rPr>
-        <w:t xml:space="preserve"> (</w:t>
+        <w:t>{</w:t>
       </w:r>
       <w:bookmarkStart w:id="0" w:name="_GoBack"/>
       <w:bookmarkEnd w:id="0"/>
+      <w:r>
+        <w:rPr>
+          <w:rFonts w:ascii="Arial" w:eastAsia="Arial" w:hAnsi="Arial" w:cs="Arial"/>
+          <w:sz w:val="24"/>
+          <w:szCs w:val="24"/>
+        </w:rPr>
+        <w:t>{VALOR_IVA}}</w:t>
+      </w:r>
+      <w:r>
+        <w:rPr>
+          <w:rFonts w:ascii="Arial" w:eastAsia="Arial" w:hAnsi="Arial" w:cs="Arial"/>
+          <w:sz w:val="24"/>
+          <w:szCs w:val="24"/>
+          <w:highlight w:val="yellow"/>
+        </w:rPr>
+        <w:t xml:space="preserve">). El Distrito de Santiago de Cali pagará el valor del contrato en </w:t>
+      </w:r>
+      <w:r>
+        <w:rPr>
+          <w:rFonts w:ascii="Arial" w:eastAsia="Arial" w:hAnsi="Arial" w:cs="Arial"/>
+          <w:sz w:val="24"/>
+          <w:szCs w:val="24"/>
+        </w:rPr>
+        <w:t>{{NUM_CUOTAS_LETRAS}}</w:t>
+      </w:r>
+      <w:r>
+        <w:rPr>
+          <w:rFonts w:ascii="Arial" w:eastAsia="Arial" w:hAnsi="Arial" w:cs="Arial"/>
+          <w:sz w:val="24"/>
+          <w:szCs w:val="24"/>
+          <w:highlight w:val="yellow"/>
+        </w:rPr>
+        <w:t xml:space="preserve"> (</w:t>
+      </w:r>
+      <w:r>
+        <w:rPr>
+          <w:rFonts w:ascii="Arial" w:eastAsia="Arial" w:hAnsi="Arial" w:cs="Arial"/>
+          <w:sz w:val="24"/>
+          <w:szCs w:val="24"/>
+        </w:rPr>
+        <w:t>{{NUM_CUOTAS_NUMERO}}</w:t>
+      </w:r>
+      <w:r>
+        <w:rPr>
+          <w:rFonts w:ascii="Arial" w:eastAsia="Arial" w:hAnsi="Arial" w:cs="Arial"/>
+          <w:sz w:val="24"/>
+          <w:szCs w:val="24"/>
+          <w:highlight w:val="yellow"/>
+        </w:rPr>
+        <w:t xml:space="preserve">) Cuotas de </w:t>
+      </w:r>
+      <w:r>
+        <w:rPr>
+          <w:rFonts w:ascii="Arial" w:eastAsia="Arial" w:hAnsi="Arial" w:cs="Arial"/>
+          <w:noProof/>
+          <w:sz w:val="24"/>
+          <w:szCs w:val="24"/>
+        </w:rPr>
+        <w:t>{{VALOR_CUOTA_LETRAS}} ({{VALOR_CUOTA_NUMERO}})</w:t>
+      </w:r>
+      <w:r>
+        <w:rPr>
+          <w:rFonts w:ascii="Arial" w:eastAsia="Arial" w:hAnsi="Arial" w:cs="Arial"/>
+          <w:sz w:val="24"/>
+          <w:szCs w:val="24"/>
+          <w:highlight w:val="yellow"/>
+        </w:rPr>
+        <w:t xml:space="preserve"> cada una incluido IVA el valor cada una, el valor antes de IVA: </w:t>
+      </w:r>
+      <w:r>
+        <w:rPr>
+          <w:rFonts w:ascii="Arial" w:eastAsia="Arial" w:hAnsi="Arial" w:cs="Arial"/>
+          <w:sz w:val="24"/>
+          <w:szCs w:val="24"/>
+        </w:rPr>
+        <w:t>{{VALOR_CUOTA_ANTES_IVA_LETRAS}}</w:t>
+      </w:r>
+      <w:r>
+        <w:rPr>
+          <w:rFonts w:ascii="Arial" w:eastAsia="Arial" w:hAnsi="Arial" w:cs="Arial"/>
+          <w:sz w:val="24"/>
+          <w:szCs w:val="24"/>
+          <w:highlight w:val="yellow"/>
+        </w:rPr>
+        <w:t xml:space="preserve"> (</w:t>
+      </w:r>
+      <w:r>
+        <w:rPr>
+          <w:rFonts w:ascii="Arial" w:eastAsia="Arial" w:hAnsi="Arial" w:cs="Arial"/>
+          <w:sz w:val="24"/>
+          <w:szCs w:val="24"/>
+        </w:rPr>
+        <w:t>{{VALOR_CUOTA_ANTES_IVA}}</w:t>
+      </w:r>
+      <w:r>
+        <w:rPr>
+          <w:rFonts w:ascii="Arial" w:eastAsia="Arial" w:hAnsi="Arial" w:cs="Arial"/>
+          <w:sz w:val="24"/>
+          <w:szCs w:val="24"/>
+          <w:highlight w:val="yellow"/>
+        </w:rPr>
+        <w:t xml:space="preserve">) más el valor IVA de </w:t>
+      </w:r>
+      <w:r>
+        <w:rPr>
+          <w:rFonts w:ascii="Arial" w:eastAsia="Arial" w:hAnsi="Arial" w:cs="Arial"/>
+          <w:sz w:val="24"/>
+          <w:szCs w:val="24"/>
+        </w:rPr>
+        <w:t>{{VALOR_CUOTA_IVA_LETRAS}}</w:t>
+      </w:r>
+      <w:r>
+        <w:rPr>
+          <w:rFonts w:ascii="Arial" w:eastAsia="Arial" w:hAnsi="Arial" w:cs="Arial"/>
+          <w:sz w:val="24"/>
+          <w:szCs w:val="24"/>
+          <w:highlight w:val="yellow"/>
+        </w:rPr>
+        <w:t xml:space="preserve"> (</w:t>
+      </w:r>
       <w:r>
         <w:rPr>
           <w:rFonts w:ascii="Arial" w:eastAsia="Arial" w:hAnsi="Arial" w:cs="Arial"/>
@@ -7804,7 +7812,7 @@
   <a:extraClrSchemeLst/>
   <a:extLst>
     <a:ext uri="{05A4C25C-085E-4340-85A3-A5531E510DB2}">
-      <thm15:themeFamily xmlns="" xmlns:thm15="http://schemas.microsoft.com/office/thememl/2012/main" name="Office Theme" id="{62F939B6-93AF-4DB8-9C6B-D6C7DFDC589F}" vid="{4A3C46E8-61CC-4603-A589-7422A47A8E4A}"/>
+      <thm15:themeFamily xmlns:thm15="http://schemas.microsoft.com/office/thememl/2012/main" xmlns="" name="Office Theme" id="{62F939B6-93AF-4DB8-9C6B-D6C7DFDC589F}" vid="{4A3C46E8-61CC-4603-A589-7422A47A8E4A}"/>
     </a:ext>
   </a:extLst>
 </a:theme>
@@ -7830,7 +7838,7 @@
 </file>
 
 <file path=customXml/itemProps2.xml><?xml version="1.0" encoding="utf-8"?>
-<ds:datastoreItem xmlns:ds="http://schemas.openxmlformats.org/officeDocument/2006/customXml" ds:itemID="{5D44BD01-B992-4F8D-B017-AA27CE5BACDD}">
+<ds:datastoreItem xmlns:ds="http://schemas.openxmlformats.org/officeDocument/2006/customXml" ds:itemID="{FA0EA80C-D614-4F4E-9B94-6927AD6B7BB4}">
   <ds:schemaRefs>
     <ds:schemaRef ds:uri="http://schemas.openxmlformats.org/officeDocument/2006/bibliography"/>
   </ds:schemaRefs>

--- a/plantillas/INVERSION_5_COMPLEMENTO_CONTRATO_IVA.docx
+++ b/plantillas/INVERSION_5_COMPLEMENTO_CONTRATO_IVA.docx
@@ -17,26 +17,18 @@
           <w:sz w:val="24"/>
           <w:szCs w:val="24"/>
         </w:rPr>
-        <w:t xml:space="preserve">CONTRATO DE PRESTACIÓN DE SERVICIOS </w:t>
-      </w:r>
-    </w:p>
-    <w:p>
-      <w:pPr>
-        <w:jc w:val="center"/>
-        <w:rPr>
-          <w:rFonts w:ascii="Arial" w:eastAsia="Arial" w:hAnsi="Arial" w:cs="Arial"/>
-          <w:sz w:val="24"/>
-          <w:szCs w:val="24"/>
-        </w:rPr>
-      </w:pPr>
-      <w:r>
-        <w:rPr>
-          <w:rFonts w:ascii="Arial" w:eastAsia="Arial" w:hAnsi="Arial" w:cs="Arial"/>
-          <w:sz w:val="24"/>
-          <w:szCs w:val="24"/>
-        </w:rPr>
-        <w:t>PROFESIONALES</w:t>
-      </w:r>
+        <w:t xml:space="preserve">CONTRATO DE </w:t>
+      </w:r>
+      <w:r>
+        <w:rPr>
+          <w:rFonts w:ascii="Arial" w:eastAsia="Arial" w:hAnsi="Arial" w:cs="Arial"/>
+          <w:sz w:val="24"/>
+          <w:szCs w:val="24"/>
+        </w:rPr>
+        <w:t>${TIPO_CONTRATO</w:t>
+      </w:r>
+      <w:bookmarkStart w:id="0" w:name="_GoBack"/>
+      <w:bookmarkEnd w:id="0"/>
     </w:p>
     <w:p>
       <w:pPr>
@@ -350,8 +342,6 @@
         </w:rPr>
         <w:t>{</w:t>
       </w:r>
-      <w:bookmarkStart w:id="0" w:name="_GoBack"/>
-      <w:bookmarkEnd w:id="0"/>
       <w:r>
         <w:rPr>
           <w:rFonts w:ascii="Arial" w:eastAsia="Arial" w:hAnsi="Arial" w:cs="Arial"/>
@@ -495,16 +485,7 @@
           <w:sz w:val="24"/>
           <w:szCs w:val="24"/>
         </w:rPr>
-        <w:t xml:space="preserve">, previa certificación de cumplimiento a satisfacción expedida por el supervisor del contrato. PARÁGRAFO I: Para la realización de los pagos, el CONTRATISTA deberá acreditar que se encuentra al día en el pago de aportes parafiscales relativos al sistema de seguridad social integral, así como los propios del Sena, ICBF y cajas de compensación familiar, cuando corresponda, conforme al normativa vigente aplicable. PARÁGRAFO II. En todo caso los pagos que se hagan durante la ejecución del presente contrato correspondiente a las obligaciones contractuales, se subordinan a la apropiación y disponibilidad presupuestal, ajustándose al Programa Anual mensualizado de Caja (PAC). PARÁGRAFO III: Para cumplir con las obligaciones fiscales que ordena la ley, el </w:t>
-      </w:r>
-      <w:r>
-        <w:rPr>
-          <w:rFonts w:ascii="Arial" w:eastAsia="Arial" w:hAnsi="Arial" w:cs="Arial"/>
-          <w:sz w:val="24"/>
-          <w:szCs w:val="24"/>
-        </w:rPr>
-        <w:lastRenderedPageBreak/>
-        <w:t>CONTRATANTE efectuará las retenciones que surjan del presente contrato, cuando a ello haya lugar, las cuales estarán a cargo del CONTRATISTA.</w:t>
+        <w:t>, previa certificación de cumplimiento a satisfacción expedida por el supervisor del contrato. PARÁGRAFO I: Para la realización de los pagos, el CONTRATISTA deberá acreditar que se encuentra al día en el pago de aportes parafiscales relativos al sistema de seguridad social integral, así como los propios del Sena, ICBF y cajas de compensación familiar, cuando corresponda, conforme al normativa vigente aplicable. PARÁGRAFO II. En todo caso los pagos que se hagan durante la ejecución del presente contrato correspondiente a las obligaciones contractuales, se subordinan a la apropiación y disponibilidad presupuestal, ajustándose al Programa Anual mensualizado de Caja (PAC). PARÁGRAFO III: Para cumplir con las obligaciones fiscales que ordena la ley, el CONTRATANTE efectuará las retenciones que surjan del presente contrato, cuando a ello haya lugar, las cuales estarán a cargo del CONTRATISTA.</w:t>
       </w:r>
     </w:p>
     <w:p>
@@ -572,7 +553,7 @@
           <w:sz w:val="24"/>
           <w:szCs w:val="24"/>
         </w:rPr>
-        <w:t xml:space="preserve">) El CONTRATISTA se compromete a mantener actualizados todos sus documentos en la Entidad, especialmente el RUT. G) Velar por el buen uso de los bienes entregados por el supervisor o el CONTRATANTE para realizar sus actividades. H) Reportar al CONTRATANTE el número de cuenta bancaria de ahorro o corriente, donde se le ha de consignar el pago derivado de la ejecución del </w:t>
+        <w:t xml:space="preserve">) El CONTRATISTA se compromete a mantener actualizados todos sus documentos en la Entidad, especialmente el RUT. G) Velar por el buen uso de los bienes entregados por el supervisor o el CONTRATANTE para realizar sus actividades. H) Reportar al CONTRATANTE el número de cuenta bancaria de ahorro o corriente, donde se le ha de consignar el pago derivado de la ejecución del presente contrato. I)  Conocer y aplicar las directrices, metodologías, políticas y procedimientos enmarcados dentro de los Sistemas de Gestión y Control Integrado </w:t>
       </w:r>
       <w:r>
         <w:rPr>
@@ -581,7 +562,7 @@
           <w:szCs w:val="24"/>
         </w:rPr>
         <w:lastRenderedPageBreak/>
-        <w:t xml:space="preserve">presente contrato. I)  Conocer y aplicar las directrices, metodologías, políticas y procedimientos enmarcados dentro de los Sistemas de Gestión y Control Integrado adoptados por la Administración Central del Distrito de Santiago de Cali y, particularmente, los que se relacionan con el objeto del presente contrato. J) Cumplir con la política de seguridad de la información establecida por la Entidad, con el fin de garantizar la confidencialidad, integridad y disponibilidad de la información bajo su responsabilidad. K) Mantener actualizado el registro en los sistemas de información del contratante en tiempo real, cuando a ello hubiere lugar. L) Toda información o formatos generados por el CONTRATISTA son propiedad de la Alcaldía de Santiago de Cali. M) Cuando se requiera utilizar dispositivos y/o equipos tecnológicos personales o de la administración para el desarrollo del objeto contractual, el CONTRATISTA garantizará que el software y/o herramientas utilizadas e instaladas para la ejecución de sus obligaciones no vulneran ninguna normativa, contrato, derecho, interés, patentes, legalidad o propiedad de tercero, y que por el contrario todo lo utilizado esté debidamente licenciado. El CONTRATISTA debe abstenerse de instalar y/o utilizar software no licenciado o autorizado en los equipos del Distrito Especial de Santiago de Cali, así como de vulnerar los derechos de autor sobre software y/o cualquier tipo de creación protegida por el régimen de propiedad intelectual, so pena de incurrir en conductas constitutivas de delitos conforme a la normatividad legal correspondiente. N) Cumplir con las estrategias, políticas y actividades en materia de transparencia, integridad, prevención y detección de la corrupción y ante cualquier conocimiento de hechos que atente contra este principio, lo hará conocer al CONTRATANTE. O) Si el prestador del servicio contratado desarrolla algunos de los siguientes roles: responsable del PAA, gestor de compras o hace parte del equipo estructurador, del equipo asesor evaluador de los procesos de contratación del organismo o cumple actividades de apoyo a la supervisión, deberá aportar la constancia de aprobación de los cursos virtuales diseñados para fortalecer la gestión contractual por el Departamento Administrativo de Contratación Pública. P)  Divulgar y aplicar la política ambiental, de seguridad y salud ocupacional establecida por el CONTRATANTE, al ejecutar sus actividades o servicios sin crear riesgo para la salud, la seguridad o el ambiente. El (la) CONTRATISTA deberá tomar todas las medidas conducentes a evitar la contaminación ambiental, la prevención de riesgos durante la ejecución de sus operaciones o actividades y cumplirá con todas las leyes ambientales, de seguridad y salud ocupacional, aplicables. El (la) CONTRATISTA no dejará sustancias o materiales nocivos para la flora, fauna o salud humana, ni contaminará la atmósfera, el suelo o los cuerpos del agua. La violación de estas normas se considerará incumplimiento grave </w:t>
+        <w:t xml:space="preserve">adoptados por la Administración Central del Distrito de Santiago de Cali y, particularmente, los que se relacionan con el objeto del presente contrato. J) Cumplir con la política de seguridad de la información establecida por la Entidad, con el fin de garantizar la confidencialidad, integridad y disponibilidad de la información bajo su responsabilidad. K) Mantener actualizado el registro en los sistemas de información del contratante en tiempo real, cuando a ello hubiere lugar. L) Toda información o formatos generados por el CONTRATISTA son propiedad de la Alcaldía de Santiago de Cali. M) Cuando se requiera utilizar dispositivos y/o equipos tecnológicos personales o de la administración para el desarrollo del objeto contractual, el CONTRATISTA garantizará que el software y/o herramientas utilizadas e instaladas para la ejecución de sus obligaciones no vulneran ninguna normativa, contrato, derecho, interés, patentes, legalidad o propiedad de tercero, y que por el contrario todo lo utilizado esté debidamente licenciado. El CONTRATISTA debe abstenerse de instalar y/o utilizar software no licenciado o autorizado en los equipos del Distrito Especial de Santiago de Cali, así como de vulnerar los derechos de autor sobre software y/o cualquier tipo de creación protegida por el régimen de propiedad intelectual, so pena de incurrir en conductas constitutivas de delitos conforme a la normatividad legal correspondiente. N) Cumplir con las estrategias, políticas y actividades en materia de transparencia, integridad, prevención y detección de la corrupción y ante cualquier conocimiento de hechos que atente contra este principio, lo hará conocer al CONTRATANTE. O) Si el prestador del servicio contratado desarrolla algunos de los siguientes roles: responsable del PAA, gestor de compras o hace parte del equipo estructurador, del equipo asesor evaluador de los procesos de contratación del organismo o cumple actividades de apoyo a la supervisión, deberá aportar la constancia de aprobación de los cursos virtuales diseñados para fortalecer la gestión contractual por el Departamento Administrativo de Contratación Pública. P)  Divulgar y aplicar la política ambiental, de seguridad y salud ocupacional establecida por el CONTRATANTE, al ejecutar sus actividades o servicios sin crear riesgo para la salud, la seguridad o el ambiente. El (la) CONTRATISTA deberá tomar todas las medidas conducentes a evitar la contaminación ambiental, la prevención de riesgos durante la ejecución de sus operaciones o actividades y cumplirá con todas las leyes ambientales, de seguridad y salud ocupacional, aplicables. El (la) CONTRATISTA no dejará sustancias o materiales nocivos para la flora, fauna o salud humana, ni contaminará la atmósfera, el suelo o los cuerpos del agua. La violación de estas normas se considerará incumplimiento grave del contrato, y el CONTRATANTE podrá aplicar la cláusula penal o multas a que hubiere lugar, sin perjuicio de las demás acciones legales o sanciones que adelante la </w:t>
       </w:r>
       <w:r>
         <w:rPr>
@@ -590,7 +571,7 @@
           <w:szCs w:val="24"/>
         </w:rPr>
         <w:lastRenderedPageBreak/>
-        <w:t>del contrato, y el CONTRATANTE podrá aplicar la cláusula penal o multas a que hubiere lugar, sin perjuicio de las demás acciones legales o sanciones que adelante la autoridad o ente competente de orden Distrital o Nacional. Q) El CONTRATISTA deberá coordinar con el supervisor la ejecución de las actividades contractuales, acatando sus instrucciones, con el fin de asegurar las condiciones necesarias para el desarrollo eficiente del objeto contractual. R) No ejercer ninguna forma de violencia contra las mujeres y basada en género, actos de racismo o discriminación.</w:t>
+        <w:t>autoridad o ente competente de orden Distrital o Nacional. Q) El CONTRATISTA deberá coordinar con el supervisor la ejecución de las actividades contractuales, acatando sus instrucciones, con el fin de asegurar las condiciones necesarias para el desarrollo eficiente del objeto contractual. R) No ejercer ninguna forma de violencia contra las mujeres y basada en género, actos de racismo o discriminación.</w:t>
       </w:r>
     </w:p>
     <w:p>
@@ -719,16 +700,7 @@
           <w:sz w:val="24"/>
           <w:szCs w:val="24"/>
         </w:rPr>
-        <w:t xml:space="preserve">CLÁUSULA SEXTA.  AFILIACIÓN AL SISTEMA DE SEGURIDAD SOCIAL Y ARL. El CONTRATISTA se obliga a mantener al día el pago correspondiente a los sistemas de seguridad social en salud, pensiones y ARL de acuerdo con las bases de cotización establecidas en las normas vigentes. El CONTRATISTA antes de iniciar la ejecución contractual deberá informar al CONTRATANTE la EPS y la AFP a los cuales se encuentre afiliado. Igualmente, cuando el CONTRATISTA determine trasladarse de empresa promotora de salud (EPS) o de fondo de pensiones, deberá informar dicha situación al CONTRATANTE, con una antelación mínima de treinta (30) días a su </w:t>
-      </w:r>
-      <w:r>
-        <w:rPr>
-          <w:rFonts w:ascii="Arial" w:eastAsia="Arial" w:hAnsi="Arial" w:cs="Arial"/>
-          <w:sz w:val="24"/>
-          <w:szCs w:val="24"/>
-        </w:rPr>
-        <w:lastRenderedPageBreak/>
-        <w:t>ocurrencia. Al vencimiento del contrato, deberá adelantar los trámites correspondientes a los reportes de novedades a las entidades de salud y pensiones.</w:t>
+        <w:t>CLÁUSULA SEXTA.  AFILIACIÓN AL SISTEMA DE SEGURIDAD SOCIAL Y ARL. El CONTRATISTA se obliga a mantener al día el pago correspondiente a los sistemas de seguridad social en salud, pensiones y ARL de acuerdo con las bases de cotización establecidas en las normas vigentes. El CONTRATISTA antes de iniciar la ejecución contractual deberá informar al CONTRATANTE la EPS y la AFP a los cuales se encuentre afiliado. Igualmente, cuando el CONTRATISTA determine trasladarse de empresa promotora de salud (EPS) o de fondo de pensiones, deberá informar dicha situación al CONTRATANTE, con una antelación mínima de treinta (30) días a su ocurrencia. Al vencimiento del contrato, deberá adelantar los trámites correspondientes a los reportes de novedades a las entidades de salud y pensiones.</w:t>
       </w:r>
     </w:p>
     <w:p>
@@ -859,7 +831,7 @@
           <w:sz w:val="24"/>
           <w:szCs w:val="24"/>
         </w:rPr>
-        <w:t xml:space="preserve">CLÁUSULA DÉCIMA. SANCIONES EN CASO DE INCUMPLIMIENTO: Las partes de mutuo acuerdo y, de conformidad con lo dispuesto en el Estatuto General de Contratación Pública, establecemos las siguientes sanciones contractuales: I. MULTAS: En virtud del deber de control y vigilancia sobre el contrato, el CONTRATANTE tendrá la facultad de imponer al CONTRATISTA las multas pactadas en el contrato con el fin de conminarlo al cumplimiento de sus obligaciones, en los términos que establece la normativa vigente aplicable. Para tales efectos, las partes acuerdan que en caso de incumplimiento de alguna de las obligaciones adquiridas por el CONTRATISTA o cumplidas deficientemente o por fuera del término estipulado para cada obligación, se causará una multa equivalente hasta el uno por mil (1/1000) del valor total del contrato por cada día calendario transcurrido a partir de la fecha prevista para el cumplimiento de dichas obligaciones. La imposición de la multa atenderá los criterios de razonabilidad, proporcionalidad y gravedad de la obligación incumplida. Si pasaren más de treinta (30) días calendario sin que el (la) CONTRATISTA haya cumplido la actividad obligacional en mora, el CONTRATANTE podrá declarar la caducidad del presente contrato ya que la mora por más de treinta (30) días se considera un incumplimiento grave. Contra dicha resolución procede el recurso de reposición de conformidad con la normativa vigente aplicable. II. CLAUSULA PENAL PECUNIARIA: En caso de </w:t>
+        <w:t xml:space="preserve">CLÁUSULA DÉCIMA. SANCIONES EN CASO DE INCUMPLIMIENTO: Las partes de mutuo acuerdo y, de conformidad con lo dispuesto en el Estatuto General de Contratación Pública, establecemos las siguientes sanciones contractuales: I. MULTAS: En virtud del deber de control y vigilancia sobre el contrato, el CONTRATANTE tendrá la facultad de imponer al CONTRATISTA las multas pactadas en el contrato con el fin de conminarlo al cumplimiento de sus obligaciones, en los términos que establece la normativa vigente aplicable. Para tales efectos, las partes acuerdan que en caso de incumplimiento de alguna de las obligaciones adquiridas por el CONTRATISTA o cumplidas deficientemente o por fuera del término estipulado para cada obligación, se causará una multa equivalente hasta el uno por mil (1/1000) del valor total del contrato por cada día calendario transcurrido a partir de la fecha prevista para el cumplimiento de dichas obligaciones. La imposición de la multa atenderá los criterios de razonabilidad, proporcionalidad y gravedad de la obligación incumplida. Si pasaren más de treinta (30) días calendario sin que el (la) CONTRATISTA haya cumplido la actividad obligacional en mora, el CONTRATANTE podrá declarar la caducidad del presente contrato ya que la mora por más de treinta (30) días se considera un incumplimiento grave. Contra dicha resolución procede el recurso de reposición de conformidad con la normativa vigente aplicable. II. CLAUSULA PENAL PECUNIARIA: En caso de declaratoria de incumplimiento el CONTRATISTA pagará al CONTRATANTE a título de Cláusula Penal Pecuniaria una suma equivalente al diez por ciento (10%) del valor total </w:t>
       </w:r>
       <w:r>
         <w:rPr>
@@ -868,7 +840,7 @@
           <w:szCs w:val="24"/>
         </w:rPr>
         <w:lastRenderedPageBreak/>
-        <w:t>declaratoria de incumplimiento el CONTRATISTA pagará al CONTRATANTE a título de Cláusula Penal Pecuniaria una suma equivalente al diez por ciento (10%) del valor total del Contrato de Prestación de Servicios. III. CADUCIDAD ADMINISTRATIVA: El CONTRATANTE podrá declarar la caducidad del contrato cuando se presenten hechos constitutivos de incumplimiento de las obligaciones a cargo del CONTRATISTA que afecten en forma grave y directa la ejecución del contrato y se evidencie que puede generar su paralización (normativa vigente aplicable), dará lugar a la declaratoria de caducidad del contrato el incumplimiento de la obligación de informar inmediatamente al CONTRATANTE , sobre la ocurrencia de peticiones o amenazas de quienes actúan por fuera de la Ley, con el objetivo de obligarlos a hacer u omitir algún acto o hecho y por las causales a que se refiere la  normativa vigente aplicable. Se entiende como incumplimiento grave la sistemática omisión en la respuesta o atención de las obligaciones a su cargo. En caso de producirse la declaratoria de caducidad, no habrá lugar a la indemnización para el CONTRATISTA quien se hará acreedor a las sanciones e inhabilidades establecidas en la normativa vigente aplicable.  La resolución de caducidad se notificará personalmente al CONTRATISTA o a su representante o apoderado conforme al Código de Procedimiento Administrativo y de lo Contencioso Administrativo (Ley 1437 de 2011). Contra la resolución de caducidad procede el recurso de reposición en los términos consagrados en la normativa vigente aplicable. PARÁGRAFO: Para la imposición de las sanciones contractuales descritas en esta cláusula se deberá seguir el procedimiento mínimo que garantice el debido proceso acorde a la normativa vigente aplicable.</w:t>
+        <w:t>del Contrato de Prestación de Servicios. III. CADUCIDAD ADMINISTRATIVA: El CONTRATANTE podrá declarar la caducidad del contrato cuando se presenten hechos constitutivos de incumplimiento de las obligaciones a cargo del CONTRATISTA que afecten en forma grave y directa la ejecución del contrato y se evidencie que puede generar su paralización (normativa vigente aplicable), dará lugar a la declaratoria de caducidad del contrato el incumplimiento de la obligación de informar inmediatamente al CONTRATANTE , sobre la ocurrencia de peticiones o amenazas de quienes actúan por fuera de la Ley, con el objetivo de obligarlos a hacer u omitir algún acto o hecho y por las causales a que se refiere la  normativa vigente aplicable. Se entiende como incumplimiento grave la sistemática omisión en la respuesta o atención de las obligaciones a su cargo. En caso de producirse la declaratoria de caducidad, no habrá lugar a la indemnización para el CONTRATISTA quien se hará acreedor a las sanciones e inhabilidades establecidas en la normativa vigente aplicable.  La resolución de caducidad se notificará personalmente al CONTRATISTA o a su representante o apoderado conforme al Código de Procedimiento Administrativo y de lo Contencioso Administrativo (Ley 1437 de 2011). Contra la resolución de caducidad procede el recurso de reposición en los términos consagrados en la normativa vigente aplicable. PARÁGRAFO: Para la imposición de las sanciones contractuales descritas en esta cláusula se deberá seguir el procedimiento mínimo que garantice el debido proceso acorde a la normativa vigente aplicable.</w:t>
       </w:r>
     </w:p>
     <w:p>
@@ -2143,7 +2115,7 @@
         <w:sz w:val="16"/>
         <w:szCs w:val="16"/>
       </w:rPr>
-      <w:t>1</w:t>
+      <w:t>6</w:t>
     </w:r>
     <w:r>
       <w:rPr>
@@ -7812,7 +7784,7 @@
   <a:extraClrSchemeLst/>
   <a:extLst>
     <a:ext uri="{05A4C25C-085E-4340-85A3-A5531E510DB2}">
-      <thm15:themeFamily xmlns:thm15="http://schemas.microsoft.com/office/thememl/2012/main" xmlns="" name="Office Theme" id="{62F939B6-93AF-4DB8-9C6B-D6C7DFDC589F}" vid="{4A3C46E8-61CC-4603-A589-7422A47A8E4A}"/>
+      <thm15:themeFamily xmlns="" xmlns:thm15="http://schemas.microsoft.com/office/thememl/2012/main" name="Office Theme" id="{62F939B6-93AF-4DB8-9C6B-D6C7DFDC589F}" vid="{4A3C46E8-61CC-4603-A589-7422A47A8E4A}"/>
     </a:ext>
   </a:extLst>
 </a:theme>
@@ -7838,7 +7810,7 @@
 </file>
 
 <file path=customXml/itemProps2.xml><?xml version="1.0" encoding="utf-8"?>
-<ds:datastoreItem xmlns:ds="http://schemas.openxmlformats.org/officeDocument/2006/customXml" ds:itemID="{FA0EA80C-D614-4F4E-9B94-6927AD6B7BB4}">
+<ds:datastoreItem xmlns:ds="http://schemas.openxmlformats.org/officeDocument/2006/customXml" ds:itemID="{CF0E251B-F884-4F99-A570-7B8078758966}">
   <ds:schemaRefs>
     <ds:schemaRef ds:uri="http://schemas.openxmlformats.org/officeDocument/2006/bibliography"/>
   </ds:schemaRefs>

--- a/plantillas/INVERSION_5_COMPLEMENTO_CONTRATO_IVA.docx
+++ b/plantillas/INVERSION_5_COMPLEMENTO_CONTRATO_IVA.docx
@@ -25,7 +25,7 @@
           <w:sz w:val="24"/>
           <w:szCs w:val="24"/>
         </w:rPr>
-        <w:t>${TIPO_CONTRATO</w:t>
+        <w:t>${TIPO_CONTRATO}</w:t>
       </w:r>
       <w:bookmarkStart w:id="0" w:name="_GoBack"/>
       <w:bookmarkEnd w:id="0"/>
@@ -2115,7 +2115,7 @@
         <w:sz w:val="16"/>
         <w:szCs w:val="16"/>
       </w:rPr>
-      <w:t>6</w:t>
+      <w:t>1</w:t>
     </w:r>
     <w:r>
       <w:rPr>
@@ -7784,7 +7784,7 @@
   <a:extraClrSchemeLst/>
   <a:extLst>
     <a:ext uri="{05A4C25C-085E-4340-85A3-A5531E510DB2}">
-      <thm15:themeFamily xmlns="" xmlns:thm15="http://schemas.microsoft.com/office/thememl/2012/main" name="Office Theme" id="{62F939B6-93AF-4DB8-9C6B-D6C7DFDC589F}" vid="{4A3C46E8-61CC-4603-A589-7422A47A8E4A}"/>
+      <thm15:themeFamily xmlns:thm15="http://schemas.microsoft.com/office/thememl/2012/main" xmlns="" name="Office Theme" id="{62F939B6-93AF-4DB8-9C6B-D6C7DFDC589F}" vid="{4A3C46E8-61CC-4603-A589-7422A47A8E4A}"/>
     </a:ext>
   </a:extLst>
 </a:theme>
@@ -7810,7 +7810,7 @@
 </file>
 
 <file path=customXml/itemProps2.xml><?xml version="1.0" encoding="utf-8"?>
-<ds:datastoreItem xmlns:ds="http://schemas.openxmlformats.org/officeDocument/2006/customXml" ds:itemID="{CF0E251B-F884-4F99-A570-7B8078758966}">
+<ds:datastoreItem xmlns:ds="http://schemas.openxmlformats.org/officeDocument/2006/customXml" ds:itemID="{20A1987D-1B10-45A2-91A1-FE5BD2FCCDEE}">
   <ds:schemaRefs>
     <ds:schemaRef ds:uri="http://schemas.openxmlformats.org/officeDocument/2006/bibliography"/>
   </ds:schemaRefs>

--- a/plantillas/INVERSION_5_COMPLEMENTO_CONTRATO_IVA.docx
+++ b/plantillas/INVERSION_5_COMPLEMENTO_CONTRATO_IVA.docx
@@ -9,6 +9,7 @@
           <w:rFonts w:ascii="Arial" w:eastAsia="Arial" w:hAnsi="Arial" w:cs="Arial"/>
           <w:sz w:val="24"/>
           <w:szCs w:val="24"/>
+          <w:highlight w:val="green"/>
         </w:rPr>
       </w:pPr>
       <w:r>
@@ -27,219 +28,173 @@
         </w:rPr>
         <w:t>${TIPO_CONTRATO}</w:t>
       </w:r>
-      <w:bookmarkStart w:id="0" w:name="_GoBack"/>
+    </w:p>
+    <w:p>
+      <w:pPr>
+        <w:jc w:val="center"/>
+        <w:rPr>
+          <w:rFonts w:ascii="Arial" w:eastAsia="Arial" w:hAnsi="Arial" w:cs="Arial"/>
+          <w:sz w:val="24"/>
+          <w:szCs w:val="24"/>
+        </w:rPr>
+      </w:pPr>
+    </w:p>
+    <w:p>
+      <w:pPr>
+        <w:jc w:val="center"/>
+        <w:rPr>
+          <w:rFonts w:ascii="Arial" w:eastAsia="Arial" w:hAnsi="Arial" w:cs="Arial"/>
+          <w:sz w:val="24"/>
+          <w:szCs w:val="24"/>
+        </w:rPr>
+      </w:pPr>
+      <w:r>
+        <w:rPr>
+          <w:rFonts w:ascii="Arial" w:eastAsia="Arial" w:hAnsi="Arial" w:cs="Arial"/>
+          <w:sz w:val="24"/>
+          <w:szCs w:val="24"/>
+        </w:rPr>
+        <w:t>CONTRATO No. {{NUMERO_CONTRATO}}</w:t>
+      </w:r>
+    </w:p>
+    <w:p>
+      <w:pPr>
+        <w:tabs>
+          <w:tab w:val="left" w:pos="8595"/>
+        </w:tabs>
+        <w:jc w:val="both"/>
+        <w:rPr>
+          <w:rFonts w:ascii="Arial" w:eastAsia="Arial" w:hAnsi="Arial" w:cs="Arial"/>
+          <w:sz w:val="24"/>
+          <w:szCs w:val="24"/>
+        </w:rPr>
+      </w:pPr>
+      <w:r>
+        <w:rPr>
+          <w:rFonts w:ascii="Arial" w:eastAsia="Arial" w:hAnsi="Arial" w:cs="Arial"/>
+          <w:sz w:val="24"/>
+          <w:szCs w:val="24"/>
+        </w:rPr>
+        <w:tab/>
+      </w:r>
+    </w:p>
+    <w:p>
+      <w:pPr>
+        <w:jc w:val="both"/>
+        <w:rPr>
+          <w:rFonts w:ascii="Arial" w:eastAsia="Arial" w:hAnsi="Arial" w:cs="Arial"/>
+          <w:sz w:val="24"/>
+          <w:szCs w:val="24"/>
+        </w:rPr>
+      </w:pPr>
+      <w:r>
+        <w:rPr>
+          <w:rFonts w:ascii="Arial" w:eastAsia="Arial" w:hAnsi="Arial" w:cs="Arial"/>
+          <w:sz w:val="24"/>
+          <w:szCs w:val="24"/>
+        </w:rPr>
+        <w:t>Nombre del contratista: {{CONTRATISTA_NOMBRE}}</w:t>
+      </w:r>
+    </w:p>
+    <w:p>
+      <w:pPr>
+        <w:jc w:val="both"/>
+        <w:rPr>
+          <w:rFonts w:ascii="Arial" w:eastAsia="Arial" w:hAnsi="Arial" w:cs="Arial"/>
+          <w:sz w:val="24"/>
+          <w:szCs w:val="24"/>
+        </w:rPr>
+      </w:pPr>
+      <w:r>
+        <w:rPr>
+          <w:rFonts w:ascii="Arial" w:eastAsia="Arial" w:hAnsi="Arial" w:cs="Arial"/>
+          <w:sz w:val="24"/>
+          <w:szCs w:val="24"/>
+        </w:rPr>
+        <w:t>Documento de identificación: {{CONTRATISTA_CEDULA}}</w:t>
+      </w:r>
+    </w:p>
+    <w:p>
+      <w:pPr>
+        <w:jc w:val="center"/>
+        <w:rPr>
+          <w:rFonts w:ascii="Arial" w:eastAsia="Arial" w:hAnsi="Arial" w:cs="Arial"/>
+          <w:sz w:val="24"/>
+          <w:szCs w:val="24"/>
+        </w:rPr>
+      </w:pPr>
+    </w:p>
+    <w:p>
+      <w:pPr>
+        <w:jc w:val="center"/>
+        <w:rPr>
+          <w:rFonts w:ascii="Arial" w:eastAsia="Arial" w:hAnsi="Arial" w:cs="Arial"/>
+          <w:sz w:val="24"/>
+          <w:szCs w:val="24"/>
+        </w:rPr>
+      </w:pPr>
+      <w:r>
+        <w:rPr>
+          <w:rFonts w:ascii="Arial" w:eastAsia="Arial" w:hAnsi="Arial" w:cs="Arial"/>
+          <w:sz w:val="24"/>
+          <w:szCs w:val="24"/>
+        </w:rPr>
+        <w:t>CLÁUSULAS COMPLEMENTARIAS</w:t>
+      </w:r>
+    </w:p>
+    <w:p>
+      <w:pPr>
+        <w:jc w:val="center"/>
+      </w:pPr>
+    </w:p>
+    <w:p>
+      <w:pPr>
+        <w:tabs>
+          <w:tab w:val="left" w:pos="1239"/>
+        </w:tabs>
+        <w:jc w:val="both"/>
+        <w:rPr>
+          <w:rFonts w:ascii="Arial" w:eastAsia="Arial" w:hAnsi="Arial" w:cs="Arial"/>
+          <w:sz w:val="24"/>
+          <w:szCs w:val="24"/>
+        </w:rPr>
+      </w:pPr>
+      <w:r>
+        <w:rPr>
+          <w:rFonts w:ascii="Arial" w:eastAsia="Arial" w:hAnsi="Arial" w:cs="Arial"/>
+          <w:sz w:val="24"/>
+          <w:szCs w:val="24"/>
+        </w:rPr>
+        <w:t>CLÁUSULA PRIMERA. ALCANCE DEL OBJETO CONTRACTUAL Y OBLIGACIONES ESPECÍFICAS DEL CONTRATISTA: Además de los deberes señalados en la normativa vigente aplicable y de las actividades derivadas de la ley y de la naturaleza del presente contrato de prestación de servicios, el CONTRATISTA tiene las siguientes obligaciones específicas: {{ACTIVIDADES_CONTRACTUALES}}.</w:t>
+      </w:r>
+    </w:p>
+    <w:p>
+      <w:pPr>
+        <w:tabs>
+          <w:tab w:val="left" w:pos="1239"/>
+        </w:tabs>
+        <w:jc w:val="both"/>
+        <w:rPr>
+          <w:rFonts w:ascii="Arial" w:eastAsia="Arial" w:hAnsi="Arial" w:cs="Arial"/>
+          <w:sz w:val="24"/>
+          <w:szCs w:val="24"/>
+        </w:rPr>
+      </w:pPr>
+    </w:p>
+    <w:p>
+      <w:pPr>
+        <w:tabs>
+          <w:tab w:val="left" w:pos="1239"/>
+        </w:tabs>
+        <w:jc w:val="both"/>
+        <w:rPr>
+          <w:rFonts w:ascii="Arial" w:eastAsia="Arial" w:hAnsi="Arial" w:cs="Arial"/>
+          <w:sz w:val="24"/>
+          <w:szCs w:val="24"/>
+        </w:rPr>
+      </w:pPr>
+      <w:bookmarkStart w:id="0" w:name="_43pguoxxgivk" w:colFirst="0" w:colLast="0"/>
       <w:bookmarkEnd w:id="0"/>
-    </w:p>
-    <w:p>
-      <w:pPr>
-        <w:jc w:val="center"/>
-        <w:rPr>
-          <w:rFonts w:ascii="Arial" w:eastAsia="Arial" w:hAnsi="Arial" w:cs="Arial"/>
-          <w:sz w:val="24"/>
-          <w:szCs w:val="24"/>
-        </w:rPr>
-      </w:pPr>
-    </w:p>
-    <w:p>
-      <w:pPr>
-        <w:jc w:val="center"/>
-        <w:rPr>
-          <w:rFonts w:ascii="Arial" w:eastAsia="Arial" w:hAnsi="Arial" w:cs="Arial"/>
-          <w:sz w:val="24"/>
-          <w:szCs w:val="24"/>
-        </w:rPr>
-      </w:pPr>
-      <w:r>
-        <w:rPr>
-          <w:rFonts w:ascii="Arial" w:eastAsia="Arial" w:hAnsi="Arial" w:cs="Arial"/>
-          <w:sz w:val="24"/>
-          <w:szCs w:val="24"/>
-        </w:rPr>
-        <w:t xml:space="preserve">CONTRATO No. </w:t>
-      </w:r>
-      <w:r>
-        <w:rPr>
-          <w:rFonts w:ascii="Arial" w:eastAsia="Arial" w:hAnsi="Arial" w:cs="Arial"/>
-          <w:noProof/>
-          <w:sz w:val="24"/>
-          <w:szCs w:val="24"/>
-        </w:rPr>
-        <w:t>{{NUMERO_CONTRATO}}</w:t>
-      </w:r>
-    </w:p>
-    <w:p>
-      <w:pPr>
-        <w:tabs>
-          <w:tab w:val="left" w:pos="8595"/>
-        </w:tabs>
-        <w:jc w:val="both"/>
-        <w:rPr>
-          <w:rFonts w:ascii="Arial" w:eastAsia="Arial" w:hAnsi="Arial" w:cs="Arial"/>
-          <w:sz w:val="24"/>
-          <w:szCs w:val="24"/>
-        </w:rPr>
-      </w:pPr>
-      <w:r>
-        <w:rPr>
-          <w:rFonts w:ascii="Arial" w:eastAsia="Arial" w:hAnsi="Arial" w:cs="Arial"/>
-          <w:sz w:val="24"/>
-          <w:szCs w:val="24"/>
-        </w:rPr>
-        <w:tab/>
-      </w:r>
-    </w:p>
-    <w:p>
-      <w:pPr>
-        <w:jc w:val="both"/>
-        <w:rPr>
-          <w:rFonts w:ascii="Arial" w:eastAsia="Arial" w:hAnsi="Arial" w:cs="Arial"/>
-          <w:sz w:val="24"/>
-          <w:szCs w:val="24"/>
-        </w:rPr>
-      </w:pPr>
-      <w:r>
-        <w:rPr>
-          <w:rFonts w:ascii="Arial" w:eastAsia="Arial" w:hAnsi="Arial" w:cs="Arial"/>
-          <w:sz w:val="24"/>
-          <w:szCs w:val="24"/>
-        </w:rPr>
-        <w:t xml:space="preserve">Nombre del contratista: </w:t>
-      </w:r>
-      <w:r>
-        <w:rPr>
-          <w:rFonts w:ascii="Arial" w:eastAsia="Arial" w:hAnsi="Arial" w:cs="Arial"/>
-          <w:noProof/>
-          <w:sz w:val="24"/>
-          <w:szCs w:val="24"/>
-        </w:rPr>
-        <w:t>{{CONTRATISTA_NOMBRE}}</w:t>
-      </w:r>
-    </w:p>
-    <w:p>
-      <w:pPr>
-        <w:jc w:val="both"/>
-        <w:rPr>
-          <w:rFonts w:ascii="Arial" w:eastAsia="Arial" w:hAnsi="Arial" w:cs="Arial"/>
-          <w:sz w:val="24"/>
-          <w:szCs w:val="24"/>
-        </w:rPr>
-      </w:pPr>
-      <w:r>
-        <w:rPr>
-          <w:rFonts w:ascii="Arial" w:eastAsia="Arial" w:hAnsi="Arial" w:cs="Arial"/>
-          <w:sz w:val="24"/>
-          <w:szCs w:val="24"/>
-        </w:rPr>
-        <w:t xml:space="preserve">Documento de identificación: </w:t>
-      </w:r>
-      <w:r>
-        <w:rPr>
-          <w:rFonts w:ascii="Arial" w:eastAsia="Arial" w:hAnsi="Arial" w:cs="Arial"/>
-          <w:noProof/>
-          <w:sz w:val="24"/>
-          <w:szCs w:val="24"/>
-        </w:rPr>
-        <w:t>{{CONTRATISTA_CEDULA}}</w:t>
-      </w:r>
-    </w:p>
-    <w:p>
-      <w:pPr>
-        <w:jc w:val="center"/>
-        <w:rPr>
-          <w:rFonts w:ascii="Arial" w:eastAsia="Arial" w:hAnsi="Arial" w:cs="Arial"/>
-          <w:sz w:val="24"/>
-          <w:szCs w:val="24"/>
-        </w:rPr>
-      </w:pPr>
-    </w:p>
-    <w:p>
-      <w:pPr>
-        <w:jc w:val="center"/>
-        <w:rPr>
-          <w:rFonts w:ascii="Arial" w:eastAsia="Arial" w:hAnsi="Arial" w:cs="Arial"/>
-          <w:sz w:val="24"/>
-          <w:szCs w:val="24"/>
-        </w:rPr>
-      </w:pPr>
-      <w:r>
-        <w:rPr>
-          <w:rFonts w:ascii="Arial" w:eastAsia="Arial" w:hAnsi="Arial" w:cs="Arial"/>
-          <w:sz w:val="24"/>
-          <w:szCs w:val="24"/>
-        </w:rPr>
-        <w:t>CLÁUSULAS COMPLEMENTARIAS</w:t>
-      </w:r>
-    </w:p>
-    <w:p>
-      <w:pPr>
-        <w:jc w:val="center"/>
-      </w:pPr>
-    </w:p>
-    <w:p>
-      <w:pPr>
-        <w:tabs>
-          <w:tab w:val="left" w:pos="1239"/>
-        </w:tabs>
-        <w:jc w:val="both"/>
-        <w:rPr>
-          <w:rFonts w:ascii="Arial" w:eastAsia="Arial" w:hAnsi="Arial" w:cs="Arial"/>
-          <w:noProof/>
-          <w:sz w:val="24"/>
-          <w:szCs w:val="24"/>
-        </w:rPr>
-      </w:pPr>
-      <w:r>
-        <w:rPr>
-          <w:rFonts w:ascii="Arial" w:eastAsia="Arial" w:hAnsi="Arial" w:cs="Arial"/>
-          <w:sz w:val="24"/>
-          <w:szCs w:val="24"/>
-        </w:rPr>
-        <w:t xml:space="preserve">CLÁUSULA PRIMERA. ALCANCE DEL OBJETO CONTRACTUAL Y OBLIGACIONES ESPECÍFICAS DEL CONTRATISTA: Además de los deberes señalados en la normativa vigente aplicable y de las actividades derivadas de la ley y de la naturaleza del presente contrato de prestación de servicios, el CONTRATISTA tiene las siguientes obligaciones específicas: </w:t>
-      </w:r>
-      <w:r>
-        <w:rPr>
-          <w:rFonts w:ascii="Arial" w:eastAsia="Arial" w:hAnsi="Arial" w:cs="Arial"/>
-          <w:noProof/>
-          <w:sz w:val="24"/>
-          <w:szCs w:val="24"/>
-        </w:rPr>
-        <w:t>{{ACTIVIDADES_CONTRACTUALES}}</w:t>
-      </w:r>
-      <w:r>
-        <w:rPr>
-          <w:rFonts w:ascii="Arial" w:eastAsia="Arial" w:hAnsi="Arial" w:cs="Arial"/>
-          <w:noProof/>
-          <w:sz w:val="24"/>
-          <w:szCs w:val="24"/>
-        </w:rPr>
-        <w:t>.</w:t>
-      </w:r>
-    </w:p>
-    <w:p>
-      <w:pPr>
-        <w:tabs>
-          <w:tab w:val="left" w:pos="1239"/>
-        </w:tabs>
-        <w:jc w:val="both"/>
-        <w:rPr>
-          <w:rFonts w:ascii="Arial" w:eastAsia="Arial" w:hAnsi="Arial" w:cs="Arial"/>
-          <w:sz w:val="24"/>
-          <w:szCs w:val="24"/>
-        </w:rPr>
-      </w:pPr>
-    </w:p>
-    <w:p>
-      <w:pPr>
-        <w:tabs>
-          <w:tab w:val="left" w:pos="1239"/>
-        </w:tabs>
-        <w:jc w:val="both"/>
-        <w:rPr>
-          <w:rFonts w:ascii="Arial" w:eastAsia="Arial" w:hAnsi="Arial" w:cs="Arial"/>
-          <w:sz w:val="24"/>
-          <w:szCs w:val="24"/>
-        </w:rPr>
-      </w:pPr>
       <w:r>
         <w:rPr>
           <w:rFonts w:ascii="Arial" w:eastAsia="Arial" w:hAnsi="Arial" w:cs="Arial"/>
@@ -260,7 +215,6 @@
       <w:r>
         <w:rPr>
           <w:rFonts w:ascii="Arial" w:eastAsia="Arial" w:hAnsi="Arial" w:cs="Arial"/>
-          <w:noProof/>
           <w:sz w:val="24"/>
           <w:szCs w:val="24"/>
         </w:rPr>
@@ -273,7 +227,27 @@
           <w:szCs w:val="24"/>
           <w:highlight w:val="yellow"/>
         </w:rPr>
-        <w:t xml:space="preserve"> incluido IVA, discriminados así: el valor antes de IVA </w:t>
+        <w:t xml:space="preserve"> incluido IVA, </w:t>
+      </w:r>
+      <w:proofErr w:type="gramStart"/>
+      <w:r>
+        <w:rPr>
+          <w:rFonts w:ascii="Arial" w:eastAsia="Arial" w:hAnsi="Arial" w:cs="Arial"/>
+          <w:sz w:val="24"/>
+          <w:szCs w:val="24"/>
+          <w:highlight w:val="yellow"/>
+        </w:rPr>
+        <w:t>discriminados</w:t>
+      </w:r>
+      <w:proofErr w:type="gramEnd"/>
+      <w:r>
+        <w:rPr>
+          <w:rFonts w:ascii="Arial" w:eastAsia="Arial" w:hAnsi="Arial" w:cs="Arial"/>
+          <w:sz w:val="24"/>
+          <w:szCs w:val="24"/>
+          <w:highlight w:val="yellow"/>
+        </w:rPr>
+        <w:t xml:space="preserve"> así: el valor antes de IVA </w:t>
       </w:r>
       <w:r>
         <w:rPr>
@@ -298,15 +272,7 @@
           <w:sz w:val="24"/>
           <w:szCs w:val="24"/>
         </w:rPr>
-        <w:t>(</w:t>
-      </w:r>
-      <w:r>
-        <w:rPr>
-          <w:rFonts w:ascii="Arial" w:eastAsia="Arial" w:hAnsi="Arial" w:cs="Arial"/>
-          <w:sz w:val="24"/>
-          <w:szCs w:val="24"/>
-        </w:rPr>
-        <w:t>{{VALOR_ANTES_IVA}}</w:t>
+        <w:t>({{VALOR_ANTES_IVA}}</w:t>
       </w:r>
       <w:r>
         <w:rPr>
@@ -340,15 +306,7 @@
           <w:sz w:val="24"/>
           <w:szCs w:val="24"/>
         </w:rPr>
-        <w:t>{</w:t>
-      </w:r>
-      <w:r>
-        <w:rPr>
-          <w:rFonts w:ascii="Arial" w:eastAsia="Arial" w:hAnsi="Arial" w:cs="Arial"/>
-          <w:sz w:val="24"/>
-          <w:szCs w:val="24"/>
-        </w:rPr>
-        <w:t>{VALOR_IVA}}</w:t>
+        <w:t>{{VALOR_IVA}}</w:t>
       </w:r>
       <w:r>
         <w:rPr>
@@ -396,7 +354,6 @@
       <w:r>
         <w:rPr>
           <w:rFonts w:ascii="Arial" w:eastAsia="Arial" w:hAnsi="Arial" w:cs="Arial"/>
-          <w:noProof/>
           <w:sz w:val="24"/>
           <w:szCs w:val="24"/>
         </w:rPr>
@@ -485,7 +442,43 @@
           <w:sz w:val="24"/>
           <w:szCs w:val="24"/>
         </w:rPr>
-        <w:t>, previa certificación de cumplimiento a satisfacción expedida por el supervisor del contrato. PARÁGRAFO I: Para la realización de los pagos, el CONTRATISTA deberá acreditar que se encuentra al día en el pago de aportes parafiscales relativos al sistema de seguridad social integral, así como los propios del Sena, ICBF y cajas de compensación familiar, cuando corresponda, conforme al normativa vigente aplicable. PARÁGRAFO II. En todo caso los pagos que se hagan durante la ejecución del presente contrato correspondiente a las obligaciones contractuales, se subordinan a la apropiación y disponibilidad presupuestal, ajustándose al Programa Anual mensualizado de Caja (PAC). PARÁGRAFO III: Para cumplir con las obligaciones fiscales que ordena la ley, el CONTRATANTE efectuará las retenciones que surjan del presente contrato, cuando a ello haya lugar, las cuales estarán a cargo del CONTRATISTA.</w:t>
+        <w:t xml:space="preserve">, previa certificación de cumplimiento a satisfacción expedida por el supervisor del contrato. PARÁGRAFO I: Para la realización de los pagos, el CONTRATISTA deberá acreditar que se encuentra al día en el pago de aportes parafiscales relativos al sistema de seguridad social integral, así como los propios del Sena, ICBF y cajas de compensación familiar, cuando corresponda, conforme </w:t>
+      </w:r>
+      <w:proofErr w:type="gramStart"/>
+      <w:r>
+        <w:rPr>
+          <w:rFonts w:ascii="Arial" w:eastAsia="Arial" w:hAnsi="Arial" w:cs="Arial"/>
+          <w:sz w:val="24"/>
+          <w:szCs w:val="24"/>
+        </w:rPr>
+        <w:t>al</w:t>
+      </w:r>
+      <w:proofErr w:type="gramEnd"/>
+      <w:r>
+        <w:rPr>
+          <w:rFonts w:ascii="Arial" w:eastAsia="Arial" w:hAnsi="Arial" w:cs="Arial"/>
+          <w:sz w:val="24"/>
+          <w:szCs w:val="24"/>
+        </w:rPr>
+        <w:t xml:space="preserve"> normativa vigente aplicable. PARÁGRAFO II. En todo caso los pagos que se hagan durante la ejecución del presente contrato correspondiente a las obligaciones contractuales, se subordinan a la apropiación y disponibilidad presupuestal, ajustándose al Programa Anual </w:t>
+      </w:r>
+      <w:proofErr w:type="spellStart"/>
+      <w:r>
+        <w:rPr>
+          <w:rFonts w:ascii="Arial" w:eastAsia="Arial" w:hAnsi="Arial" w:cs="Arial"/>
+          <w:sz w:val="24"/>
+          <w:szCs w:val="24"/>
+        </w:rPr>
+        <w:t>mensualizado</w:t>
+      </w:r>
+      <w:proofErr w:type="spellEnd"/>
+      <w:r>
+        <w:rPr>
+          <w:rFonts w:ascii="Arial" w:eastAsia="Arial" w:hAnsi="Arial" w:cs="Arial"/>
+          <w:sz w:val="24"/>
+          <w:szCs w:val="24"/>
+        </w:rPr>
+        <w:t xml:space="preserve"> de Caja (PAC). PARÁGRAFO III: Para cumplir con las obligaciones fiscales que ordena la ley, el CONTRATANTE efectuará las retenciones que surjan del presente contrato, cuando a ello haya lugar, las cuales estarán a cargo del CONTRATISTA.</w:t>
       </w:r>
     </w:p>
     <w:p>
@@ -700,7 +693,25 @@
           <w:sz w:val="24"/>
           <w:szCs w:val="24"/>
         </w:rPr>
-        <w:t>CLÁUSULA SEXTA.  AFILIACIÓN AL SISTEMA DE SEGURIDAD SOCIAL Y ARL. El CONTRATISTA se obliga a mantener al día el pago correspondiente a los sistemas de seguridad social en salud, pensiones y ARL de acuerdo con las bases de cotización establecidas en las normas vigentes. El CONTRATISTA antes de iniciar la ejecución contractual deberá informar al CONTRATANTE la EPS y la AFP a los cuales se encuentre afiliado. Igualmente, cuando el CONTRATISTA determine trasladarse de empresa promotora de salud (EPS) o de fondo de pensiones, deberá informar dicha situación al CONTRATANTE, con una antelación mínima de treinta (30) días a su ocurrencia. Al vencimiento del contrato, deberá adelantar los trámites correspondientes a los reportes de novedades a las entidades de salud y pensiones.</w:t>
+        <w:t xml:space="preserve">CLÁUSULA SEXTA.  AFILIACIÓN AL SISTEMA DE SEGURIDAD SOCIAL Y ARL. El CONTRATISTA se obliga a mantener al día el pago correspondiente a los sistemas de seguridad social en salud, pensiones y ARL de acuerdo con las bases de cotización establecidas en las normas vigentes. El CONTRATISTA antes de iniciar la ejecución contractual deberá informar al CONTRATANTE la EPS y la AFP a los cuales se encuentre </w:t>
+      </w:r>
+      <w:proofErr w:type="gramStart"/>
+      <w:r>
+        <w:rPr>
+          <w:rFonts w:ascii="Arial" w:eastAsia="Arial" w:hAnsi="Arial" w:cs="Arial"/>
+          <w:sz w:val="24"/>
+          <w:szCs w:val="24"/>
+        </w:rPr>
+        <w:t>afiliado</w:t>
+      </w:r>
+      <w:proofErr w:type="gramEnd"/>
+      <w:r>
+        <w:rPr>
+          <w:rFonts w:ascii="Arial" w:eastAsia="Arial" w:hAnsi="Arial" w:cs="Arial"/>
+          <w:sz w:val="24"/>
+          <w:szCs w:val="24"/>
+        </w:rPr>
+        <w:t>. Igualmente, cuando el CONTRATISTA determine trasladarse de empresa promotora de salud (EPS) o de fondo de pensiones, deberá informar dicha situación al CONTRATANTE, con una antelación mínima de treinta (30) días a su ocurrencia. Al vencimiento del contrato, deberá adelantar los trámites correspondientes a los reportes de novedades a las entidades de salud y pensiones.</w:t>
       </w:r>
     </w:p>
     <w:p>
@@ -929,7 +940,7 @@
       <w:pPr>
         <w:numPr>
           <w:ilvl w:val="0"/>
-          <w:numId w:val="6"/>
+          <w:numId w:val="1"/>
         </w:numPr>
         <w:tabs>
           <w:tab w:val="left" w:pos="1239"/>
@@ -969,7 +980,7 @@
       <w:pPr>
         <w:numPr>
           <w:ilvl w:val="0"/>
-          <w:numId w:val="6"/>
+          <w:numId w:val="1"/>
         </w:numPr>
         <w:tabs>
           <w:tab w:val="left" w:pos="1239"/>
@@ -1009,7 +1020,7 @@
       <w:pPr>
         <w:numPr>
           <w:ilvl w:val="0"/>
-          <w:numId w:val="6"/>
+          <w:numId w:val="1"/>
         </w:numPr>
         <w:tabs>
           <w:tab w:val="left" w:pos="1239"/>
@@ -1048,7 +1059,7 @@
       <w:pPr>
         <w:numPr>
           <w:ilvl w:val="0"/>
-          <w:numId w:val="6"/>
+          <w:numId w:val="1"/>
         </w:numPr>
         <w:tabs>
           <w:tab w:val="left" w:pos="1239"/>
@@ -1087,7 +1098,7 @@
       <w:pPr>
         <w:numPr>
           <w:ilvl w:val="0"/>
-          <w:numId w:val="7"/>
+          <w:numId w:val="2"/>
         </w:numPr>
         <w:tabs>
           <w:tab w:val="left" w:pos="1239"/>
@@ -1113,7 +1124,7 @@
       <w:pPr>
         <w:numPr>
           <w:ilvl w:val="0"/>
-          <w:numId w:val="7"/>
+          <w:numId w:val="2"/>
         </w:numPr>
         <w:tabs>
           <w:tab w:val="left" w:pos="1239"/>
@@ -1153,7 +1164,7 @@
       <w:pPr>
         <w:numPr>
           <w:ilvl w:val="0"/>
-          <w:numId w:val="6"/>
+          <w:numId w:val="1"/>
         </w:numPr>
         <w:tabs>
           <w:tab w:val="left" w:pos="1239"/>
@@ -1587,9 +1598,63 @@
           <w:sz w:val="24"/>
           <w:szCs w:val="24"/>
         </w:rPr>
+      </w:pPr>
+    </w:p>
+    <w:p>
+      <w:pPr>
+        <w:jc w:val="both"/>
+        <w:rPr>
+          <w:rFonts w:ascii="Arial" w:eastAsia="Arial" w:hAnsi="Arial" w:cs="Arial"/>
+          <w:sz w:val="24"/>
+          <w:szCs w:val="24"/>
+        </w:rPr>
+      </w:pPr>
+      <w:r>
+        <w:rPr>
+          <w:rFonts w:ascii="Arial" w:eastAsia="Arial" w:hAnsi="Arial" w:cs="Arial"/>
+          <w:sz w:val="24"/>
+          <w:szCs w:val="24"/>
+        </w:rPr>
+        <w:t>(FIRMADO ELECTRÓNICAMENTE)</w:t>
+      </w:r>
+      <w:r>
+        <w:rPr>
+          <w:rFonts w:ascii="Arial" w:eastAsia="Arial" w:hAnsi="Arial" w:cs="Arial"/>
+          <w:sz w:val="24"/>
+          <w:szCs w:val="24"/>
+        </w:rPr>
+        <w:tab/>
+      </w:r>
+      <w:r>
+        <w:rPr>
+          <w:rFonts w:ascii="Arial" w:eastAsia="Arial" w:hAnsi="Arial" w:cs="Arial"/>
+          <w:sz w:val="24"/>
+          <w:szCs w:val="24"/>
+        </w:rPr>
+        <w:tab/>
+      </w:r>
+      <w:r>
+        <w:rPr>
+          <w:rFonts w:ascii="Arial" w:eastAsia="Arial" w:hAnsi="Arial" w:cs="Arial"/>
+          <w:sz w:val="24"/>
+          <w:szCs w:val="24"/>
+        </w:rPr>
+        <w:t>(FIRMADO ELECTRÓNICAMENTE)</w:t>
+      </w:r>
+      <w:bookmarkStart w:id="1" w:name="_GoBack"/>
+      <w:bookmarkEnd w:id="1"/>
+    </w:p>
+    <w:p>
+      <w:pPr>
+        <w:jc w:val="both"/>
+        <w:rPr>
+          <w:rFonts w:ascii="Arial" w:eastAsia="Arial" w:hAnsi="Arial" w:cs="Arial"/>
+          <w:sz w:val="24"/>
+          <w:szCs w:val="24"/>
+        </w:rPr>
         <w:sectPr>
-          <w:headerReference w:type="default" r:id="rId10"/>
-          <w:footerReference w:type="default" r:id="rId11"/>
+          <w:headerReference w:type="default" r:id="rId8"/>
+          <w:footerReference w:type="default" r:id="rId9"/>
           <w:pgSz w:w="12242" w:h="15842"/>
           <w:pgMar w:top="1418" w:right="1418" w:bottom="1418" w:left="1418" w:header="850" w:footer="1020" w:gutter="0"/>
           <w:pgNumType w:start="1"/>
@@ -1662,7 +1727,6 @@
       <w:r>
         <w:rPr>
           <w:rFonts w:ascii="Arial" w:eastAsia="Arial" w:hAnsi="Arial" w:cs="Arial"/>
-          <w:noProof/>
           <w:sz w:val="24"/>
           <w:szCs w:val="24"/>
         </w:rPr>
@@ -1685,16 +1749,7 @@
           <w:sz w:val="24"/>
           <w:szCs w:val="24"/>
         </w:rPr>
-        <w:t xml:space="preserve">C.C. N° </w:t>
-      </w:r>
-      <w:r>
-        <w:rPr>
-          <w:rFonts w:ascii="Arial" w:eastAsia="Arial" w:hAnsi="Arial" w:cs="Arial"/>
-          <w:noProof/>
-          <w:sz w:val="24"/>
-          <w:szCs w:val="24"/>
-        </w:rPr>
-        <w:t>{{CONTRATISTA_CEDULA}}</w:t>
+        <w:t>C.C. N° {{CONTRATISTA_CEDULA}}</w:t>
       </w:r>
     </w:p>
     <w:p>
@@ -1800,32 +1855,16 @@
           <w:sz w:val="16"/>
           <w:szCs w:val="16"/>
         </w:rPr>
-        <w:t>Proyectó:</w:t>
-      </w:r>
-      <w:r>
+        <w:t>Proyectó: ${NOMBRE_PROYECTO} – ${CARGO_PROYECTO}</w:t>
+      </w:r>
+    </w:p>
+    <w:p>
+      <w:pPr>
         <w:rPr>
           <w:rFonts w:ascii="Arial" w:eastAsia="Arial" w:hAnsi="Arial" w:cs="Arial"/>
           <w:sz w:val="16"/>
           <w:szCs w:val="16"/>
         </w:rPr>
-        <w:t xml:space="preserve"> </w:t>
-      </w:r>
-      <w:r>
-        <w:rPr>
-          <w:rFonts w:ascii="Arial" w:eastAsia="Arial" w:hAnsi="Arial" w:cs="Arial"/>
-          <w:sz w:val="16"/>
-          <w:szCs w:val="16"/>
-        </w:rPr>
-        <w:t>${NOMBRE_PROYECTO} – ${CARGO_PROYECTO}</w:t>
-      </w:r>
-    </w:p>
-    <w:p>
-      <w:pPr>
-        <w:rPr>
-          <w:rFonts w:ascii="Arial" w:eastAsia="Arial" w:hAnsi="Arial" w:cs="Arial"/>
-          <w:sz w:val="16"/>
-          <w:szCs w:val="16"/>
-        </w:rPr>
       </w:pPr>
     </w:p>
     <w:p>
@@ -1884,20 +1923,9 @@
           <w:szCs w:val="24"/>
           <w:vertAlign w:val="superscript"/>
         </w:rPr>
-      </w:pPr>
-    </w:p>
-    <w:p>
-      <w:pPr>
-        <w:jc w:val="both"/>
-        <w:rPr>
-          <w:rFonts w:ascii="Arial" w:eastAsia="Arial" w:hAnsi="Arial" w:cs="Arial"/>
-          <w:sz w:val="24"/>
-          <w:szCs w:val="24"/>
-          <w:vertAlign w:val="superscript"/>
-        </w:rPr>
         <w:sectPr>
-          <w:headerReference w:type="default" r:id="rId12"/>
-          <w:footerReference w:type="default" r:id="rId13"/>
+          <w:headerReference w:type="default" r:id="rId10"/>
+          <w:footerReference w:type="default" r:id="rId11"/>
           <w:type w:val="continuous"/>
           <w:pgSz w:w="12242" w:h="15842"/>
           <w:pgMar w:top="1418" w:right="1418" w:bottom="1418" w:left="1418" w:header="850" w:footer="1020" w:gutter="0"/>
@@ -1921,8 +1949,8 @@
       </w:pPr>
     </w:p>
     <w:sectPr>
-      <w:headerReference w:type="default" r:id="rId14"/>
-      <w:footerReference w:type="default" r:id="rId15"/>
+      <w:headerReference w:type="default" r:id="rId12"/>
+      <w:footerReference w:type="default" r:id="rId13"/>
       <w:type w:val="continuous"/>
       <w:pgSz w:w="12242" w:h="15842"/>
       <w:pgMar w:top="1418" w:right="1418" w:bottom="1418" w:left="1418" w:header="850" w:footer="1020" w:gutter="0"/>
@@ -2115,7 +2143,7 @@
         <w:sz w:val="16"/>
         <w:szCs w:val="16"/>
       </w:rPr>
-      <w:t>1</w:t>
+      <w:t>10</w:t>
     </w:r>
     <w:r>
       <w:rPr>
@@ -2315,25 +2343,6 @@
         <w:sz w:val="16"/>
         <w:szCs w:val="16"/>
       </w:rPr>
-      <w:fldChar w:fldCharType="separate"/>
-    </w:r>
-    <w:r>
-      <w:rPr>
-        <w:rFonts w:ascii="Arial" w:eastAsia="Arial" w:hAnsi="Arial" w:cs="Arial"/>
-        <w:noProof/>
-        <w:color w:val="000000"/>
-        <w:sz w:val="16"/>
-        <w:szCs w:val="16"/>
-      </w:rPr>
-      <w:t>1</w:t>
-    </w:r>
-    <w:r>
-      <w:rPr>
-        <w:rFonts w:ascii="Arial" w:eastAsia="Arial" w:hAnsi="Arial" w:cs="Arial"/>
-        <w:color w:val="000000"/>
-        <w:sz w:val="16"/>
-        <w:szCs w:val="16"/>
-      </w:rPr>
       <w:fldChar w:fldCharType="end"/>
     </w:r>
     <w:r>
@@ -2497,25 +2506,6 @@
         <w:sz w:val="16"/>
         <w:szCs w:val="16"/>
       </w:rPr>
-      <w:fldChar w:fldCharType="separate"/>
-    </w:r>
-    <w:r>
-      <w:rPr>
-        <w:rFonts w:ascii="Arial" w:eastAsia="Arial" w:hAnsi="Arial" w:cs="Arial"/>
-        <w:noProof/>
-        <w:color w:val="000000"/>
-        <w:sz w:val="16"/>
-        <w:szCs w:val="16"/>
-      </w:rPr>
-      <w:t>1</w:t>
-    </w:r>
-    <w:r>
-      <w:rPr>
-        <w:rFonts w:ascii="Arial" w:eastAsia="Arial" w:hAnsi="Arial" w:cs="Arial"/>
-        <w:color w:val="000000"/>
-        <w:sz w:val="16"/>
-        <w:szCs w:val="16"/>
-      </w:rPr>
       <w:fldChar w:fldCharType="end"/>
     </w:r>
     <w:r>
@@ -2570,8 +2560,9 @@
   </w:p>
   <w:tbl>
     <w:tblPr>
+      <w:tblStyle w:val="a"/>
       <w:tblW w:w="9601" w:type="dxa"/>
-      <w:tblInd w:w="-108" w:type="dxa"/>
+      <w:tblInd w:w="-206" w:type="dxa"/>
       <w:tblBorders>
         <w:top w:val="single" w:sz="4" w:space="0" w:color="000001"/>
         <w:left w:val="single" w:sz="4" w:space="0" w:color="000001"/>
@@ -2634,10 +2625,10 @@
               <w:lang w:val="es-CO"/>
             </w:rPr>
             <w:drawing>
-              <wp:inline distT="0" distB="0" distL="0" distR="0" wp14:anchorId="5C3839CC" wp14:editId="740E2045">
+              <wp:inline distT="0" distB="0" distL="0" distR="0" wp14:anchorId="280068E6" wp14:editId="32C4F6DA">
                 <wp:extent cx="1076325" cy="833120"/>
                 <wp:effectExtent l="0" t="0" r="0" b="0"/>
-                <wp:docPr id="1192910855" name="image1.jpg" descr="escudo"/>
+                <wp:docPr id="2" name="image1.jpg" descr="escudo"/>
                 <wp:cNvGraphicFramePr/>
                 <a:graphic xmlns:a="http://schemas.openxmlformats.org/drawingml/2006/main">
                   <a:graphicData uri="http://schemas.openxmlformats.org/drawingml/2006/picture">
@@ -2700,13 +2691,11 @@
             <w:jc w:val="center"/>
             <w:rPr>
               <w:rFonts w:ascii="Arial" w:eastAsia="Arial" w:hAnsi="Arial" w:cs="Arial"/>
-              <w:lang w:val="es-CO"/>
             </w:rPr>
           </w:pPr>
           <w:r>
             <w:rPr>
               <w:rFonts w:ascii="Arial" w:eastAsia="Arial" w:hAnsi="Arial" w:cs="Arial"/>
-              <w:lang w:val="es-CO"/>
             </w:rPr>
             <w:t>GESTIÓN JURÍDICO ADMINISTRATIVA</w:t>
           </w:r>
@@ -2727,14 +2716,12 @@
             <w:jc w:val="center"/>
             <w:rPr>
               <w:color w:val="000000"/>
-              <w:lang w:val="es-CO"/>
             </w:rPr>
           </w:pPr>
           <w:r>
             <w:rPr>
               <w:rFonts w:ascii="Arial" w:eastAsia="Arial" w:hAnsi="Arial" w:cs="Arial"/>
               <w:color w:val="000000"/>
-              <w:lang w:val="es-CO"/>
             </w:rPr>
             <w:t>GESTION CONTRACTUAL</w:t>
           </w:r>
@@ -2772,14 +2759,12 @@
             <w:rPr>
               <w:rFonts w:ascii="Arial" w:eastAsia="Arial" w:hAnsi="Arial" w:cs="Arial"/>
               <w:color w:val="000000"/>
-              <w:lang w:val="es-CO"/>
             </w:rPr>
           </w:pPr>
           <w:r>
             <w:rPr>
               <w:rFonts w:ascii="Arial" w:eastAsia="Arial" w:hAnsi="Arial" w:cs="Arial"/>
               <w:color w:val="000000"/>
-              <w:lang w:val="es-CO"/>
             </w:rPr>
             <w:t>MODELO INTEGRADO DE PLANEACIÓN Y GESTIÓN</w:t>
           </w:r>
@@ -2803,14 +2788,12 @@
               <w:b/>
               <w:bCs/>
               <w:color w:val="000000"/>
-              <w:lang w:val="es-CO"/>
             </w:rPr>
           </w:pPr>
           <w:r>
             <w:rPr>
               <w:rFonts w:ascii="Arial" w:eastAsia="Arial" w:hAnsi="Arial" w:cs="Arial"/>
               <w:color w:val="000000"/>
-              <w:lang w:val="es-CO"/>
             </w:rPr>
             <w:t>(MIPG)</w:t>
           </w:r>
@@ -2820,7 +2803,6 @@
               <w:b/>
               <w:bCs/>
               <w:color w:val="000000"/>
-              <w:lang w:val="es-CO"/>
             </w:rPr>
             <w:t xml:space="preserve"> </w:t>
           </w:r>
@@ -2844,7 +2826,6 @@
               <w:b/>
               <w:bCs/>
               <w:color w:val="000000"/>
-              <w:lang w:val="es-CO"/>
             </w:rPr>
           </w:pPr>
         </w:p>
@@ -2864,7 +2845,6 @@
             <w:jc w:val="center"/>
             <w:rPr>
               <w:color w:val="000000"/>
-              <w:lang w:val="es-CO"/>
             </w:rPr>
           </w:pPr>
           <w:r>
@@ -2873,7 +2853,6 @@
               <w:color w:val="000000"/>
               <w:sz w:val="24"/>
               <w:szCs w:val="24"/>
-              <w:lang w:val="es-CO"/>
             </w:rPr>
             <w:t>COMPLEMENTO AL CONTRATO ELECTRÓNICO DE PRESTACIÓN DE SERVICIOS PROFESIONALES Y DE APOYO A LA GESTIÓN</w:t>
           </w:r>
@@ -2934,6 +2913,7 @@
         </w:tcPr>
         <w:p>
           <w:pPr>
+            <w:widowControl w:val="0"/>
             <w:pBdr>
               <w:top w:val="nil"/>
               <w:left w:val="nil"/>
@@ -2967,6 +2947,7 @@
         </w:tcPr>
         <w:p>
           <w:pPr>
+            <w:widowControl w:val="0"/>
             <w:pBdr>
               <w:top w:val="nil"/>
               <w:left w:val="nil"/>
@@ -3118,8 +3099,9 @@
   </w:p>
   <w:tbl>
     <w:tblPr>
+      <w:tblStyle w:val="a0"/>
       <w:tblW w:w="9640" w:type="dxa"/>
-      <w:tblInd w:w="-34" w:type="dxa"/>
+      <w:tblInd w:w="-149" w:type="dxa"/>
       <w:tblBorders>
         <w:top w:val="single" w:sz="4" w:space="0" w:color="000000"/>
         <w:left w:val="single" w:sz="4" w:space="0" w:color="000000"/>
@@ -3193,14 +3175,12 @@
             <w:rPr>
               <w:rFonts w:ascii="Arial" w:eastAsia="Arial" w:hAnsi="Arial" w:cs="Arial"/>
               <w:color w:val="000000"/>
-              <w:lang w:val="es-CO"/>
             </w:rPr>
           </w:pPr>
           <w:r>
             <w:rPr>
               <w:rFonts w:ascii="Arial" w:eastAsia="Arial" w:hAnsi="Arial" w:cs="Arial"/>
               <w:color w:val="000000"/>
-              <w:lang w:val="es-CO"/>
             </w:rPr>
             <w:t>MODELO INTEGRADO DE PLANEACIÓN Y GESTIÓN</w:t>
           </w:r>
@@ -3342,6 +3322,7 @@
         </w:tcPr>
         <w:p>
           <w:pPr>
+            <w:widowControl w:val="0"/>
             <w:pBdr>
               <w:top w:val="nil"/>
               <w:left w:val="nil"/>
@@ -3366,6 +3347,7 @@
         </w:tcPr>
         <w:p>
           <w:pPr>
+            <w:widowControl w:val="0"/>
             <w:pBdr>
               <w:top w:val="nil"/>
               <w:left w:val="nil"/>
@@ -3499,9 +3481,9 @@
   </w:p>
   <w:tbl>
     <w:tblPr>
-      <w:tblStyle w:val="af5"/>
+      <w:tblStyle w:val="a1"/>
       <w:tblW w:w="9640" w:type="dxa"/>
-      <w:tblInd w:w="-34" w:type="dxa"/>
+      <w:tblInd w:w="-149" w:type="dxa"/>
       <w:tblBorders>
         <w:top w:val="single" w:sz="4" w:space="0" w:color="000000"/>
         <w:left w:val="single" w:sz="4" w:space="0" w:color="000000"/>
@@ -3575,14 +3557,12 @@
             <w:rPr>
               <w:rFonts w:ascii="Arial" w:eastAsia="Arial" w:hAnsi="Arial" w:cs="Arial"/>
               <w:color w:val="000000"/>
-              <w:lang w:val="es-CO"/>
             </w:rPr>
           </w:pPr>
           <w:r>
             <w:rPr>
               <w:rFonts w:ascii="Arial" w:eastAsia="Arial" w:hAnsi="Arial" w:cs="Arial"/>
               <w:color w:val="000000"/>
-              <w:lang w:val="es-CO"/>
             </w:rPr>
             <w:t>MODELO INTEGRADO DE PLANEACIÓN Y GESTIÓN</w:t>
           </w:r>
@@ -3864,22 +3844,17 @@
 <file path=word/numbering.xml><?xml version="1.0" encoding="utf-8"?>
 <w:numbering xmlns:wpc="http://schemas.microsoft.com/office/word/2010/wordprocessingCanvas" xmlns:mc="http://schemas.openxmlformats.org/markup-compatibility/2006" xmlns:o="urn:schemas-microsoft-com:office:office" xmlns:r="http://schemas.openxmlformats.org/officeDocument/2006/relationships" xmlns:m="http://schemas.openxmlformats.org/officeDocument/2006/math" xmlns:v="urn:schemas-microsoft-com:vml" xmlns:wp14="http://schemas.microsoft.com/office/word/2010/wordprocessingDrawing" xmlns:wp="http://schemas.openxmlformats.org/drawingml/2006/wordprocessingDrawing" xmlns:w10="urn:schemas-microsoft-com:office:word" xmlns:w="http://schemas.openxmlformats.org/wordprocessingml/2006/main" xmlns:w14="http://schemas.microsoft.com/office/word/2010/wordml" xmlns:wpg="http://schemas.microsoft.com/office/word/2010/wordprocessingGroup" xmlns:wpi="http://schemas.microsoft.com/office/word/2010/wordprocessingInk" xmlns:wne="http://schemas.microsoft.com/office/word/2006/wordml" xmlns:wps="http://schemas.microsoft.com/office/word/2010/wordprocessingShape" mc:Ignorable="w14 wp14">
   <w:abstractNum w:abstractNumId="0">
-    <w:nsid w:val="0AEE08C1"/>
+    <w:nsid w:val="5B0D416F"/>
     <w:multiLevelType w:val="multilevel"/>
-    <w:tmpl w:val="13AC2BE8"/>
+    <w:tmpl w:val="DEECA8EC"/>
     <w:lvl w:ilvl="0">
       <w:start w:val="1"/>
-      <w:numFmt w:val="decimal"/>
+      <w:numFmt w:val="lowerLetter"/>
       <w:lvlText w:val="%1."/>
       <w:lvlJc w:val="left"/>
       <w:pPr>
         <w:ind w:left="720" w:hanging="360"/>
       </w:pPr>
-      <w:rPr>
-        <w:rFonts w:ascii="Arial" w:eastAsia="Arial" w:hAnsi="Arial" w:cs="Arial"/>
-        <w:sz w:val="20"/>
-        <w:szCs w:val="20"/>
-      </w:rPr>
     </w:lvl>
     <w:lvl w:ilvl="1">
       <w:start w:val="1"/>
@@ -3955,16 +3930,16 @@
     </w:lvl>
   </w:abstractNum>
   <w:abstractNum w:abstractNumId="1">
-    <w:nsid w:val="106D6687"/>
+    <w:nsid w:val="76CF450E"/>
     <w:multiLevelType w:val="multilevel"/>
-    <w:tmpl w:val="3FDC3318"/>
+    <w:tmpl w:val="E6F6024E"/>
     <w:lvl w:ilvl="0">
       <w:start w:val="1"/>
-      <w:numFmt w:val="lowerLetter"/>
-      <w:lvlText w:val="%1."/>
+      <w:numFmt w:val="lowerRoman"/>
+      <w:lvlText w:val="(%1)"/>
       <w:lvlJc w:val="left"/>
       <w:pPr>
-        <w:ind w:left="720" w:hanging="360"/>
+        <w:ind w:left="1080" w:hanging="720"/>
       </w:pPr>
     </w:lvl>
     <w:lvl w:ilvl="1">
@@ -4040,721 +4015,11 @@
       </w:pPr>
     </w:lvl>
   </w:abstractNum>
-  <w:abstractNum w:abstractNumId="2">
-    <w:nsid w:val="24644D8A"/>
-    <w:multiLevelType w:val="multilevel"/>
-    <w:tmpl w:val="C9960084"/>
-    <w:lvl w:ilvl="0">
-      <w:start w:val="1"/>
-      <w:numFmt w:val="lowerRoman"/>
-      <w:lvlText w:val="(%1)"/>
-      <w:lvlJc w:val="left"/>
-      <w:pPr>
-        <w:ind w:left="1080" w:hanging="720"/>
-      </w:pPr>
-    </w:lvl>
-    <w:lvl w:ilvl="1">
-      <w:start w:val="1"/>
-      <w:numFmt w:val="lowerLetter"/>
-      <w:lvlText w:val="%2."/>
-      <w:lvlJc w:val="left"/>
-      <w:pPr>
-        <w:ind w:left="1440" w:hanging="360"/>
-      </w:pPr>
-    </w:lvl>
-    <w:lvl w:ilvl="2">
-      <w:start w:val="1"/>
-      <w:numFmt w:val="lowerRoman"/>
-      <w:lvlText w:val="%3."/>
-      <w:lvlJc w:val="right"/>
-      <w:pPr>
-        <w:ind w:left="2160" w:hanging="180"/>
-      </w:pPr>
-    </w:lvl>
-    <w:lvl w:ilvl="3">
-      <w:start w:val="1"/>
-      <w:numFmt w:val="decimal"/>
-      <w:lvlText w:val="%4."/>
-      <w:lvlJc w:val="left"/>
-      <w:pPr>
-        <w:ind w:left="2880" w:hanging="360"/>
-      </w:pPr>
-    </w:lvl>
-    <w:lvl w:ilvl="4">
-      <w:start w:val="1"/>
-      <w:numFmt w:val="lowerLetter"/>
-      <w:lvlText w:val="%5."/>
-      <w:lvlJc w:val="left"/>
-      <w:pPr>
-        <w:ind w:left="3600" w:hanging="360"/>
-      </w:pPr>
-    </w:lvl>
-    <w:lvl w:ilvl="5">
-      <w:start w:val="1"/>
-      <w:numFmt w:val="lowerRoman"/>
-      <w:lvlText w:val="%6."/>
-      <w:lvlJc w:val="right"/>
-      <w:pPr>
-        <w:ind w:left="4320" w:hanging="180"/>
-      </w:pPr>
-    </w:lvl>
-    <w:lvl w:ilvl="6">
-      <w:start w:val="1"/>
-      <w:numFmt w:val="decimal"/>
-      <w:lvlText w:val="%7."/>
-      <w:lvlJc w:val="left"/>
-      <w:pPr>
-        <w:ind w:left="5040" w:hanging="360"/>
-      </w:pPr>
-    </w:lvl>
-    <w:lvl w:ilvl="7">
-      <w:start w:val="1"/>
-      <w:numFmt w:val="lowerLetter"/>
-      <w:lvlText w:val="%8."/>
-      <w:lvlJc w:val="left"/>
-      <w:pPr>
-        <w:ind w:left="5760" w:hanging="360"/>
-      </w:pPr>
-    </w:lvl>
-    <w:lvl w:ilvl="8">
-      <w:start w:val="1"/>
-      <w:numFmt w:val="lowerRoman"/>
-      <w:lvlText w:val="%9."/>
-      <w:lvlJc w:val="right"/>
-      <w:pPr>
-        <w:ind w:left="6480" w:hanging="180"/>
-      </w:pPr>
-    </w:lvl>
-  </w:abstractNum>
-  <w:abstractNum w:abstractNumId="3">
-    <w:nsid w:val="35764103"/>
-    <w:multiLevelType w:val="multilevel"/>
-    <w:tmpl w:val="8E4ECAA2"/>
-    <w:lvl w:ilvl="0">
-      <w:start w:val="1"/>
-      <w:numFmt w:val="decimal"/>
-      <w:lvlText w:val="%1."/>
-      <w:lvlJc w:val="left"/>
-      <w:pPr>
-        <w:ind w:left="720" w:hanging="360"/>
-      </w:pPr>
-    </w:lvl>
-    <w:lvl w:ilvl="1">
-      <w:start w:val="1"/>
-      <w:numFmt w:val="lowerLetter"/>
-      <w:lvlText w:val="%2."/>
-      <w:lvlJc w:val="left"/>
-      <w:pPr>
-        <w:ind w:left="1440" w:hanging="360"/>
-      </w:pPr>
-    </w:lvl>
-    <w:lvl w:ilvl="2">
-      <w:start w:val="1"/>
-      <w:numFmt w:val="lowerRoman"/>
-      <w:lvlText w:val="%3."/>
-      <w:lvlJc w:val="right"/>
-      <w:pPr>
-        <w:ind w:left="2160" w:hanging="180"/>
-      </w:pPr>
-    </w:lvl>
-    <w:lvl w:ilvl="3">
-      <w:start w:val="1"/>
-      <w:numFmt w:val="decimal"/>
-      <w:lvlText w:val="%4."/>
-      <w:lvlJc w:val="left"/>
-      <w:pPr>
-        <w:ind w:left="2880" w:hanging="360"/>
-      </w:pPr>
-    </w:lvl>
-    <w:lvl w:ilvl="4">
-      <w:start w:val="1"/>
-      <w:numFmt w:val="lowerLetter"/>
-      <w:lvlText w:val="%5."/>
-      <w:lvlJc w:val="left"/>
-      <w:pPr>
-        <w:ind w:left="3600" w:hanging="360"/>
-      </w:pPr>
-    </w:lvl>
-    <w:lvl w:ilvl="5">
-      <w:start w:val="1"/>
-      <w:numFmt w:val="lowerRoman"/>
-      <w:lvlText w:val="%6."/>
-      <w:lvlJc w:val="right"/>
-      <w:pPr>
-        <w:ind w:left="4320" w:hanging="180"/>
-      </w:pPr>
-    </w:lvl>
-    <w:lvl w:ilvl="6">
-      <w:start w:val="1"/>
-      <w:numFmt w:val="decimal"/>
-      <w:lvlText w:val="%7."/>
-      <w:lvlJc w:val="left"/>
-      <w:pPr>
-        <w:ind w:left="5040" w:hanging="360"/>
-      </w:pPr>
-    </w:lvl>
-    <w:lvl w:ilvl="7">
-      <w:start w:val="1"/>
-      <w:numFmt w:val="lowerLetter"/>
-      <w:lvlText w:val="%8."/>
-      <w:lvlJc w:val="left"/>
-      <w:pPr>
-        <w:ind w:left="5760" w:hanging="360"/>
-      </w:pPr>
-    </w:lvl>
-    <w:lvl w:ilvl="8">
-      <w:start w:val="1"/>
-      <w:numFmt w:val="lowerRoman"/>
-      <w:lvlText w:val="%9."/>
-      <w:lvlJc w:val="right"/>
-      <w:pPr>
-        <w:ind w:left="6480" w:hanging="180"/>
-      </w:pPr>
-    </w:lvl>
-  </w:abstractNum>
-  <w:abstractNum w:abstractNumId="4">
-    <w:nsid w:val="561C3004"/>
-    <w:multiLevelType w:val="multilevel"/>
-    <w:tmpl w:val="AF5CD85E"/>
-    <w:lvl w:ilvl="0">
-      <w:start w:val="1"/>
-      <w:numFmt w:val="bullet"/>
-      <w:lvlText w:val="✔"/>
-      <w:lvlJc w:val="left"/>
-      <w:pPr>
-        <w:ind w:left="720" w:hanging="360"/>
-      </w:pPr>
-      <w:rPr>
-        <w:rFonts w:ascii="Noto Sans Symbols" w:eastAsia="Noto Sans Symbols" w:hAnsi="Noto Sans Symbols" w:cs="Noto Sans Symbols"/>
-      </w:rPr>
-    </w:lvl>
-    <w:lvl w:ilvl="1">
-      <w:start w:val="1"/>
-      <w:numFmt w:val="bullet"/>
-      <w:lvlText w:val="o"/>
-      <w:lvlJc w:val="left"/>
-      <w:pPr>
-        <w:ind w:left="1440" w:hanging="360"/>
-      </w:pPr>
-      <w:rPr>
-        <w:rFonts w:ascii="Courier New" w:eastAsia="Courier New" w:hAnsi="Courier New" w:cs="Courier New"/>
-      </w:rPr>
-    </w:lvl>
-    <w:lvl w:ilvl="2">
-      <w:start w:val="1"/>
-      <w:numFmt w:val="bullet"/>
-      <w:lvlText w:val="▪"/>
-      <w:lvlJc w:val="left"/>
-      <w:pPr>
-        <w:ind w:left="2160" w:hanging="360"/>
-      </w:pPr>
-      <w:rPr>
-        <w:rFonts w:ascii="Noto Sans Symbols" w:eastAsia="Noto Sans Symbols" w:hAnsi="Noto Sans Symbols" w:cs="Noto Sans Symbols"/>
-      </w:rPr>
-    </w:lvl>
-    <w:lvl w:ilvl="3">
-      <w:start w:val="1"/>
-      <w:numFmt w:val="bullet"/>
-      <w:lvlText w:val="●"/>
-      <w:lvlJc w:val="left"/>
-      <w:pPr>
-        <w:ind w:left="2880" w:hanging="360"/>
-      </w:pPr>
-      <w:rPr>
-        <w:rFonts w:ascii="Noto Sans Symbols" w:eastAsia="Noto Sans Symbols" w:hAnsi="Noto Sans Symbols" w:cs="Noto Sans Symbols"/>
-      </w:rPr>
-    </w:lvl>
-    <w:lvl w:ilvl="4">
-      <w:start w:val="1"/>
-      <w:numFmt w:val="bullet"/>
-      <w:lvlText w:val="o"/>
-      <w:lvlJc w:val="left"/>
-      <w:pPr>
-        <w:ind w:left="3600" w:hanging="360"/>
-      </w:pPr>
-      <w:rPr>
-        <w:rFonts w:ascii="Courier New" w:eastAsia="Courier New" w:hAnsi="Courier New" w:cs="Courier New"/>
-      </w:rPr>
-    </w:lvl>
-    <w:lvl w:ilvl="5">
-      <w:start w:val="1"/>
-      <w:numFmt w:val="bullet"/>
-      <w:lvlText w:val="▪"/>
-      <w:lvlJc w:val="left"/>
-      <w:pPr>
-        <w:ind w:left="4320" w:hanging="360"/>
-      </w:pPr>
-      <w:rPr>
-        <w:rFonts w:ascii="Noto Sans Symbols" w:eastAsia="Noto Sans Symbols" w:hAnsi="Noto Sans Symbols" w:cs="Noto Sans Symbols"/>
-      </w:rPr>
-    </w:lvl>
-    <w:lvl w:ilvl="6">
-      <w:start w:val="1"/>
-      <w:numFmt w:val="bullet"/>
-      <w:lvlText w:val="●"/>
-      <w:lvlJc w:val="left"/>
-      <w:pPr>
-        <w:ind w:left="5040" w:hanging="360"/>
-      </w:pPr>
-      <w:rPr>
-        <w:rFonts w:ascii="Noto Sans Symbols" w:eastAsia="Noto Sans Symbols" w:hAnsi="Noto Sans Symbols" w:cs="Noto Sans Symbols"/>
-      </w:rPr>
-    </w:lvl>
-    <w:lvl w:ilvl="7">
-      <w:start w:val="1"/>
-      <w:numFmt w:val="bullet"/>
-      <w:lvlText w:val="o"/>
-      <w:lvlJc w:val="left"/>
-      <w:pPr>
-        <w:ind w:left="5760" w:hanging="360"/>
-      </w:pPr>
-      <w:rPr>
-        <w:rFonts w:ascii="Courier New" w:eastAsia="Courier New" w:hAnsi="Courier New" w:cs="Courier New"/>
-      </w:rPr>
-    </w:lvl>
-    <w:lvl w:ilvl="8">
-      <w:start w:val="1"/>
-      <w:numFmt w:val="bullet"/>
-      <w:lvlText w:val="▪"/>
-      <w:lvlJc w:val="left"/>
-      <w:pPr>
-        <w:ind w:left="6480" w:hanging="360"/>
-      </w:pPr>
-      <w:rPr>
-        <w:rFonts w:ascii="Noto Sans Symbols" w:eastAsia="Noto Sans Symbols" w:hAnsi="Noto Sans Symbols" w:cs="Noto Sans Symbols"/>
-      </w:rPr>
-    </w:lvl>
-  </w:abstractNum>
-  <w:abstractNum w:abstractNumId="5">
-    <w:nsid w:val="59CD6482"/>
-    <w:multiLevelType w:val="multilevel"/>
-    <w:tmpl w:val="5A062C5C"/>
-    <w:lvl w:ilvl="0">
-      <w:start w:val="1"/>
-      <w:numFmt w:val="decimal"/>
-      <w:lvlText w:val="%1."/>
-      <w:lvlJc w:val="left"/>
-      <w:pPr>
-        <w:ind w:left="720" w:hanging="360"/>
-      </w:pPr>
-    </w:lvl>
-    <w:lvl w:ilvl="1">
-      <w:start w:val="1"/>
-      <w:numFmt w:val="lowerLetter"/>
-      <w:lvlText w:val="%2."/>
-      <w:lvlJc w:val="left"/>
-      <w:pPr>
-        <w:ind w:left="1440" w:hanging="360"/>
-      </w:pPr>
-    </w:lvl>
-    <w:lvl w:ilvl="2">
-      <w:start w:val="1"/>
-      <w:numFmt w:val="lowerRoman"/>
-      <w:lvlText w:val="%3."/>
-      <w:lvlJc w:val="right"/>
-      <w:pPr>
-        <w:ind w:left="2160" w:hanging="180"/>
-      </w:pPr>
-    </w:lvl>
-    <w:lvl w:ilvl="3">
-      <w:start w:val="1"/>
-      <w:numFmt w:val="decimal"/>
-      <w:lvlText w:val="%4."/>
-      <w:lvlJc w:val="left"/>
-      <w:pPr>
-        <w:ind w:left="2880" w:hanging="360"/>
-      </w:pPr>
-    </w:lvl>
-    <w:lvl w:ilvl="4">
-      <w:start w:val="1"/>
-      <w:numFmt w:val="lowerLetter"/>
-      <w:lvlText w:val="%5."/>
-      <w:lvlJc w:val="left"/>
-      <w:pPr>
-        <w:ind w:left="3600" w:hanging="360"/>
-      </w:pPr>
-    </w:lvl>
-    <w:lvl w:ilvl="5">
-      <w:start w:val="1"/>
-      <w:numFmt w:val="lowerRoman"/>
-      <w:lvlText w:val="%6."/>
-      <w:lvlJc w:val="right"/>
-      <w:pPr>
-        <w:ind w:left="4320" w:hanging="180"/>
-      </w:pPr>
-    </w:lvl>
-    <w:lvl w:ilvl="6">
-      <w:start w:val="1"/>
-      <w:numFmt w:val="decimal"/>
-      <w:lvlText w:val="%7."/>
-      <w:lvlJc w:val="left"/>
-      <w:pPr>
-        <w:ind w:left="5040" w:hanging="360"/>
-      </w:pPr>
-    </w:lvl>
-    <w:lvl w:ilvl="7">
-      <w:start w:val="1"/>
-      <w:numFmt w:val="lowerLetter"/>
-      <w:lvlText w:val="%8."/>
-      <w:lvlJc w:val="left"/>
-      <w:pPr>
-        <w:ind w:left="5760" w:hanging="360"/>
-      </w:pPr>
-    </w:lvl>
-    <w:lvl w:ilvl="8">
-      <w:start w:val="1"/>
-      <w:numFmt w:val="lowerRoman"/>
-      <w:lvlText w:val="%9."/>
-      <w:lvlJc w:val="right"/>
-      <w:pPr>
-        <w:ind w:left="6480" w:hanging="180"/>
-      </w:pPr>
-    </w:lvl>
-  </w:abstractNum>
-  <w:abstractNum w:abstractNumId="6">
-    <w:nsid w:val="664D616F"/>
-    <w:multiLevelType w:val="multilevel"/>
-    <w:tmpl w:val="67AED8E8"/>
-    <w:lvl w:ilvl="0">
-      <w:start w:val="1"/>
-      <w:numFmt w:val="decimal"/>
-      <w:lvlText w:val="%1. "/>
-      <w:lvlJc w:val="left"/>
-      <w:pPr>
-        <w:ind w:left="141" w:hanging="74"/>
-      </w:pPr>
-    </w:lvl>
-    <w:lvl w:ilvl="1">
-      <w:start w:val="1"/>
-      <w:numFmt w:val="decimal"/>
-      <w:lvlText w:val="%1.%2"/>
-      <w:lvlJc w:val="left"/>
-      <w:pPr>
-        <w:ind w:left="1065" w:hanging="705"/>
-      </w:pPr>
-      <w:rPr>
-        <w:b w:val="0"/>
-        <w:bCs w:val="0"/>
-      </w:rPr>
-    </w:lvl>
-    <w:lvl w:ilvl="2">
-      <w:start w:val="1"/>
-      <w:numFmt w:val="decimal"/>
-      <w:lvlText w:val="%1.%2.%3"/>
-      <w:lvlJc w:val="left"/>
-      <w:pPr>
-        <w:ind w:left="1080" w:hanging="720"/>
-      </w:pPr>
-    </w:lvl>
-    <w:lvl w:ilvl="3">
-      <w:start w:val="1"/>
-      <w:numFmt w:val="decimal"/>
-      <w:lvlText w:val="%1.%2.%3.%4"/>
-      <w:lvlJc w:val="left"/>
-      <w:pPr>
-        <w:ind w:left="1440" w:hanging="1080"/>
-      </w:pPr>
-    </w:lvl>
-    <w:lvl w:ilvl="4">
-      <w:start w:val="1"/>
-      <w:numFmt w:val="decimal"/>
-      <w:lvlText w:val="%1.%2.%3.%4.%5"/>
-      <w:lvlJc w:val="left"/>
-      <w:pPr>
-        <w:ind w:left="1440" w:hanging="1080"/>
-      </w:pPr>
-    </w:lvl>
-    <w:lvl w:ilvl="5">
-      <w:start w:val="1"/>
-      <w:numFmt w:val="decimal"/>
-      <w:lvlText w:val="%1.%2.%3.%4.%5.%6"/>
-      <w:lvlJc w:val="left"/>
-      <w:pPr>
-        <w:ind w:left="1800" w:hanging="1440"/>
-      </w:pPr>
-    </w:lvl>
-    <w:lvl w:ilvl="6">
-      <w:start w:val="1"/>
-      <w:numFmt w:val="decimal"/>
-      <w:lvlText w:val="%1.%2.%3.%4.%5.%6.%7"/>
-      <w:lvlJc w:val="left"/>
-      <w:pPr>
-        <w:ind w:left="1800" w:hanging="1440"/>
-      </w:pPr>
-    </w:lvl>
-    <w:lvl w:ilvl="7">
-      <w:start w:val="1"/>
-      <w:numFmt w:val="decimal"/>
-      <w:lvlText w:val="%1.%2.%3.%4.%5.%6.%7.%8"/>
-      <w:lvlJc w:val="left"/>
-      <w:pPr>
-        <w:ind w:left="2160" w:hanging="1800"/>
-      </w:pPr>
-    </w:lvl>
-    <w:lvl w:ilvl="8">
-      <w:start w:val="1"/>
-      <w:numFmt w:val="decimal"/>
-      <w:lvlText w:val="%1.%2.%3.%4.%5.%6.%7.%8.%9"/>
-      <w:lvlJc w:val="left"/>
-      <w:pPr>
-        <w:ind w:left="2160" w:hanging="1800"/>
-      </w:pPr>
-    </w:lvl>
-  </w:abstractNum>
-  <w:abstractNum w:abstractNumId="7">
-    <w:nsid w:val="6FB94FBC"/>
-    <w:multiLevelType w:val="multilevel"/>
-    <w:tmpl w:val="2DD8FC18"/>
-    <w:lvl w:ilvl="0">
-      <w:start w:val="1"/>
-      <w:numFmt w:val="bullet"/>
-      <w:lvlText w:val="▪"/>
-      <w:lvlJc w:val="left"/>
-      <w:pPr>
-        <w:ind w:left="720" w:hanging="360"/>
-      </w:pPr>
-      <w:rPr>
-        <w:rFonts w:ascii="Noto Sans Symbols" w:eastAsia="Noto Sans Symbols" w:hAnsi="Noto Sans Symbols" w:cs="Noto Sans Symbols"/>
-        <w:color w:val="000000"/>
-        <w:sz w:val="32"/>
-        <w:szCs w:val="32"/>
-      </w:rPr>
-    </w:lvl>
-    <w:lvl w:ilvl="1">
-      <w:start w:val="1"/>
-      <w:numFmt w:val="bullet"/>
-      <w:lvlText w:val="o"/>
-      <w:lvlJc w:val="left"/>
-      <w:pPr>
-        <w:ind w:left="1440" w:hanging="360"/>
-      </w:pPr>
-      <w:rPr>
-        <w:rFonts w:ascii="Courier New" w:eastAsia="Courier New" w:hAnsi="Courier New" w:cs="Courier New"/>
-      </w:rPr>
-    </w:lvl>
-    <w:lvl w:ilvl="2">
-      <w:start w:val="1"/>
-      <w:numFmt w:val="bullet"/>
-      <w:lvlText w:val="▪"/>
-      <w:lvlJc w:val="left"/>
-      <w:pPr>
-        <w:ind w:left="2160" w:hanging="360"/>
-      </w:pPr>
-      <w:rPr>
-        <w:rFonts w:ascii="Noto Sans Symbols" w:eastAsia="Noto Sans Symbols" w:hAnsi="Noto Sans Symbols" w:cs="Noto Sans Symbols"/>
-      </w:rPr>
-    </w:lvl>
-    <w:lvl w:ilvl="3">
-      <w:start w:val="1"/>
-      <w:numFmt w:val="bullet"/>
-      <w:lvlText w:val="●"/>
-      <w:lvlJc w:val="left"/>
-      <w:pPr>
-        <w:ind w:left="2880" w:hanging="360"/>
-      </w:pPr>
-      <w:rPr>
-        <w:rFonts w:ascii="Noto Sans Symbols" w:eastAsia="Noto Sans Symbols" w:hAnsi="Noto Sans Symbols" w:cs="Noto Sans Symbols"/>
-      </w:rPr>
-    </w:lvl>
-    <w:lvl w:ilvl="4">
-      <w:start w:val="1"/>
-      <w:numFmt w:val="bullet"/>
-      <w:lvlText w:val="o"/>
-      <w:lvlJc w:val="left"/>
-      <w:pPr>
-        <w:ind w:left="3600" w:hanging="360"/>
-      </w:pPr>
-      <w:rPr>
-        <w:rFonts w:ascii="Courier New" w:eastAsia="Courier New" w:hAnsi="Courier New" w:cs="Courier New"/>
-      </w:rPr>
-    </w:lvl>
-    <w:lvl w:ilvl="5">
-      <w:start w:val="1"/>
-      <w:numFmt w:val="bullet"/>
-      <w:lvlText w:val="▪"/>
-      <w:lvlJc w:val="left"/>
-      <w:pPr>
-        <w:ind w:left="4320" w:hanging="360"/>
-      </w:pPr>
-      <w:rPr>
-        <w:rFonts w:ascii="Noto Sans Symbols" w:eastAsia="Noto Sans Symbols" w:hAnsi="Noto Sans Symbols" w:cs="Noto Sans Symbols"/>
-      </w:rPr>
-    </w:lvl>
-    <w:lvl w:ilvl="6">
-      <w:start w:val="1"/>
-      <w:numFmt w:val="bullet"/>
-      <w:lvlText w:val="●"/>
-      <w:lvlJc w:val="left"/>
-      <w:pPr>
-        <w:ind w:left="5040" w:hanging="360"/>
-      </w:pPr>
-      <w:rPr>
-        <w:rFonts w:ascii="Noto Sans Symbols" w:eastAsia="Noto Sans Symbols" w:hAnsi="Noto Sans Symbols" w:cs="Noto Sans Symbols"/>
-      </w:rPr>
-    </w:lvl>
-    <w:lvl w:ilvl="7">
-      <w:start w:val="1"/>
-      <w:numFmt w:val="bullet"/>
-      <w:lvlText w:val="o"/>
-      <w:lvlJc w:val="left"/>
-      <w:pPr>
-        <w:ind w:left="5760" w:hanging="360"/>
-      </w:pPr>
-      <w:rPr>
-        <w:rFonts w:ascii="Courier New" w:eastAsia="Courier New" w:hAnsi="Courier New" w:cs="Courier New"/>
-      </w:rPr>
-    </w:lvl>
-    <w:lvl w:ilvl="8">
-      <w:start w:val="1"/>
-      <w:numFmt w:val="bullet"/>
-      <w:lvlText w:val="▪"/>
-      <w:lvlJc w:val="left"/>
-      <w:pPr>
-        <w:ind w:left="6480" w:hanging="360"/>
-      </w:pPr>
-      <w:rPr>
-        <w:rFonts w:ascii="Noto Sans Symbols" w:eastAsia="Noto Sans Symbols" w:hAnsi="Noto Sans Symbols" w:cs="Noto Sans Symbols"/>
-      </w:rPr>
-    </w:lvl>
-  </w:abstractNum>
-  <w:abstractNum w:abstractNumId="8">
-    <w:nsid w:val="7F454FA0"/>
-    <w:multiLevelType w:val="multilevel"/>
-    <w:tmpl w:val="1DF6B71A"/>
-    <w:lvl w:ilvl="0">
-      <w:numFmt w:val="bullet"/>
-      <w:lvlText w:val="-"/>
-      <w:lvlJc w:val="left"/>
-      <w:pPr>
-        <w:ind w:left="720" w:hanging="360"/>
-      </w:pPr>
-      <w:rPr>
-        <w:rFonts w:ascii="Arial" w:eastAsia="Arial" w:hAnsi="Arial" w:cs="Arial"/>
-      </w:rPr>
-    </w:lvl>
-    <w:lvl w:ilvl="1">
-      <w:start w:val="1"/>
-      <w:numFmt w:val="bullet"/>
-      <w:lvlText w:val="o"/>
-      <w:lvlJc w:val="left"/>
-      <w:pPr>
-        <w:ind w:left="1440" w:hanging="360"/>
-      </w:pPr>
-      <w:rPr>
-        <w:rFonts w:ascii="Courier New" w:eastAsia="Courier New" w:hAnsi="Courier New" w:cs="Courier New"/>
-      </w:rPr>
-    </w:lvl>
-    <w:lvl w:ilvl="2">
-      <w:start w:val="1"/>
-      <w:numFmt w:val="bullet"/>
-      <w:lvlText w:val="▪"/>
-      <w:lvlJc w:val="left"/>
-      <w:pPr>
-        <w:ind w:left="2160" w:hanging="360"/>
-      </w:pPr>
-      <w:rPr>
-        <w:rFonts w:ascii="Noto Sans Symbols" w:eastAsia="Noto Sans Symbols" w:hAnsi="Noto Sans Symbols" w:cs="Noto Sans Symbols"/>
-      </w:rPr>
-    </w:lvl>
-    <w:lvl w:ilvl="3">
-      <w:start w:val="1"/>
-      <w:numFmt w:val="bullet"/>
-      <w:lvlText w:val="●"/>
-      <w:lvlJc w:val="left"/>
-      <w:pPr>
-        <w:ind w:left="2880" w:hanging="360"/>
-      </w:pPr>
-      <w:rPr>
-        <w:rFonts w:ascii="Noto Sans Symbols" w:eastAsia="Noto Sans Symbols" w:hAnsi="Noto Sans Symbols" w:cs="Noto Sans Symbols"/>
-      </w:rPr>
-    </w:lvl>
-    <w:lvl w:ilvl="4">
-      <w:start w:val="1"/>
-      <w:numFmt w:val="bullet"/>
-      <w:lvlText w:val="o"/>
-      <w:lvlJc w:val="left"/>
-      <w:pPr>
-        <w:ind w:left="3600" w:hanging="360"/>
-      </w:pPr>
-      <w:rPr>
-        <w:rFonts w:ascii="Courier New" w:eastAsia="Courier New" w:hAnsi="Courier New" w:cs="Courier New"/>
-      </w:rPr>
-    </w:lvl>
-    <w:lvl w:ilvl="5">
-      <w:start w:val="1"/>
-      <w:numFmt w:val="bullet"/>
-      <w:lvlText w:val="▪"/>
-      <w:lvlJc w:val="left"/>
-      <w:pPr>
-        <w:ind w:left="4320" w:hanging="360"/>
-      </w:pPr>
-      <w:rPr>
-        <w:rFonts w:ascii="Noto Sans Symbols" w:eastAsia="Noto Sans Symbols" w:hAnsi="Noto Sans Symbols" w:cs="Noto Sans Symbols"/>
-      </w:rPr>
-    </w:lvl>
-    <w:lvl w:ilvl="6">
-      <w:start w:val="1"/>
-      <w:numFmt w:val="bullet"/>
-      <w:lvlText w:val="●"/>
-      <w:lvlJc w:val="left"/>
-      <w:pPr>
-        <w:ind w:left="5040" w:hanging="360"/>
-      </w:pPr>
-      <w:rPr>
-        <w:rFonts w:ascii="Noto Sans Symbols" w:eastAsia="Noto Sans Symbols" w:hAnsi="Noto Sans Symbols" w:cs="Noto Sans Symbols"/>
-      </w:rPr>
-    </w:lvl>
-    <w:lvl w:ilvl="7">
-      <w:start w:val="1"/>
-      <w:numFmt w:val="bullet"/>
-      <w:lvlText w:val="o"/>
-      <w:lvlJc w:val="left"/>
-      <w:pPr>
-        <w:ind w:left="5760" w:hanging="360"/>
-      </w:pPr>
-      <w:rPr>
-        <w:rFonts w:ascii="Courier New" w:eastAsia="Courier New" w:hAnsi="Courier New" w:cs="Courier New"/>
-      </w:rPr>
-    </w:lvl>
-    <w:lvl w:ilvl="8">
-      <w:start w:val="1"/>
-      <w:numFmt w:val="bullet"/>
-      <w:lvlText w:val="▪"/>
-      <w:lvlJc w:val="left"/>
-      <w:pPr>
-        <w:ind w:left="6480" w:hanging="360"/>
-      </w:pPr>
-      <w:rPr>
-        <w:rFonts w:ascii="Noto Sans Symbols" w:eastAsia="Noto Sans Symbols" w:hAnsi="Noto Sans Symbols" w:cs="Noto Sans Symbols"/>
-      </w:rPr>
-    </w:lvl>
-  </w:abstractNum>
   <w:num w:numId="1">
-    <w:abstractNumId w:val="8"/>
+    <w:abstractNumId w:val="0"/>
   </w:num>
   <w:num w:numId="2">
-    <w:abstractNumId w:val="4"/>
-  </w:num>
-  <w:num w:numId="3">
-    <w:abstractNumId w:val="0"/>
-  </w:num>
-  <w:num w:numId="4">
-    <w:abstractNumId w:val="5"/>
-  </w:num>
-  <w:num w:numId="5">
-    <w:abstractNumId w:val="3"/>
-  </w:num>
-  <w:num w:numId="6">
     <w:abstractNumId w:val="1"/>
-  </w:num>
-  <w:num w:numId="7">
-    <w:abstractNumId w:val="2"/>
-  </w:num>
-  <w:num w:numId="8">
-    <w:abstractNumId w:val="6"/>
-  </w:num>
-  <w:num w:numId="9">
-    <w:abstractNumId w:val="7"/>
   </w:num>
 </w:numbering>
 </file>
@@ -4796,7 +4061,7 @@
     <w:lsdException w:name="Subtitle" w:semiHidden="0" w:uiPriority="11" w:unhideWhenUsed="0" w:qFormat="1"/>
     <w:lsdException w:name="Strong" w:semiHidden="0" w:uiPriority="22" w:unhideWhenUsed="0" w:qFormat="1"/>
     <w:lsdException w:name="Emphasis" w:semiHidden="0" w:uiPriority="20" w:unhideWhenUsed="0" w:qFormat="1"/>
-    <w:lsdException w:name="Table Grid" w:semiHidden="0" w:uiPriority="39" w:unhideWhenUsed="0"/>
+    <w:lsdException w:name="Table Grid" w:semiHidden="0" w:uiPriority="59" w:unhideWhenUsed="0"/>
     <w:lsdException w:name="Placeholder Text" w:unhideWhenUsed="0"/>
     <w:lsdException w:name="No Spacing" w:semiHidden="0" w:uiPriority="1" w:unhideWhenUsed="0" w:qFormat="1"/>
     <w:lsdException w:name="Light Shading" w:semiHidden="0" w:uiPriority="60" w:unhideWhenUsed="0"/>
@@ -4911,14 +4176,11 @@
   </w:latentStyles>
   <w:style w:type="paragraph" w:default="1" w:styleId="Normal">
     <w:name w:val="Normal"/>
-    <w:qFormat/>
   </w:style>
   <w:style w:type="paragraph" w:styleId="Ttulo1">
     <w:name w:val="heading 1"/>
     <w:basedOn w:val="Normal"/>
     <w:next w:val="Normal"/>
-    <w:uiPriority w:val="9"/>
-    <w:qFormat/>
     <w:pPr>
       <w:keepNext/>
       <w:keepLines/>
@@ -4938,9 +4200,6 @@
     <w:name w:val="heading 2"/>
     <w:basedOn w:val="Normal"/>
     <w:next w:val="Normal"/>
-    <w:uiPriority w:val="9"/>
-    <w:unhideWhenUsed/>
-    <w:qFormat/>
     <w:pPr>
       <w:keepNext/>
       <w:keepLines/>
@@ -4957,10 +4216,6 @@
     <w:name w:val="heading 3"/>
     <w:basedOn w:val="Normal"/>
     <w:next w:val="Normal"/>
-    <w:uiPriority w:val="9"/>
-    <w:semiHidden/>
-    <w:unhideWhenUsed/>
-    <w:qFormat/>
     <w:pPr>
       <w:keepNext/>
       <w:keepLines/>
@@ -4981,10 +4236,6 @@
     <w:name w:val="heading 4"/>
     <w:basedOn w:val="Normal"/>
     <w:next w:val="Normal"/>
-    <w:uiPriority w:val="9"/>
-    <w:semiHidden/>
-    <w:unhideWhenUsed/>
-    <w:qFormat/>
     <w:pPr>
       <w:keepNext/>
       <w:keepLines/>
@@ -5001,10 +4252,6 @@
     <w:name w:val="heading 5"/>
     <w:basedOn w:val="Normal"/>
     <w:next w:val="Normal"/>
-    <w:uiPriority w:val="9"/>
-    <w:semiHidden/>
-    <w:unhideWhenUsed/>
-    <w:qFormat/>
     <w:pPr>
       <w:keepNext/>
       <w:keepLines/>
@@ -5019,10 +4266,6 @@
     <w:name w:val="heading 6"/>
     <w:basedOn w:val="Normal"/>
     <w:next w:val="Normal"/>
-    <w:uiPriority w:val="9"/>
-    <w:semiHidden/>
-    <w:unhideWhenUsed/>
-    <w:qFormat/>
     <w:pPr>
       <w:keepNext/>
       <w:keepLines/>
@@ -5033,69 +4276,6 @@
       <w:i/>
       <w:iCs/>
       <w:color w:val="595959"/>
-    </w:rPr>
-  </w:style>
-  <w:style w:type="paragraph" w:styleId="Ttulo7">
-    <w:name w:val="heading 7"/>
-    <w:basedOn w:val="Normal"/>
-    <w:next w:val="Normal"/>
-    <w:link w:val="Ttulo7Car"/>
-    <w:uiPriority w:val="9"/>
-    <w:semiHidden/>
-    <w:unhideWhenUsed/>
-    <w:qFormat/>
-    <w:rsid w:val="002C3B9C"/>
-    <w:pPr>
-      <w:keepNext/>
-      <w:keepLines/>
-      <w:spacing w:before="40"/>
-      <w:outlineLvl w:val="6"/>
-    </w:pPr>
-    <w:rPr>
-      <w:rFonts w:eastAsiaTheme="majorEastAsia" w:cstheme="majorBidi"/>
-      <w:color w:val="595959" w:themeColor="text1" w:themeTint="A6"/>
-    </w:rPr>
-  </w:style>
-  <w:style w:type="paragraph" w:styleId="Ttulo8">
-    <w:name w:val="heading 8"/>
-    <w:basedOn w:val="Normal"/>
-    <w:next w:val="Normal"/>
-    <w:link w:val="Ttulo8Car"/>
-    <w:uiPriority w:val="9"/>
-    <w:semiHidden/>
-    <w:unhideWhenUsed/>
-    <w:qFormat/>
-    <w:rsid w:val="002C3B9C"/>
-    <w:pPr>
-      <w:keepNext/>
-      <w:keepLines/>
-      <w:outlineLvl w:val="7"/>
-    </w:pPr>
-    <w:rPr>
-      <w:rFonts w:eastAsiaTheme="majorEastAsia" w:cstheme="majorBidi"/>
-      <w:i/>
-      <w:iCs/>
-      <w:color w:val="272727" w:themeColor="text1" w:themeTint="D8"/>
-    </w:rPr>
-  </w:style>
-  <w:style w:type="paragraph" w:styleId="Ttulo9">
-    <w:name w:val="heading 9"/>
-    <w:basedOn w:val="Normal"/>
-    <w:next w:val="Normal"/>
-    <w:link w:val="Ttulo9Car"/>
-    <w:uiPriority w:val="9"/>
-    <w:semiHidden/>
-    <w:unhideWhenUsed/>
-    <w:qFormat/>
-    <w:rsid w:val="002C3B9C"/>
-    <w:pPr>
-      <w:keepNext/>
-      <w:keepLines/>
-      <w:outlineLvl w:val="8"/>
-    </w:pPr>
-    <w:rPr>
-      <w:rFonts w:eastAsiaTheme="majorEastAsia" w:cstheme="majorBidi"/>
-      <w:color w:val="272727" w:themeColor="text1" w:themeTint="D8"/>
     </w:rPr>
   </w:style>
   <w:style w:type="character" w:default="1" w:styleId="Fuentedeprrafopredeter">
@@ -5140,8 +4320,6 @@
     <w:name w:val="Title"/>
     <w:basedOn w:val="Normal"/>
     <w:next w:val="Normal"/>
-    <w:uiPriority w:val="10"/>
-    <w:qFormat/>
     <w:pPr>
       <w:spacing w:after="80"/>
     </w:pPr>
@@ -5151,624 +4329,10 @@
       <w:szCs w:val="56"/>
     </w:rPr>
   </w:style>
-  <w:style w:type="character" w:customStyle="1" w:styleId="Ttulo1Car">
-    <w:name w:val="Título 1 Car"/>
-    <w:basedOn w:val="Fuentedeprrafopredeter"/>
-    <w:uiPriority w:val="9"/>
-    <w:rsid w:val="00C71B2B"/>
-    <w:rPr>
-      <w:rFonts w:ascii="Arial" w:eastAsiaTheme="majorEastAsia" w:hAnsi="Arial" w:cstheme="majorBidi"/>
-      <w:b/>
-      <w:kern w:val="0"/>
-      <w:sz w:val="24"/>
-      <w:szCs w:val="32"/>
-      <w:lang w:val="es-ES" w:eastAsia="es-CO"/>
-    </w:rPr>
-  </w:style>
-  <w:style w:type="character" w:customStyle="1" w:styleId="Ttulo2Car">
-    <w:name w:val="Título 2 Car"/>
-    <w:basedOn w:val="Fuentedeprrafopredeter"/>
-    <w:uiPriority w:val="9"/>
-    <w:rsid w:val="001939A8"/>
-    <w:rPr>
-      <w:rFonts w:ascii="Arial" w:eastAsiaTheme="majorEastAsia" w:hAnsi="Arial" w:cstheme="majorBidi"/>
-      <w:kern w:val="0"/>
-      <w:sz w:val="24"/>
-      <w:szCs w:val="26"/>
-      <w:lang w:val="es-ES" w:eastAsia="es-CO"/>
-    </w:rPr>
-  </w:style>
-  <w:style w:type="character" w:customStyle="1" w:styleId="Ttulo3Car">
-    <w:name w:val="Título 3 Car"/>
-    <w:basedOn w:val="Fuentedeprrafopredeter"/>
-    <w:uiPriority w:val="9"/>
-    <w:rsid w:val="006B48DE"/>
-    <w:rPr>
-      <w:rFonts w:ascii="Arial" w:eastAsiaTheme="majorEastAsia" w:hAnsi="Arial" w:cstheme="majorBidi"/>
-      <w:b/>
-      <w:sz w:val="24"/>
-      <w:szCs w:val="24"/>
-    </w:rPr>
-  </w:style>
-  <w:style w:type="character" w:customStyle="1" w:styleId="Ttulo4Car">
-    <w:name w:val="Título 4 Car"/>
-    <w:basedOn w:val="Fuentedeprrafopredeter"/>
-    <w:uiPriority w:val="9"/>
-    <w:semiHidden/>
-    <w:rsid w:val="002C3B9C"/>
-    <w:rPr>
-      <w:rFonts w:eastAsiaTheme="majorEastAsia" w:cstheme="majorBidi"/>
-      <w:i/>
-      <w:iCs/>
-      <w:color w:val="0F4761" w:themeColor="accent1" w:themeShade="BF"/>
-    </w:rPr>
-  </w:style>
-  <w:style w:type="character" w:customStyle="1" w:styleId="Ttulo5Car">
-    <w:name w:val="Título 5 Car"/>
-    <w:basedOn w:val="Fuentedeprrafopredeter"/>
-    <w:uiPriority w:val="9"/>
-    <w:semiHidden/>
-    <w:rsid w:val="002C3B9C"/>
-    <w:rPr>
-      <w:rFonts w:eastAsiaTheme="majorEastAsia" w:cstheme="majorBidi"/>
-      <w:color w:val="0F4761" w:themeColor="accent1" w:themeShade="BF"/>
-    </w:rPr>
-  </w:style>
-  <w:style w:type="character" w:customStyle="1" w:styleId="Ttulo6Car">
-    <w:name w:val="Título 6 Car"/>
-    <w:basedOn w:val="Fuentedeprrafopredeter"/>
-    <w:uiPriority w:val="9"/>
-    <w:semiHidden/>
-    <w:rsid w:val="002C3B9C"/>
-    <w:rPr>
-      <w:rFonts w:eastAsiaTheme="majorEastAsia" w:cstheme="majorBidi"/>
-      <w:i/>
-      <w:iCs/>
-      <w:color w:val="595959" w:themeColor="text1" w:themeTint="A6"/>
-    </w:rPr>
-  </w:style>
-  <w:style w:type="character" w:customStyle="1" w:styleId="Ttulo7Car">
-    <w:name w:val="Título 7 Car"/>
-    <w:basedOn w:val="Fuentedeprrafopredeter"/>
-    <w:link w:val="Ttulo7"/>
-    <w:uiPriority w:val="9"/>
-    <w:semiHidden/>
-    <w:rsid w:val="002C3B9C"/>
-    <w:rPr>
-      <w:rFonts w:eastAsiaTheme="majorEastAsia" w:cstheme="majorBidi"/>
-      <w:color w:val="595959" w:themeColor="text1" w:themeTint="A6"/>
-    </w:rPr>
-  </w:style>
-  <w:style w:type="character" w:customStyle="1" w:styleId="Ttulo8Car">
-    <w:name w:val="Título 8 Car"/>
-    <w:basedOn w:val="Fuentedeprrafopredeter"/>
-    <w:link w:val="Ttulo8"/>
-    <w:uiPriority w:val="9"/>
-    <w:semiHidden/>
-    <w:rsid w:val="002C3B9C"/>
-    <w:rPr>
-      <w:rFonts w:eastAsiaTheme="majorEastAsia" w:cstheme="majorBidi"/>
-      <w:i/>
-      <w:iCs/>
-      <w:color w:val="272727" w:themeColor="text1" w:themeTint="D8"/>
-    </w:rPr>
-  </w:style>
-  <w:style w:type="character" w:customStyle="1" w:styleId="Ttulo9Car">
-    <w:name w:val="Título 9 Car"/>
-    <w:basedOn w:val="Fuentedeprrafopredeter"/>
-    <w:link w:val="Ttulo9"/>
-    <w:uiPriority w:val="9"/>
-    <w:semiHidden/>
-    <w:rsid w:val="002C3B9C"/>
-    <w:rPr>
-      <w:rFonts w:eastAsiaTheme="majorEastAsia" w:cstheme="majorBidi"/>
-      <w:color w:val="272727" w:themeColor="text1" w:themeTint="D8"/>
-    </w:rPr>
-  </w:style>
-  <w:style w:type="character" w:customStyle="1" w:styleId="TtuloCar">
-    <w:name w:val="Título Car"/>
-    <w:basedOn w:val="Fuentedeprrafopredeter"/>
-    <w:uiPriority w:val="10"/>
-    <w:rsid w:val="002C3B9C"/>
-    <w:rPr>
-      <w:rFonts w:asciiTheme="majorHAnsi" w:eastAsiaTheme="majorEastAsia" w:hAnsiTheme="majorHAnsi" w:cstheme="majorBidi"/>
-      <w:spacing w:val="-10"/>
-      <w:kern w:val="28"/>
-      <w:sz w:val="56"/>
-      <w:szCs w:val="56"/>
-    </w:rPr>
-  </w:style>
-  <w:style w:type="character" w:customStyle="1" w:styleId="SubttuloCar">
-    <w:name w:val="Subtítulo Car"/>
-    <w:basedOn w:val="Fuentedeprrafopredeter"/>
-    <w:uiPriority w:val="11"/>
-    <w:rsid w:val="002C3B9C"/>
-    <w:rPr>
-      <w:rFonts w:eastAsiaTheme="majorEastAsia" w:cstheme="majorBidi"/>
-      <w:color w:val="595959" w:themeColor="text1" w:themeTint="A6"/>
-      <w:spacing w:val="15"/>
-      <w:sz w:val="28"/>
-      <w:szCs w:val="28"/>
-    </w:rPr>
-  </w:style>
-  <w:style w:type="paragraph" w:styleId="Cita">
-    <w:name w:val="Quote"/>
-    <w:basedOn w:val="Normal"/>
-    <w:next w:val="Normal"/>
-    <w:link w:val="CitaCar"/>
-    <w:uiPriority w:val="29"/>
-    <w:qFormat/>
-    <w:rsid w:val="002C3B9C"/>
-    <w:pPr>
-      <w:spacing w:before="160"/>
-      <w:jc w:val="center"/>
-    </w:pPr>
-    <w:rPr>
-      <w:i/>
-      <w:iCs/>
-      <w:color w:val="404040" w:themeColor="text1" w:themeTint="BF"/>
-    </w:rPr>
-  </w:style>
-  <w:style w:type="character" w:customStyle="1" w:styleId="CitaCar">
-    <w:name w:val="Cita Car"/>
-    <w:basedOn w:val="Fuentedeprrafopredeter"/>
-    <w:link w:val="Cita"/>
-    <w:uiPriority w:val="29"/>
-    <w:rsid w:val="002C3B9C"/>
-    <w:rPr>
-      <w:i/>
-      <w:iCs/>
-      <w:color w:val="404040" w:themeColor="text1" w:themeTint="BF"/>
-    </w:rPr>
-  </w:style>
-  <w:style w:type="paragraph" w:styleId="Prrafodelista">
-    <w:name w:val="List Paragraph"/>
-    <w:basedOn w:val="Normal"/>
-    <w:link w:val="PrrafodelistaCar"/>
-    <w:qFormat/>
-    <w:rsid w:val="002C3B9C"/>
-    <w:pPr>
-      <w:ind w:left="720"/>
-      <w:contextualSpacing/>
-    </w:pPr>
-  </w:style>
-  <w:style w:type="character" w:styleId="nfasisintenso">
-    <w:name w:val="Intense Emphasis"/>
-    <w:basedOn w:val="Fuentedeprrafopredeter"/>
-    <w:uiPriority w:val="21"/>
-    <w:qFormat/>
-    <w:rsid w:val="002C3B9C"/>
-    <w:rPr>
-      <w:i/>
-      <w:iCs/>
-      <w:color w:val="0F4761" w:themeColor="accent1" w:themeShade="BF"/>
-    </w:rPr>
-  </w:style>
-  <w:style w:type="paragraph" w:styleId="Citadestacada">
-    <w:name w:val="Intense Quote"/>
-    <w:basedOn w:val="Normal"/>
-    <w:next w:val="Normal"/>
-    <w:link w:val="CitadestacadaCar"/>
-    <w:uiPriority w:val="30"/>
-    <w:qFormat/>
-    <w:rsid w:val="002C3B9C"/>
-    <w:pPr>
-      <w:pBdr>
-        <w:top w:val="single" w:sz="4" w:space="10" w:color="0F4761" w:themeColor="accent1" w:themeShade="BF"/>
-        <w:bottom w:val="single" w:sz="4" w:space="10" w:color="0F4761" w:themeColor="accent1" w:themeShade="BF"/>
-      </w:pBdr>
-      <w:spacing w:before="360" w:after="360"/>
-      <w:ind w:left="864" w:right="864"/>
-      <w:jc w:val="center"/>
-    </w:pPr>
-    <w:rPr>
-      <w:i/>
-      <w:iCs/>
-      <w:color w:val="0F4761" w:themeColor="accent1" w:themeShade="BF"/>
-    </w:rPr>
-  </w:style>
-  <w:style w:type="character" w:customStyle="1" w:styleId="CitadestacadaCar">
-    <w:name w:val="Cita destacada Car"/>
-    <w:basedOn w:val="Fuentedeprrafopredeter"/>
-    <w:link w:val="Citadestacada"/>
-    <w:uiPriority w:val="30"/>
-    <w:rsid w:val="002C3B9C"/>
-    <w:rPr>
-      <w:i/>
-      <w:iCs/>
-      <w:color w:val="0F4761" w:themeColor="accent1" w:themeShade="BF"/>
-    </w:rPr>
-  </w:style>
-  <w:style w:type="character" w:styleId="Referenciaintensa">
-    <w:name w:val="Intense Reference"/>
-    <w:basedOn w:val="Fuentedeprrafopredeter"/>
-    <w:uiPriority w:val="32"/>
-    <w:qFormat/>
-    <w:rsid w:val="002C3B9C"/>
-    <w:rPr>
-      <w:b/>
-      <w:bCs/>
-      <w:smallCaps/>
-      <w:color w:val="0F4761" w:themeColor="accent1" w:themeShade="BF"/>
-      <w:spacing w:val="5"/>
-    </w:rPr>
-  </w:style>
-  <w:style w:type="paragraph" w:styleId="Encabezado">
-    <w:name w:val="header"/>
-    <w:basedOn w:val="Normal"/>
-    <w:link w:val="EncabezadoCar"/>
-    <w:uiPriority w:val="99"/>
-    <w:unhideWhenUsed/>
-    <w:rsid w:val="002C3B9C"/>
-    <w:pPr>
-      <w:tabs>
-        <w:tab w:val="center" w:pos="4419"/>
-        <w:tab w:val="right" w:pos="8838"/>
-      </w:tabs>
-    </w:pPr>
-  </w:style>
-  <w:style w:type="character" w:customStyle="1" w:styleId="EncabezadoCar">
-    <w:name w:val="Encabezado Car"/>
-    <w:basedOn w:val="Fuentedeprrafopredeter"/>
-    <w:link w:val="Encabezado"/>
-    <w:uiPriority w:val="99"/>
-    <w:qFormat/>
-    <w:rsid w:val="002C3B9C"/>
-  </w:style>
-  <w:style w:type="paragraph" w:styleId="Piedepgina">
-    <w:name w:val="footer"/>
-    <w:basedOn w:val="Normal"/>
-    <w:link w:val="PiedepginaCar"/>
-    <w:unhideWhenUsed/>
-    <w:rsid w:val="002C3B9C"/>
-    <w:pPr>
-      <w:tabs>
-        <w:tab w:val="center" w:pos="4419"/>
-        <w:tab w:val="right" w:pos="8838"/>
-      </w:tabs>
-    </w:pPr>
-  </w:style>
-  <w:style w:type="character" w:customStyle="1" w:styleId="PiedepginaCar">
-    <w:name w:val="Pie de página Car"/>
-    <w:basedOn w:val="Fuentedeprrafopredeter"/>
-    <w:link w:val="Piedepgina"/>
-    <w:rsid w:val="002C3B9C"/>
-  </w:style>
-  <w:style w:type="table" w:styleId="Tablaconcuadrcula">
-    <w:name w:val="Table Grid"/>
-    <w:basedOn w:val="Tablanormal"/>
-    <w:uiPriority w:val="39"/>
-    <w:rsid w:val="005F618B"/>
-    <w:tblPr>
-      <w:tblInd w:w="0" w:type="dxa"/>
-      <w:tblBorders>
-        <w:top w:val="single" w:sz="4" w:space="0" w:color="auto"/>
-        <w:left w:val="single" w:sz="4" w:space="0" w:color="auto"/>
-        <w:bottom w:val="single" w:sz="4" w:space="0" w:color="auto"/>
-        <w:right w:val="single" w:sz="4" w:space="0" w:color="auto"/>
-        <w:insideH w:val="single" w:sz="4" w:space="0" w:color="auto"/>
-        <w:insideV w:val="single" w:sz="4" w:space="0" w:color="auto"/>
-      </w:tblBorders>
-      <w:tblCellMar>
-        <w:top w:w="0" w:type="dxa"/>
-        <w:left w:w="108" w:type="dxa"/>
-        <w:bottom w:w="0" w:type="dxa"/>
-        <w:right w:w="108" w:type="dxa"/>
-      </w:tblCellMar>
-    </w:tblPr>
-  </w:style>
-  <w:style w:type="paragraph" w:customStyle="1" w:styleId="Encabezado1">
-    <w:name w:val="Encabezado1"/>
-    <w:basedOn w:val="Normal"/>
-    <w:uiPriority w:val="99"/>
-    <w:rsid w:val="008445E8"/>
-    <w:pPr>
-      <w:tabs>
-        <w:tab w:val="center" w:pos="4252"/>
-        <w:tab w:val="right" w:pos="8504"/>
-      </w:tabs>
-    </w:pPr>
-    <w:rPr>
-      <w:lang w:val="es-CO" w:eastAsia="es-ES"/>
-    </w:rPr>
-  </w:style>
-  <w:style w:type="paragraph" w:styleId="Textonotapie">
-    <w:name w:val="footnote text"/>
-    <w:basedOn w:val="Normal"/>
-    <w:link w:val="TextonotapieCar"/>
-    <w:uiPriority w:val="99"/>
-    <w:unhideWhenUsed/>
-    <w:qFormat/>
-    <w:rsid w:val="003F2E17"/>
-    <w:rPr>
-      <w:lang w:val="es-ES_tradnl"/>
-    </w:rPr>
-  </w:style>
-  <w:style w:type="character" w:customStyle="1" w:styleId="TextonotapieCar">
-    <w:name w:val="Texto nota pie Car"/>
-    <w:basedOn w:val="Fuentedeprrafopredeter"/>
-    <w:link w:val="Textonotapie"/>
-    <w:uiPriority w:val="99"/>
-    <w:rsid w:val="003F2E17"/>
-    <w:rPr>
-      <w:rFonts w:ascii="Times New Roman" w:eastAsia="Times New Roman" w:hAnsi="Times New Roman" w:cs="Times New Roman"/>
-      <w:kern w:val="0"/>
-      <w:sz w:val="20"/>
-      <w:szCs w:val="20"/>
-      <w:lang w:val="es-ES_tradnl" w:eastAsia="es-CO"/>
-    </w:rPr>
-  </w:style>
-  <w:style w:type="character" w:styleId="Refdenotaalpie">
-    <w:name w:val="footnote reference"/>
-    <w:basedOn w:val="Fuentedeprrafopredeter"/>
-    <w:uiPriority w:val="99"/>
-    <w:semiHidden/>
-    <w:unhideWhenUsed/>
-    <w:rsid w:val="003F2E17"/>
-    <w:rPr>
-      <w:vertAlign w:val="superscript"/>
-    </w:rPr>
-  </w:style>
-  <w:style w:type="character" w:customStyle="1" w:styleId="PrrafodelistaCar">
-    <w:name w:val="Párrafo de lista Car"/>
-    <w:link w:val="Prrafodelista"/>
-    <w:locked/>
-    <w:rsid w:val="007C241C"/>
-    <w:rPr>
-      <w:rFonts w:ascii="Times New Roman" w:eastAsia="Times New Roman" w:hAnsi="Times New Roman" w:cs="Times New Roman"/>
-      <w:kern w:val="0"/>
-      <w:sz w:val="20"/>
-      <w:szCs w:val="20"/>
-      <w:lang w:val="es-ES" w:eastAsia="es-CO"/>
-    </w:rPr>
-  </w:style>
-  <w:style w:type="paragraph" w:styleId="NormalWeb">
-    <w:name w:val="Normal (Web)"/>
-    <w:basedOn w:val="Normal"/>
-    <w:uiPriority w:val="99"/>
-    <w:unhideWhenUsed/>
-    <w:rsid w:val="004039BB"/>
-    <w:pPr>
-      <w:spacing w:before="100" w:beforeAutospacing="1" w:after="100" w:afterAutospacing="1"/>
-    </w:pPr>
-    <w:rPr>
-      <w:sz w:val="24"/>
-      <w:szCs w:val="24"/>
-      <w:lang w:val="es-CO"/>
-    </w:rPr>
-  </w:style>
-  <w:style w:type="paragraph" w:customStyle="1" w:styleId="Estndar">
-    <w:name w:val="Estándar"/>
-    <w:rsid w:val="00BE4882"/>
-    <w:pPr>
-      <w:suppressAutoHyphens/>
-    </w:pPr>
-    <w:rPr>
-      <w:sz w:val="24"/>
-      <w:lang w:val="es-ES" w:eastAsia="ar-SA"/>
-    </w:rPr>
-  </w:style>
-  <w:style w:type="paragraph" w:customStyle="1" w:styleId="Default">
-    <w:name w:val="Default"/>
-    <w:rsid w:val="00E5526E"/>
-    <w:pPr>
-      <w:autoSpaceDE w:val="0"/>
-      <w:autoSpaceDN w:val="0"/>
-      <w:adjustRightInd w:val="0"/>
-    </w:pPr>
-    <w:rPr>
-      <w:rFonts w:ascii="Arial" w:eastAsia="Calibri" w:hAnsi="Arial" w:cs="Arial"/>
-      <w:color w:val="000000"/>
-      <w:sz w:val="24"/>
-      <w:szCs w:val="24"/>
-      <w:lang w:val="es-MX"/>
-    </w:rPr>
-  </w:style>
-  <w:style w:type="paragraph" w:styleId="Textoindependiente">
-    <w:name w:val="Body Text"/>
-    <w:basedOn w:val="Normal"/>
-    <w:link w:val="TextoindependienteCar"/>
-    <w:uiPriority w:val="1"/>
-    <w:qFormat/>
-    <w:rsid w:val="00E5526E"/>
-    <w:pPr>
-      <w:widowControl w:val="0"/>
-      <w:autoSpaceDE w:val="0"/>
-      <w:autoSpaceDN w:val="0"/>
-    </w:pPr>
-    <w:rPr>
-      <w:rFonts w:ascii="Arial" w:eastAsia="Arial" w:hAnsi="Arial" w:cs="Arial"/>
-      <w:sz w:val="24"/>
-      <w:szCs w:val="24"/>
-      <w:lang w:eastAsia="en-US"/>
-    </w:rPr>
-  </w:style>
-  <w:style w:type="character" w:customStyle="1" w:styleId="TextoindependienteCar">
-    <w:name w:val="Texto independiente Car"/>
-    <w:basedOn w:val="Fuentedeprrafopredeter"/>
-    <w:link w:val="Textoindependiente"/>
-    <w:uiPriority w:val="1"/>
-    <w:rsid w:val="00E5526E"/>
-    <w:rPr>
-      <w:rFonts w:ascii="Arial" w:eastAsia="Arial" w:hAnsi="Arial" w:cs="Arial"/>
-      <w:kern w:val="0"/>
-      <w:sz w:val="24"/>
-      <w:szCs w:val="24"/>
-      <w:lang w:val="es-ES"/>
-    </w:rPr>
-  </w:style>
-  <w:style w:type="character" w:styleId="Hipervnculo">
-    <w:name w:val="Hyperlink"/>
-    <w:basedOn w:val="Fuentedeprrafopredeter"/>
-    <w:uiPriority w:val="99"/>
-    <w:unhideWhenUsed/>
-    <w:rsid w:val="00E5526E"/>
-    <w:rPr>
-      <w:color w:val="467886" w:themeColor="hyperlink"/>
-      <w:u w:val="single"/>
-    </w:rPr>
-  </w:style>
-  <w:style w:type="paragraph" w:customStyle="1" w:styleId="CM46">
-    <w:name w:val="CM46"/>
-    <w:basedOn w:val="Normal"/>
-    <w:next w:val="Normal"/>
-    <w:uiPriority w:val="99"/>
-    <w:rsid w:val="00830AF2"/>
-    <w:pPr>
-      <w:autoSpaceDE w:val="0"/>
-      <w:autoSpaceDN w:val="0"/>
-      <w:adjustRightInd w:val="0"/>
-    </w:pPr>
-    <w:rPr>
-      <w:rFonts w:ascii="Arial" w:hAnsi="Arial" w:cs="Arial"/>
-      <w:sz w:val="24"/>
-      <w:szCs w:val="24"/>
-      <w:lang w:val="es-CO"/>
-    </w:rPr>
-  </w:style>
-  <w:style w:type="character" w:styleId="Refdecomentario">
-    <w:name w:val="annotation reference"/>
-    <w:basedOn w:val="Fuentedeprrafopredeter"/>
-    <w:uiPriority w:val="99"/>
-    <w:semiHidden/>
-    <w:unhideWhenUsed/>
-    <w:rsid w:val="004B33A9"/>
-    <w:rPr>
-      <w:sz w:val="16"/>
-      <w:szCs w:val="16"/>
-    </w:rPr>
-  </w:style>
-  <w:style w:type="paragraph" w:styleId="Textocomentario">
-    <w:name w:val="annotation text"/>
-    <w:basedOn w:val="Normal"/>
-    <w:link w:val="TextocomentarioCar"/>
-    <w:uiPriority w:val="99"/>
-    <w:unhideWhenUsed/>
-    <w:rsid w:val="004B33A9"/>
-  </w:style>
-  <w:style w:type="character" w:customStyle="1" w:styleId="TextocomentarioCar">
-    <w:name w:val="Texto comentario Car"/>
-    <w:basedOn w:val="Fuentedeprrafopredeter"/>
-    <w:link w:val="Textocomentario"/>
-    <w:uiPriority w:val="99"/>
-    <w:rsid w:val="004B33A9"/>
-    <w:rPr>
-      <w:rFonts w:ascii="Times New Roman" w:eastAsia="Times New Roman" w:hAnsi="Times New Roman" w:cs="Times New Roman"/>
-      <w:kern w:val="0"/>
-      <w:sz w:val="20"/>
-      <w:szCs w:val="20"/>
-      <w:lang w:val="es-ES" w:eastAsia="es-CO"/>
-    </w:rPr>
-  </w:style>
-  <w:style w:type="paragraph" w:styleId="Asuntodelcomentario">
-    <w:name w:val="annotation subject"/>
-    <w:basedOn w:val="Textocomentario"/>
-    <w:next w:val="Textocomentario"/>
-    <w:link w:val="AsuntodelcomentarioCar"/>
-    <w:uiPriority w:val="99"/>
-    <w:semiHidden/>
-    <w:unhideWhenUsed/>
-    <w:rsid w:val="004B33A9"/>
-    <w:rPr>
-      <w:b/>
-      <w:bCs/>
-    </w:rPr>
-  </w:style>
-  <w:style w:type="character" w:customStyle="1" w:styleId="AsuntodelcomentarioCar">
-    <w:name w:val="Asunto del comentario Car"/>
-    <w:basedOn w:val="TextocomentarioCar"/>
-    <w:link w:val="Asuntodelcomentario"/>
-    <w:uiPriority w:val="99"/>
-    <w:semiHidden/>
-    <w:rsid w:val="004B33A9"/>
-    <w:rPr>
-      <w:rFonts w:ascii="Times New Roman" w:eastAsia="Times New Roman" w:hAnsi="Times New Roman" w:cs="Times New Roman"/>
-      <w:b/>
-      <w:bCs/>
-      <w:kern w:val="0"/>
-      <w:sz w:val="20"/>
-      <w:szCs w:val="20"/>
-      <w:lang w:val="es-ES" w:eastAsia="es-CO"/>
-    </w:rPr>
-  </w:style>
-  <w:style w:type="character" w:customStyle="1" w:styleId="EnlacedeInternet">
-    <w:name w:val="Enlace de Internet"/>
-    <w:basedOn w:val="Fuentedeprrafopredeter"/>
-    <w:uiPriority w:val="99"/>
-    <w:unhideWhenUsed/>
-    <w:rsid w:val="0067527C"/>
-    <w:rPr>
-      <w:color w:val="467886" w:themeColor="hyperlink"/>
-      <w:u w:val="single"/>
-    </w:rPr>
-  </w:style>
-  <w:style w:type="character" w:customStyle="1" w:styleId="Caracteresdenotaalpie">
-    <w:name w:val="Caracteres de nota al pie"/>
-    <w:qFormat/>
-    <w:rsid w:val="0067527C"/>
-  </w:style>
-  <w:style w:type="character" w:customStyle="1" w:styleId="Ancladenotaalpie">
-    <w:name w:val="Ancla de nota al pie"/>
-    <w:rsid w:val="0067527C"/>
-    <w:rPr>
-      <w:vertAlign w:val="superscript"/>
-    </w:rPr>
-  </w:style>
-  <w:style w:type="character" w:customStyle="1" w:styleId="mlnuppercasemln">
-    <w:name w:val="mln_uppercase_mln"/>
-    <w:basedOn w:val="Fuentedeprrafopredeter"/>
-    <w:qFormat/>
-    <w:rsid w:val="0067527C"/>
-  </w:style>
-  <w:style w:type="table" w:customStyle="1" w:styleId="TableNormal0">
-    <w:name w:val="Table Normal"/>
-    <w:uiPriority w:val="2"/>
-    <w:semiHidden/>
-    <w:unhideWhenUsed/>
-    <w:qFormat/>
-    <w:rsid w:val="00525DE8"/>
-    <w:pPr>
-      <w:widowControl w:val="0"/>
-      <w:autoSpaceDE w:val="0"/>
-      <w:autoSpaceDN w:val="0"/>
-    </w:pPr>
-    <w:rPr>
-      <w:lang w:val="en-US"/>
-    </w:rPr>
-    <w:tblPr>
-      <w:tblInd w:w="0" w:type="dxa"/>
-      <w:tblCellMar>
-        <w:top w:w="0" w:type="dxa"/>
-        <w:left w:w="0" w:type="dxa"/>
-        <w:bottom w:w="0" w:type="dxa"/>
-        <w:right w:w="0" w:type="dxa"/>
-      </w:tblCellMar>
-    </w:tblPr>
-  </w:style>
-  <w:style w:type="paragraph" w:customStyle="1" w:styleId="TableParagraph">
-    <w:name w:val="Table Paragraph"/>
-    <w:basedOn w:val="Normal"/>
-    <w:uiPriority w:val="1"/>
-    <w:qFormat/>
-    <w:rsid w:val="00525DE8"/>
-    <w:pPr>
-      <w:widowControl w:val="0"/>
-      <w:autoSpaceDE w:val="0"/>
-      <w:autoSpaceDN w:val="0"/>
-    </w:pPr>
-    <w:rPr>
-      <w:rFonts w:ascii="Arial" w:eastAsia="Arial" w:hAnsi="Arial" w:cs="Arial"/>
-      <w:sz w:val="22"/>
-      <w:szCs w:val="22"/>
-      <w:lang w:eastAsia="en-US"/>
-    </w:rPr>
-  </w:style>
   <w:style w:type="paragraph" w:styleId="Subttulo">
     <w:name w:val="Subtitle"/>
     <w:basedOn w:val="Normal"/>
     <w:next w:val="Normal"/>
-    <w:uiPriority w:val="11"/>
-    <w:qFormat/>
     <w:rPr>
       <w:color w:val="595959"/>
       <w:sz w:val="28"/>
@@ -5776,11 +4340,10 @@
     </w:rPr>
   </w:style>
   <w:style w:type="table" w:customStyle="1" w:styleId="a">
-    <w:basedOn w:val="TableNormal0"/>
+    <w:basedOn w:val="TableNormal"/>
     <w:tblPr>
       <w:tblStyleRowBandSize w:val="1"/>
       <w:tblStyleColBandSize w:val="1"/>
-      <w:tblInd w:w="0" w:type="dxa"/>
       <w:tblCellMar>
         <w:top w:w="0" w:type="dxa"/>
         <w:left w:w="115" w:type="dxa"/>
@@ -5790,11 +4353,10 @@
     </w:tblPr>
   </w:style>
   <w:style w:type="table" w:customStyle="1" w:styleId="a0">
-    <w:basedOn w:val="TableNormal0"/>
+    <w:basedOn w:val="TableNormal"/>
     <w:tblPr>
       <w:tblStyleRowBandSize w:val="1"/>
       <w:tblStyleColBandSize w:val="1"/>
-      <w:tblInd w:w="0" w:type="dxa"/>
       <w:tblCellMar>
         <w:top w:w="0" w:type="dxa"/>
         <w:left w:w="115" w:type="dxa"/>
@@ -5804,291 +4366,13 @@
     </w:tblPr>
   </w:style>
   <w:style w:type="table" w:customStyle="1" w:styleId="a1">
-    <w:basedOn w:val="TableNormal0"/>
+    <w:basedOn w:val="TableNormal"/>
+    <w:pPr>
+      <w:widowControl w:val="0"/>
+    </w:pPr>
     <w:tblPr>
       <w:tblStyleRowBandSize w:val="1"/>
       <w:tblStyleColBandSize w:val="1"/>
-      <w:tblInd w:w="0" w:type="dxa"/>
-      <w:tblCellMar>
-        <w:top w:w="0" w:type="dxa"/>
-        <w:left w:w="108" w:type="dxa"/>
-        <w:bottom w:w="0" w:type="dxa"/>
-        <w:right w:w="108" w:type="dxa"/>
-      </w:tblCellMar>
-    </w:tblPr>
-  </w:style>
-  <w:style w:type="table" w:customStyle="1" w:styleId="a2">
-    <w:basedOn w:val="TableNormal0"/>
-    <w:tblPr>
-      <w:tblStyleRowBandSize w:val="1"/>
-      <w:tblStyleColBandSize w:val="1"/>
-      <w:tblInd w:w="0" w:type="dxa"/>
-      <w:tblCellMar>
-        <w:top w:w="0" w:type="dxa"/>
-        <w:left w:w="108" w:type="dxa"/>
-        <w:bottom w:w="0" w:type="dxa"/>
-        <w:right w:w="108" w:type="dxa"/>
-      </w:tblCellMar>
-    </w:tblPr>
-  </w:style>
-  <w:style w:type="table" w:customStyle="1" w:styleId="a3">
-    <w:basedOn w:val="TableNormal0"/>
-    <w:tblPr>
-      <w:tblStyleRowBandSize w:val="1"/>
-      <w:tblStyleColBandSize w:val="1"/>
-      <w:tblInd w:w="0" w:type="dxa"/>
-      <w:tblCellMar>
-        <w:top w:w="0" w:type="dxa"/>
-        <w:left w:w="115" w:type="dxa"/>
-        <w:bottom w:w="0" w:type="dxa"/>
-        <w:right w:w="115" w:type="dxa"/>
-      </w:tblCellMar>
-    </w:tblPr>
-  </w:style>
-  <w:style w:type="table" w:customStyle="1" w:styleId="a4">
-    <w:basedOn w:val="TableNormal0"/>
-    <w:tblPr>
-      <w:tblStyleRowBandSize w:val="1"/>
-      <w:tblStyleColBandSize w:val="1"/>
-      <w:tblInd w:w="0" w:type="dxa"/>
-      <w:tblCellMar>
-        <w:top w:w="0" w:type="dxa"/>
-        <w:left w:w="115" w:type="dxa"/>
-        <w:bottom w:w="0" w:type="dxa"/>
-        <w:right w:w="115" w:type="dxa"/>
-      </w:tblCellMar>
-    </w:tblPr>
-  </w:style>
-  <w:style w:type="table" w:customStyle="1" w:styleId="a5">
-    <w:basedOn w:val="TableNormal0"/>
-    <w:tblPr>
-      <w:tblStyleRowBandSize w:val="1"/>
-      <w:tblStyleColBandSize w:val="1"/>
-      <w:tblInd w:w="0" w:type="dxa"/>
-      <w:tblCellMar>
-        <w:top w:w="0" w:type="dxa"/>
-        <w:left w:w="70" w:type="dxa"/>
-        <w:bottom w:w="0" w:type="dxa"/>
-        <w:right w:w="70" w:type="dxa"/>
-      </w:tblCellMar>
-    </w:tblPr>
-  </w:style>
-  <w:style w:type="table" w:customStyle="1" w:styleId="a6">
-    <w:basedOn w:val="TableNormal0"/>
-    <w:tblPr>
-      <w:tblStyleRowBandSize w:val="1"/>
-      <w:tblStyleColBandSize w:val="1"/>
-      <w:tblInd w:w="0" w:type="dxa"/>
-      <w:tblCellMar>
-        <w:top w:w="0" w:type="dxa"/>
-        <w:left w:w="0" w:type="dxa"/>
-        <w:bottom w:w="0" w:type="dxa"/>
-        <w:right w:w="0" w:type="dxa"/>
-      </w:tblCellMar>
-    </w:tblPr>
-  </w:style>
-  <w:style w:type="table" w:customStyle="1" w:styleId="a7">
-    <w:basedOn w:val="TableNormal0"/>
-    <w:tblPr>
-      <w:tblStyleRowBandSize w:val="1"/>
-      <w:tblStyleColBandSize w:val="1"/>
-      <w:tblInd w:w="0" w:type="dxa"/>
-      <w:tblCellMar>
-        <w:top w:w="0" w:type="dxa"/>
-        <w:left w:w="115" w:type="dxa"/>
-        <w:bottom w:w="0" w:type="dxa"/>
-        <w:right w:w="115" w:type="dxa"/>
-      </w:tblCellMar>
-    </w:tblPr>
-  </w:style>
-  <w:style w:type="table" w:customStyle="1" w:styleId="a8">
-    <w:basedOn w:val="TableNormal0"/>
-    <w:tblPr>
-      <w:tblStyleRowBandSize w:val="1"/>
-      <w:tblStyleColBandSize w:val="1"/>
-      <w:tblInd w:w="0" w:type="dxa"/>
-      <w:tblCellMar>
-        <w:top w:w="0" w:type="dxa"/>
-        <w:left w:w="115" w:type="dxa"/>
-        <w:bottom w:w="0" w:type="dxa"/>
-        <w:right w:w="115" w:type="dxa"/>
-      </w:tblCellMar>
-    </w:tblPr>
-  </w:style>
-  <w:style w:type="table" w:customStyle="1" w:styleId="a9">
-    <w:basedOn w:val="TableNormal0"/>
-    <w:tblPr>
-      <w:tblStyleRowBandSize w:val="1"/>
-      <w:tblStyleColBandSize w:val="1"/>
-      <w:tblInd w:w="0" w:type="dxa"/>
-      <w:tblCellMar>
-        <w:top w:w="0" w:type="dxa"/>
-        <w:left w:w="108" w:type="dxa"/>
-        <w:bottom w:w="0" w:type="dxa"/>
-        <w:right w:w="108" w:type="dxa"/>
-      </w:tblCellMar>
-    </w:tblPr>
-  </w:style>
-  <w:style w:type="table" w:customStyle="1" w:styleId="aa">
-    <w:basedOn w:val="TableNormal0"/>
-    <w:tblPr>
-      <w:tblStyleRowBandSize w:val="1"/>
-      <w:tblStyleColBandSize w:val="1"/>
-      <w:tblInd w:w="0" w:type="dxa"/>
-      <w:tblCellMar>
-        <w:top w:w="0" w:type="dxa"/>
-        <w:left w:w="108" w:type="dxa"/>
-        <w:bottom w:w="0" w:type="dxa"/>
-        <w:right w:w="108" w:type="dxa"/>
-      </w:tblCellMar>
-    </w:tblPr>
-  </w:style>
-  <w:style w:type="table" w:customStyle="1" w:styleId="ab">
-    <w:basedOn w:val="TableNormal0"/>
-    <w:tblPr>
-      <w:tblStyleRowBandSize w:val="1"/>
-      <w:tblStyleColBandSize w:val="1"/>
-      <w:tblInd w:w="0" w:type="dxa"/>
-      <w:tblCellMar>
-        <w:top w:w="0" w:type="dxa"/>
-        <w:left w:w="108" w:type="dxa"/>
-        <w:bottom w:w="0" w:type="dxa"/>
-        <w:right w:w="108" w:type="dxa"/>
-      </w:tblCellMar>
-    </w:tblPr>
-  </w:style>
-  <w:style w:type="table" w:customStyle="1" w:styleId="ac">
-    <w:basedOn w:val="TableNormal0"/>
-    <w:tblPr>
-      <w:tblStyleRowBandSize w:val="1"/>
-      <w:tblStyleColBandSize w:val="1"/>
-      <w:tblInd w:w="0" w:type="dxa"/>
-      <w:tblCellMar>
-        <w:top w:w="0" w:type="dxa"/>
-        <w:left w:w="108" w:type="dxa"/>
-        <w:bottom w:w="0" w:type="dxa"/>
-        <w:right w:w="108" w:type="dxa"/>
-      </w:tblCellMar>
-    </w:tblPr>
-  </w:style>
-  <w:style w:type="table" w:customStyle="1" w:styleId="ad">
-    <w:basedOn w:val="TableNormal0"/>
-    <w:tblPr>
-      <w:tblStyleRowBandSize w:val="1"/>
-      <w:tblStyleColBandSize w:val="1"/>
-      <w:tblInd w:w="0" w:type="dxa"/>
-      <w:tblCellMar>
-        <w:top w:w="0" w:type="dxa"/>
-        <w:left w:w="108" w:type="dxa"/>
-        <w:bottom w:w="0" w:type="dxa"/>
-        <w:right w:w="108" w:type="dxa"/>
-      </w:tblCellMar>
-    </w:tblPr>
-  </w:style>
-  <w:style w:type="table" w:customStyle="1" w:styleId="ae">
-    <w:basedOn w:val="TableNormal0"/>
-    <w:tblPr>
-      <w:tblStyleRowBandSize w:val="1"/>
-      <w:tblStyleColBandSize w:val="1"/>
-      <w:tblInd w:w="0" w:type="dxa"/>
-      <w:tblCellMar>
-        <w:top w:w="0" w:type="dxa"/>
-        <w:left w:w="108" w:type="dxa"/>
-        <w:bottom w:w="0" w:type="dxa"/>
-        <w:right w:w="108" w:type="dxa"/>
-      </w:tblCellMar>
-    </w:tblPr>
-  </w:style>
-  <w:style w:type="table" w:customStyle="1" w:styleId="af">
-    <w:basedOn w:val="TableNormal0"/>
-    <w:tblPr>
-      <w:tblStyleRowBandSize w:val="1"/>
-      <w:tblStyleColBandSize w:val="1"/>
-      <w:tblInd w:w="0" w:type="dxa"/>
-      <w:tblCellMar>
-        <w:top w:w="0" w:type="dxa"/>
-        <w:left w:w="70" w:type="dxa"/>
-        <w:bottom w:w="0" w:type="dxa"/>
-        <w:right w:w="70" w:type="dxa"/>
-      </w:tblCellMar>
-    </w:tblPr>
-  </w:style>
-  <w:style w:type="table" w:customStyle="1" w:styleId="af0">
-    <w:basedOn w:val="TableNormal0"/>
-    <w:tblPr>
-      <w:tblStyleRowBandSize w:val="1"/>
-      <w:tblStyleColBandSize w:val="1"/>
-      <w:tblInd w:w="0" w:type="dxa"/>
-      <w:tblCellMar>
-        <w:top w:w="0" w:type="dxa"/>
-        <w:left w:w="115" w:type="dxa"/>
-        <w:bottom w:w="0" w:type="dxa"/>
-        <w:right w:w="115" w:type="dxa"/>
-      </w:tblCellMar>
-    </w:tblPr>
-  </w:style>
-  <w:style w:type="table" w:customStyle="1" w:styleId="af1">
-    <w:basedOn w:val="TableNormal0"/>
-    <w:tblPr>
-      <w:tblStyleRowBandSize w:val="1"/>
-      <w:tblStyleColBandSize w:val="1"/>
-      <w:tblInd w:w="0" w:type="dxa"/>
-      <w:tblCellMar>
-        <w:top w:w="0" w:type="dxa"/>
-        <w:left w:w="115" w:type="dxa"/>
-        <w:bottom w:w="0" w:type="dxa"/>
-        <w:right w:w="115" w:type="dxa"/>
-      </w:tblCellMar>
-    </w:tblPr>
-  </w:style>
-  <w:style w:type="table" w:customStyle="1" w:styleId="af2">
-    <w:basedOn w:val="TableNormal0"/>
-    <w:tblPr>
-      <w:tblStyleRowBandSize w:val="1"/>
-      <w:tblStyleColBandSize w:val="1"/>
-      <w:tblInd w:w="0" w:type="dxa"/>
-      <w:tblCellMar>
-        <w:top w:w="0" w:type="dxa"/>
-        <w:left w:w="115" w:type="dxa"/>
-        <w:bottom w:w="0" w:type="dxa"/>
-        <w:right w:w="115" w:type="dxa"/>
-      </w:tblCellMar>
-    </w:tblPr>
-  </w:style>
-  <w:style w:type="table" w:customStyle="1" w:styleId="af3">
-    <w:basedOn w:val="TableNormal0"/>
-    <w:tblPr>
-      <w:tblStyleRowBandSize w:val="1"/>
-      <w:tblStyleColBandSize w:val="1"/>
-      <w:tblInd w:w="0" w:type="dxa"/>
-      <w:tblCellMar>
-        <w:top w:w="0" w:type="dxa"/>
-        <w:left w:w="115" w:type="dxa"/>
-        <w:bottom w:w="0" w:type="dxa"/>
-        <w:right w:w="115" w:type="dxa"/>
-      </w:tblCellMar>
-    </w:tblPr>
-  </w:style>
-  <w:style w:type="table" w:customStyle="1" w:styleId="af4">
-    <w:basedOn w:val="TableNormal0"/>
-    <w:tblPr>
-      <w:tblStyleRowBandSize w:val="1"/>
-      <w:tblStyleColBandSize w:val="1"/>
-      <w:tblInd w:w="0" w:type="dxa"/>
-      <w:tblCellMar>
-        <w:top w:w="0" w:type="dxa"/>
-        <w:left w:w="98" w:type="dxa"/>
-        <w:bottom w:w="0" w:type="dxa"/>
-        <w:right w:w="115" w:type="dxa"/>
-      </w:tblCellMar>
-    </w:tblPr>
-  </w:style>
-  <w:style w:type="table" w:customStyle="1" w:styleId="af5">
-    <w:basedOn w:val="TableNormal0"/>
-    <w:tblPr>
-      <w:tblStyleRowBandSize w:val="1"/>
-      <w:tblStyleColBandSize w:val="1"/>
-      <w:tblInd w:w="0" w:type="dxa"/>
       <w:tblCellMar>
         <w:top w:w="0" w:type="dxa"/>
         <w:left w:w="115" w:type="dxa"/>
@@ -6104,7 +4388,7 @@
     <w:uiPriority w:val="99"/>
     <w:semiHidden/>
     <w:unhideWhenUsed/>
-    <w:rsid w:val="002A61B4"/>
+    <w:rsid w:val="00E66ED9"/>
     <w:rPr>
       <w:rFonts w:ascii="Tahoma" w:hAnsi="Tahoma" w:cs="Tahoma"/>
       <w:sz w:val="16"/>
@@ -6117,7 +4401,7 @@
     <w:link w:val="Textodeglobo"/>
     <w:uiPriority w:val="99"/>
     <w:semiHidden/>
-    <w:rsid w:val="002A61B4"/>
+    <w:rsid w:val="00E66ED9"/>
     <w:rPr>
       <w:rFonts w:ascii="Tahoma" w:hAnsi="Tahoma" w:cs="Tahoma"/>
       <w:sz w:val="16"/>
@@ -6164,7 +4448,7 @@
     <w:lsdException w:name="Subtitle" w:semiHidden="0" w:uiPriority="11" w:unhideWhenUsed="0" w:qFormat="1"/>
     <w:lsdException w:name="Strong" w:semiHidden="0" w:uiPriority="22" w:unhideWhenUsed="0" w:qFormat="1"/>
     <w:lsdException w:name="Emphasis" w:semiHidden="0" w:uiPriority="20" w:unhideWhenUsed="0" w:qFormat="1"/>
-    <w:lsdException w:name="Table Grid" w:semiHidden="0" w:uiPriority="39" w:unhideWhenUsed="0"/>
+    <w:lsdException w:name="Table Grid" w:semiHidden="0" w:uiPriority="59" w:unhideWhenUsed="0"/>
     <w:lsdException w:name="Placeholder Text" w:unhideWhenUsed="0"/>
     <w:lsdException w:name="No Spacing" w:semiHidden="0" w:uiPriority="1" w:unhideWhenUsed="0" w:qFormat="1"/>
     <w:lsdException w:name="Light Shading" w:semiHidden="0" w:uiPriority="60" w:unhideWhenUsed="0"/>
@@ -6279,14 +4563,11 @@
   </w:latentStyles>
   <w:style w:type="paragraph" w:default="1" w:styleId="Normal">
     <w:name w:val="Normal"/>
-    <w:qFormat/>
   </w:style>
   <w:style w:type="paragraph" w:styleId="Ttulo1">
     <w:name w:val="heading 1"/>
     <w:basedOn w:val="Normal"/>
     <w:next w:val="Normal"/>
-    <w:uiPriority w:val="9"/>
-    <w:qFormat/>
     <w:pPr>
       <w:keepNext/>
       <w:keepLines/>
@@ -6306,9 +4587,6 @@
     <w:name w:val="heading 2"/>
     <w:basedOn w:val="Normal"/>
     <w:next w:val="Normal"/>
-    <w:uiPriority w:val="9"/>
-    <w:unhideWhenUsed/>
-    <w:qFormat/>
     <w:pPr>
       <w:keepNext/>
       <w:keepLines/>
@@ -6325,10 +4603,6 @@
     <w:name w:val="heading 3"/>
     <w:basedOn w:val="Normal"/>
     <w:next w:val="Normal"/>
-    <w:uiPriority w:val="9"/>
-    <w:semiHidden/>
-    <w:unhideWhenUsed/>
-    <w:qFormat/>
     <w:pPr>
       <w:keepNext/>
       <w:keepLines/>
@@ -6349,10 +4623,6 @@
     <w:name w:val="heading 4"/>
     <w:basedOn w:val="Normal"/>
     <w:next w:val="Normal"/>
-    <w:uiPriority w:val="9"/>
-    <w:semiHidden/>
-    <w:unhideWhenUsed/>
-    <w:qFormat/>
     <w:pPr>
       <w:keepNext/>
       <w:keepLines/>
@@ -6369,10 +4639,6 @@
     <w:name w:val="heading 5"/>
     <w:basedOn w:val="Normal"/>
     <w:next w:val="Normal"/>
-    <w:uiPriority w:val="9"/>
-    <w:semiHidden/>
-    <w:unhideWhenUsed/>
-    <w:qFormat/>
     <w:pPr>
       <w:keepNext/>
       <w:keepLines/>
@@ -6387,10 +4653,6 @@
     <w:name w:val="heading 6"/>
     <w:basedOn w:val="Normal"/>
     <w:next w:val="Normal"/>
-    <w:uiPriority w:val="9"/>
-    <w:semiHidden/>
-    <w:unhideWhenUsed/>
-    <w:qFormat/>
     <w:pPr>
       <w:keepNext/>
       <w:keepLines/>
@@ -6401,69 +4663,6 @@
       <w:i/>
       <w:iCs/>
       <w:color w:val="595959"/>
-    </w:rPr>
-  </w:style>
-  <w:style w:type="paragraph" w:styleId="Ttulo7">
-    <w:name w:val="heading 7"/>
-    <w:basedOn w:val="Normal"/>
-    <w:next w:val="Normal"/>
-    <w:link w:val="Ttulo7Car"/>
-    <w:uiPriority w:val="9"/>
-    <w:semiHidden/>
-    <w:unhideWhenUsed/>
-    <w:qFormat/>
-    <w:rsid w:val="002C3B9C"/>
-    <w:pPr>
-      <w:keepNext/>
-      <w:keepLines/>
-      <w:spacing w:before="40"/>
-      <w:outlineLvl w:val="6"/>
-    </w:pPr>
-    <w:rPr>
-      <w:rFonts w:eastAsiaTheme="majorEastAsia" w:cstheme="majorBidi"/>
-      <w:color w:val="595959" w:themeColor="text1" w:themeTint="A6"/>
-    </w:rPr>
-  </w:style>
-  <w:style w:type="paragraph" w:styleId="Ttulo8">
-    <w:name w:val="heading 8"/>
-    <w:basedOn w:val="Normal"/>
-    <w:next w:val="Normal"/>
-    <w:link w:val="Ttulo8Car"/>
-    <w:uiPriority w:val="9"/>
-    <w:semiHidden/>
-    <w:unhideWhenUsed/>
-    <w:qFormat/>
-    <w:rsid w:val="002C3B9C"/>
-    <w:pPr>
-      <w:keepNext/>
-      <w:keepLines/>
-      <w:outlineLvl w:val="7"/>
-    </w:pPr>
-    <w:rPr>
-      <w:rFonts w:eastAsiaTheme="majorEastAsia" w:cstheme="majorBidi"/>
-      <w:i/>
-      <w:iCs/>
-      <w:color w:val="272727" w:themeColor="text1" w:themeTint="D8"/>
-    </w:rPr>
-  </w:style>
-  <w:style w:type="paragraph" w:styleId="Ttulo9">
-    <w:name w:val="heading 9"/>
-    <w:basedOn w:val="Normal"/>
-    <w:next w:val="Normal"/>
-    <w:link w:val="Ttulo9Car"/>
-    <w:uiPriority w:val="9"/>
-    <w:semiHidden/>
-    <w:unhideWhenUsed/>
-    <w:qFormat/>
-    <w:rsid w:val="002C3B9C"/>
-    <w:pPr>
-      <w:keepNext/>
-      <w:keepLines/>
-      <w:outlineLvl w:val="8"/>
-    </w:pPr>
-    <w:rPr>
-      <w:rFonts w:eastAsiaTheme="majorEastAsia" w:cstheme="majorBidi"/>
-      <w:color w:val="272727" w:themeColor="text1" w:themeTint="D8"/>
     </w:rPr>
   </w:style>
   <w:style w:type="character" w:default="1" w:styleId="Fuentedeprrafopredeter">
@@ -6508,8 +4707,6 @@
     <w:name w:val="Title"/>
     <w:basedOn w:val="Normal"/>
     <w:next w:val="Normal"/>
-    <w:uiPriority w:val="10"/>
-    <w:qFormat/>
     <w:pPr>
       <w:spacing w:after="80"/>
     </w:pPr>
@@ -6519,624 +4716,10 @@
       <w:szCs w:val="56"/>
     </w:rPr>
   </w:style>
-  <w:style w:type="character" w:customStyle="1" w:styleId="Ttulo1Car">
-    <w:name w:val="Título 1 Car"/>
-    <w:basedOn w:val="Fuentedeprrafopredeter"/>
-    <w:uiPriority w:val="9"/>
-    <w:rsid w:val="00C71B2B"/>
-    <w:rPr>
-      <w:rFonts w:ascii="Arial" w:eastAsiaTheme="majorEastAsia" w:hAnsi="Arial" w:cstheme="majorBidi"/>
-      <w:b/>
-      <w:kern w:val="0"/>
-      <w:sz w:val="24"/>
-      <w:szCs w:val="32"/>
-      <w:lang w:val="es-ES" w:eastAsia="es-CO"/>
-    </w:rPr>
-  </w:style>
-  <w:style w:type="character" w:customStyle="1" w:styleId="Ttulo2Car">
-    <w:name w:val="Título 2 Car"/>
-    <w:basedOn w:val="Fuentedeprrafopredeter"/>
-    <w:uiPriority w:val="9"/>
-    <w:rsid w:val="001939A8"/>
-    <w:rPr>
-      <w:rFonts w:ascii="Arial" w:eastAsiaTheme="majorEastAsia" w:hAnsi="Arial" w:cstheme="majorBidi"/>
-      <w:kern w:val="0"/>
-      <w:sz w:val="24"/>
-      <w:szCs w:val="26"/>
-      <w:lang w:val="es-ES" w:eastAsia="es-CO"/>
-    </w:rPr>
-  </w:style>
-  <w:style w:type="character" w:customStyle="1" w:styleId="Ttulo3Car">
-    <w:name w:val="Título 3 Car"/>
-    <w:basedOn w:val="Fuentedeprrafopredeter"/>
-    <w:uiPriority w:val="9"/>
-    <w:rsid w:val="006B48DE"/>
-    <w:rPr>
-      <w:rFonts w:ascii="Arial" w:eastAsiaTheme="majorEastAsia" w:hAnsi="Arial" w:cstheme="majorBidi"/>
-      <w:b/>
-      <w:sz w:val="24"/>
-      <w:szCs w:val="24"/>
-    </w:rPr>
-  </w:style>
-  <w:style w:type="character" w:customStyle="1" w:styleId="Ttulo4Car">
-    <w:name w:val="Título 4 Car"/>
-    <w:basedOn w:val="Fuentedeprrafopredeter"/>
-    <w:uiPriority w:val="9"/>
-    <w:semiHidden/>
-    <w:rsid w:val="002C3B9C"/>
-    <w:rPr>
-      <w:rFonts w:eastAsiaTheme="majorEastAsia" w:cstheme="majorBidi"/>
-      <w:i/>
-      <w:iCs/>
-      <w:color w:val="0F4761" w:themeColor="accent1" w:themeShade="BF"/>
-    </w:rPr>
-  </w:style>
-  <w:style w:type="character" w:customStyle="1" w:styleId="Ttulo5Car">
-    <w:name w:val="Título 5 Car"/>
-    <w:basedOn w:val="Fuentedeprrafopredeter"/>
-    <w:uiPriority w:val="9"/>
-    <w:semiHidden/>
-    <w:rsid w:val="002C3B9C"/>
-    <w:rPr>
-      <w:rFonts w:eastAsiaTheme="majorEastAsia" w:cstheme="majorBidi"/>
-      <w:color w:val="0F4761" w:themeColor="accent1" w:themeShade="BF"/>
-    </w:rPr>
-  </w:style>
-  <w:style w:type="character" w:customStyle="1" w:styleId="Ttulo6Car">
-    <w:name w:val="Título 6 Car"/>
-    <w:basedOn w:val="Fuentedeprrafopredeter"/>
-    <w:uiPriority w:val="9"/>
-    <w:semiHidden/>
-    <w:rsid w:val="002C3B9C"/>
-    <w:rPr>
-      <w:rFonts w:eastAsiaTheme="majorEastAsia" w:cstheme="majorBidi"/>
-      <w:i/>
-      <w:iCs/>
-      <w:color w:val="595959" w:themeColor="text1" w:themeTint="A6"/>
-    </w:rPr>
-  </w:style>
-  <w:style w:type="character" w:customStyle="1" w:styleId="Ttulo7Car">
-    <w:name w:val="Título 7 Car"/>
-    <w:basedOn w:val="Fuentedeprrafopredeter"/>
-    <w:link w:val="Ttulo7"/>
-    <w:uiPriority w:val="9"/>
-    <w:semiHidden/>
-    <w:rsid w:val="002C3B9C"/>
-    <w:rPr>
-      <w:rFonts w:eastAsiaTheme="majorEastAsia" w:cstheme="majorBidi"/>
-      <w:color w:val="595959" w:themeColor="text1" w:themeTint="A6"/>
-    </w:rPr>
-  </w:style>
-  <w:style w:type="character" w:customStyle="1" w:styleId="Ttulo8Car">
-    <w:name w:val="Título 8 Car"/>
-    <w:basedOn w:val="Fuentedeprrafopredeter"/>
-    <w:link w:val="Ttulo8"/>
-    <w:uiPriority w:val="9"/>
-    <w:semiHidden/>
-    <w:rsid w:val="002C3B9C"/>
-    <w:rPr>
-      <w:rFonts w:eastAsiaTheme="majorEastAsia" w:cstheme="majorBidi"/>
-      <w:i/>
-      <w:iCs/>
-      <w:color w:val="272727" w:themeColor="text1" w:themeTint="D8"/>
-    </w:rPr>
-  </w:style>
-  <w:style w:type="character" w:customStyle="1" w:styleId="Ttulo9Car">
-    <w:name w:val="Título 9 Car"/>
-    <w:basedOn w:val="Fuentedeprrafopredeter"/>
-    <w:link w:val="Ttulo9"/>
-    <w:uiPriority w:val="9"/>
-    <w:semiHidden/>
-    <w:rsid w:val="002C3B9C"/>
-    <w:rPr>
-      <w:rFonts w:eastAsiaTheme="majorEastAsia" w:cstheme="majorBidi"/>
-      <w:color w:val="272727" w:themeColor="text1" w:themeTint="D8"/>
-    </w:rPr>
-  </w:style>
-  <w:style w:type="character" w:customStyle="1" w:styleId="TtuloCar">
-    <w:name w:val="Título Car"/>
-    <w:basedOn w:val="Fuentedeprrafopredeter"/>
-    <w:uiPriority w:val="10"/>
-    <w:rsid w:val="002C3B9C"/>
-    <w:rPr>
-      <w:rFonts w:asciiTheme="majorHAnsi" w:eastAsiaTheme="majorEastAsia" w:hAnsiTheme="majorHAnsi" w:cstheme="majorBidi"/>
-      <w:spacing w:val="-10"/>
-      <w:kern w:val="28"/>
-      <w:sz w:val="56"/>
-      <w:szCs w:val="56"/>
-    </w:rPr>
-  </w:style>
-  <w:style w:type="character" w:customStyle="1" w:styleId="SubttuloCar">
-    <w:name w:val="Subtítulo Car"/>
-    <w:basedOn w:val="Fuentedeprrafopredeter"/>
-    <w:uiPriority w:val="11"/>
-    <w:rsid w:val="002C3B9C"/>
-    <w:rPr>
-      <w:rFonts w:eastAsiaTheme="majorEastAsia" w:cstheme="majorBidi"/>
-      <w:color w:val="595959" w:themeColor="text1" w:themeTint="A6"/>
-      <w:spacing w:val="15"/>
-      <w:sz w:val="28"/>
-      <w:szCs w:val="28"/>
-    </w:rPr>
-  </w:style>
-  <w:style w:type="paragraph" w:styleId="Cita">
-    <w:name w:val="Quote"/>
-    <w:basedOn w:val="Normal"/>
-    <w:next w:val="Normal"/>
-    <w:link w:val="CitaCar"/>
-    <w:uiPriority w:val="29"/>
-    <w:qFormat/>
-    <w:rsid w:val="002C3B9C"/>
-    <w:pPr>
-      <w:spacing w:before="160"/>
-      <w:jc w:val="center"/>
-    </w:pPr>
-    <w:rPr>
-      <w:i/>
-      <w:iCs/>
-      <w:color w:val="404040" w:themeColor="text1" w:themeTint="BF"/>
-    </w:rPr>
-  </w:style>
-  <w:style w:type="character" w:customStyle="1" w:styleId="CitaCar">
-    <w:name w:val="Cita Car"/>
-    <w:basedOn w:val="Fuentedeprrafopredeter"/>
-    <w:link w:val="Cita"/>
-    <w:uiPriority w:val="29"/>
-    <w:rsid w:val="002C3B9C"/>
-    <w:rPr>
-      <w:i/>
-      <w:iCs/>
-      <w:color w:val="404040" w:themeColor="text1" w:themeTint="BF"/>
-    </w:rPr>
-  </w:style>
-  <w:style w:type="paragraph" w:styleId="Prrafodelista">
-    <w:name w:val="List Paragraph"/>
-    <w:basedOn w:val="Normal"/>
-    <w:link w:val="PrrafodelistaCar"/>
-    <w:qFormat/>
-    <w:rsid w:val="002C3B9C"/>
-    <w:pPr>
-      <w:ind w:left="720"/>
-      <w:contextualSpacing/>
-    </w:pPr>
-  </w:style>
-  <w:style w:type="character" w:styleId="nfasisintenso">
-    <w:name w:val="Intense Emphasis"/>
-    <w:basedOn w:val="Fuentedeprrafopredeter"/>
-    <w:uiPriority w:val="21"/>
-    <w:qFormat/>
-    <w:rsid w:val="002C3B9C"/>
-    <w:rPr>
-      <w:i/>
-      <w:iCs/>
-      <w:color w:val="0F4761" w:themeColor="accent1" w:themeShade="BF"/>
-    </w:rPr>
-  </w:style>
-  <w:style w:type="paragraph" w:styleId="Citadestacada">
-    <w:name w:val="Intense Quote"/>
-    <w:basedOn w:val="Normal"/>
-    <w:next w:val="Normal"/>
-    <w:link w:val="CitadestacadaCar"/>
-    <w:uiPriority w:val="30"/>
-    <w:qFormat/>
-    <w:rsid w:val="002C3B9C"/>
-    <w:pPr>
-      <w:pBdr>
-        <w:top w:val="single" w:sz="4" w:space="10" w:color="0F4761" w:themeColor="accent1" w:themeShade="BF"/>
-        <w:bottom w:val="single" w:sz="4" w:space="10" w:color="0F4761" w:themeColor="accent1" w:themeShade="BF"/>
-      </w:pBdr>
-      <w:spacing w:before="360" w:after="360"/>
-      <w:ind w:left="864" w:right="864"/>
-      <w:jc w:val="center"/>
-    </w:pPr>
-    <w:rPr>
-      <w:i/>
-      <w:iCs/>
-      <w:color w:val="0F4761" w:themeColor="accent1" w:themeShade="BF"/>
-    </w:rPr>
-  </w:style>
-  <w:style w:type="character" w:customStyle="1" w:styleId="CitadestacadaCar">
-    <w:name w:val="Cita destacada Car"/>
-    <w:basedOn w:val="Fuentedeprrafopredeter"/>
-    <w:link w:val="Citadestacada"/>
-    <w:uiPriority w:val="30"/>
-    <w:rsid w:val="002C3B9C"/>
-    <w:rPr>
-      <w:i/>
-      <w:iCs/>
-      <w:color w:val="0F4761" w:themeColor="accent1" w:themeShade="BF"/>
-    </w:rPr>
-  </w:style>
-  <w:style w:type="character" w:styleId="Referenciaintensa">
-    <w:name w:val="Intense Reference"/>
-    <w:basedOn w:val="Fuentedeprrafopredeter"/>
-    <w:uiPriority w:val="32"/>
-    <w:qFormat/>
-    <w:rsid w:val="002C3B9C"/>
-    <w:rPr>
-      <w:b/>
-      <w:bCs/>
-      <w:smallCaps/>
-      <w:color w:val="0F4761" w:themeColor="accent1" w:themeShade="BF"/>
-      <w:spacing w:val="5"/>
-    </w:rPr>
-  </w:style>
-  <w:style w:type="paragraph" w:styleId="Encabezado">
-    <w:name w:val="header"/>
-    <w:basedOn w:val="Normal"/>
-    <w:link w:val="EncabezadoCar"/>
-    <w:uiPriority w:val="99"/>
-    <w:unhideWhenUsed/>
-    <w:rsid w:val="002C3B9C"/>
-    <w:pPr>
-      <w:tabs>
-        <w:tab w:val="center" w:pos="4419"/>
-        <w:tab w:val="right" w:pos="8838"/>
-      </w:tabs>
-    </w:pPr>
-  </w:style>
-  <w:style w:type="character" w:customStyle="1" w:styleId="EncabezadoCar">
-    <w:name w:val="Encabezado Car"/>
-    <w:basedOn w:val="Fuentedeprrafopredeter"/>
-    <w:link w:val="Encabezado"/>
-    <w:uiPriority w:val="99"/>
-    <w:qFormat/>
-    <w:rsid w:val="002C3B9C"/>
-  </w:style>
-  <w:style w:type="paragraph" w:styleId="Piedepgina">
-    <w:name w:val="footer"/>
-    <w:basedOn w:val="Normal"/>
-    <w:link w:val="PiedepginaCar"/>
-    <w:unhideWhenUsed/>
-    <w:rsid w:val="002C3B9C"/>
-    <w:pPr>
-      <w:tabs>
-        <w:tab w:val="center" w:pos="4419"/>
-        <w:tab w:val="right" w:pos="8838"/>
-      </w:tabs>
-    </w:pPr>
-  </w:style>
-  <w:style w:type="character" w:customStyle="1" w:styleId="PiedepginaCar">
-    <w:name w:val="Pie de página Car"/>
-    <w:basedOn w:val="Fuentedeprrafopredeter"/>
-    <w:link w:val="Piedepgina"/>
-    <w:rsid w:val="002C3B9C"/>
-  </w:style>
-  <w:style w:type="table" w:styleId="Tablaconcuadrcula">
-    <w:name w:val="Table Grid"/>
-    <w:basedOn w:val="Tablanormal"/>
-    <w:uiPriority w:val="39"/>
-    <w:rsid w:val="005F618B"/>
-    <w:tblPr>
-      <w:tblInd w:w="0" w:type="dxa"/>
-      <w:tblBorders>
-        <w:top w:val="single" w:sz="4" w:space="0" w:color="auto"/>
-        <w:left w:val="single" w:sz="4" w:space="0" w:color="auto"/>
-        <w:bottom w:val="single" w:sz="4" w:space="0" w:color="auto"/>
-        <w:right w:val="single" w:sz="4" w:space="0" w:color="auto"/>
-        <w:insideH w:val="single" w:sz="4" w:space="0" w:color="auto"/>
-        <w:insideV w:val="single" w:sz="4" w:space="0" w:color="auto"/>
-      </w:tblBorders>
-      <w:tblCellMar>
-        <w:top w:w="0" w:type="dxa"/>
-        <w:left w:w="108" w:type="dxa"/>
-        <w:bottom w:w="0" w:type="dxa"/>
-        <w:right w:w="108" w:type="dxa"/>
-      </w:tblCellMar>
-    </w:tblPr>
-  </w:style>
-  <w:style w:type="paragraph" w:customStyle="1" w:styleId="Encabezado1">
-    <w:name w:val="Encabezado1"/>
-    <w:basedOn w:val="Normal"/>
-    <w:uiPriority w:val="99"/>
-    <w:rsid w:val="008445E8"/>
-    <w:pPr>
-      <w:tabs>
-        <w:tab w:val="center" w:pos="4252"/>
-        <w:tab w:val="right" w:pos="8504"/>
-      </w:tabs>
-    </w:pPr>
-    <w:rPr>
-      <w:lang w:val="es-CO" w:eastAsia="es-ES"/>
-    </w:rPr>
-  </w:style>
-  <w:style w:type="paragraph" w:styleId="Textonotapie">
-    <w:name w:val="footnote text"/>
-    <w:basedOn w:val="Normal"/>
-    <w:link w:val="TextonotapieCar"/>
-    <w:uiPriority w:val="99"/>
-    <w:unhideWhenUsed/>
-    <w:qFormat/>
-    <w:rsid w:val="003F2E17"/>
-    <w:rPr>
-      <w:lang w:val="es-ES_tradnl"/>
-    </w:rPr>
-  </w:style>
-  <w:style w:type="character" w:customStyle="1" w:styleId="TextonotapieCar">
-    <w:name w:val="Texto nota pie Car"/>
-    <w:basedOn w:val="Fuentedeprrafopredeter"/>
-    <w:link w:val="Textonotapie"/>
-    <w:uiPriority w:val="99"/>
-    <w:rsid w:val="003F2E17"/>
-    <w:rPr>
-      <w:rFonts w:ascii="Times New Roman" w:eastAsia="Times New Roman" w:hAnsi="Times New Roman" w:cs="Times New Roman"/>
-      <w:kern w:val="0"/>
-      <w:sz w:val="20"/>
-      <w:szCs w:val="20"/>
-      <w:lang w:val="es-ES_tradnl" w:eastAsia="es-CO"/>
-    </w:rPr>
-  </w:style>
-  <w:style w:type="character" w:styleId="Refdenotaalpie">
-    <w:name w:val="footnote reference"/>
-    <w:basedOn w:val="Fuentedeprrafopredeter"/>
-    <w:uiPriority w:val="99"/>
-    <w:semiHidden/>
-    <w:unhideWhenUsed/>
-    <w:rsid w:val="003F2E17"/>
-    <w:rPr>
-      <w:vertAlign w:val="superscript"/>
-    </w:rPr>
-  </w:style>
-  <w:style w:type="character" w:customStyle="1" w:styleId="PrrafodelistaCar">
-    <w:name w:val="Párrafo de lista Car"/>
-    <w:link w:val="Prrafodelista"/>
-    <w:locked/>
-    <w:rsid w:val="007C241C"/>
-    <w:rPr>
-      <w:rFonts w:ascii="Times New Roman" w:eastAsia="Times New Roman" w:hAnsi="Times New Roman" w:cs="Times New Roman"/>
-      <w:kern w:val="0"/>
-      <w:sz w:val="20"/>
-      <w:szCs w:val="20"/>
-      <w:lang w:val="es-ES" w:eastAsia="es-CO"/>
-    </w:rPr>
-  </w:style>
-  <w:style w:type="paragraph" w:styleId="NormalWeb">
-    <w:name w:val="Normal (Web)"/>
-    <w:basedOn w:val="Normal"/>
-    <w:uiPriority w:val="99"/>
-    <w:unhideWhenUsed/>
-    <w:rsid w:val="004039BB"/>
-    <w:pPr>
-      <w:spacing w:before="100" w:beforeAutospacing="1" w:after="100" w:afterAutospacing="1"/>
-    </w:pPr>
-    <w:rPr>
-      <w:sz w:val="24"/>
-      <w:szCs w:val="24"/>
-      <w:lang w:val="es-CO"/>
-    </w:rPr>
-  </w:style>
-  <w:style w:type="paragraph" w:customStyle="1" w:styleId="Estndar">
-    <w:name w:val="Estándar"/>
-    <w:rsid w:val="00BE4882"/>
-    <w:pPr>
-      <w:suppressAutoHyphens/>
-    </w:pPr>
-    <w:rPr>
-      <w:sz w:val="24"/>
-      <w:lang w:val="es-ES" w:eastAsia="ar-SA"/>
-    </w:rPr>
-  </w:style>
-  <w:style w:type="paragraph" w:customStyle="1" w:styleId="Default">
-    <w:name w:val="Default"/>
-    <w:rsid w:val="00E5526E"/>
-    <w:pPr>
-      <w:autoSpaceDE w:val="0"/>
-      <w:autoSpaceDN w:val="0"/>
-      <w:adjustRightInd w:val="0"/>
-    </w:pPr>
-    <w:rPr>
-      <w:rFonts w:ascii="Arial" w:eastAsia="Calibri" w:hAnsi="Arial" w:cs="Arial"/>
-      <w:color w:val="000000"/>
-      <w:sz w:val="24"/>
-      <w:szCs w:val="24"/>
-      <w:lang w:val="es-MX"/>
-    </w:rPr>
-  </w:style>
-  <w:style w:type="paragraph" w:styleId="Textoindependiente">
-    <w:name w:val="Body Text"/>
-    <w:basedOn w:val="Normal"/>
-    <w:link w:val="TextoindependienteCar"/>
-    <w:uiPriority w:val="1"/>
-    <w:qFormat/>
-    <w:rsid w:val="00E5526E"/>
-    <w:pPr>
-      <w:widowControl w:val="0"/>
-      <w:autoSpaceDE w:val="0"/>
-      <w:autoSpaceDN w:val="0"/>
-    </w:pPr>
-    <w:rPr>
-      <w:rFonts w:ascii="Arial" w:eastAsia="Arial" w:hAnsi="Arial" w:cs="Arial"/>
-      <w:sz w:val="24"/>
-      <w:szCs w:val="24"/>
-      <w:lang w:eastAsia="en-US"/>
-    </w:rPr>
-  </w:style>
-  <w:style w:type="character" w:customStyle="1" w:styleId="TextoindependienteCar">
-    <w:name w:val="Texto independiente Car"/>
-    <w:basedOn w:val="Fuentedeprrafopredeter"/>
-    <w:link w:val="Textoindependiente"/>
-    <w:uiPriority w:val="1"/>
-    <w:rsid w:val="00E5526E"/>
-    <w:rPr>
-      <w:rFonts w:ascii="Arial" w:eastAsia="Arial" w:hAnsi="Arial" w:cs="Arial"/>
-      <w:kern w:val="0"/>
-      <w:sz w:val="24"/>
-      <w:szCs w:val="24"/>
-      <w:lang w:val="es-ES"/>
-    </w:rPr>
-  </w:style>
-  <w:style w:type="character" w:styleId="Hipervnculo">
-    <w:name w:val="Hyperlink"/>
-    <w:basedOn w:val="Fuentedeprrafopredeter"/>
-    <w:uiPriority w:val="99"/>
-    <w:unhideWhenUsed/>
-    <w:rsid w:val="00E5526E"/>
-    <w:rPr>
-      <w:color w:val="467886" w:themeColor="hyperlink"/>
-      <w:u w:val="single"/>
-    </w:rPr>
-  </w:style>
-  <w:style w:type="paragraph" w:customStyle="1" w:styleId="CM46">
-    <w:name w:val="CM46"/>
-    <w:basedOn w:val="Normal"/>
-    <w:next w:val="Normal"/>
-    <w:uiPriority w:val="99"/>
-    <w:rsid w:val="00830AF2"/>
-    <w:pPr>
-      <w:autoSpaceDE w:val="0"/>
-      <w:autoSpaceDN w:val="0"/>
-      <w:adjustRightInd w:val="0"/>
-    </w:pPr>
-    <w:rPr>
-      <w:rFonts w:ascii="Arial" w:hAnsi="Arial" w:cs="Arial"/>
-      <w:sz w:val="24"/>
-      <w:szCs w:val="24"/>
-      <w:lang w:val="es-CO"/>
-    </w:rPr>
-  </w:style>
-  <w:style w:type="character" w:styleId="Refdecomentario">
-    <w:name w:val="annotation reference"/>
-    <w:basedOn w:val="Fuentedeprrafopredeter"/>
-    <w:uiPriority w:val="99"/>
-    <w:semiHidden/>
-    <w:unhideWhenUsed/>
-    <w:rsid w:val="004B33A9"/>
-    <w:rPr>
-      <w:sz w:val="16"/>
-      <w:szCs w:val="16"/>
-    </w:rPr>
-  </w:style>
-  <w:style w:type="paragraph" w:styleId="Textocomentario">
-    <w:name w:val="annotation text"/>
-    <w:basedOn w:val="Normal"/>
-    <w:link w:val="TextocomentarioCar"/>
-    <w:uiPriority w:val="99"/>
-    <w:unhideWhenUsed/>
-    <w:rsid w:val="004B33A9"/>
-  </w:style>
-  <w:style w:type="character" w:customStyle="1" w:styleId="TextocomentarioCar">
-    <w:name w:val="Texto comentario Car"/>
-    <w:basedOn w:val="Fuentedeprrafopredeter"/>
-    <w:link w:val="Textocomentario"/>
-    <w:uiPriority w:val="99"/>
-    <w:rsid w:val="004B33A9"/>
-    <w:rPr>
-      <w:rFonts w:ascii="Times New Roman" w:eastAsia="Times New Roman" w:hAnsi="Times New Roman" w:cs="Times New Roman"/>
-      <w:kern w:val="0"/>
-      <w:sz w:val="20"/>
-      <w:szCs w:val="20"/>
-      <w:lang w:val="es-ES" w:eastAsia="es-CO"/>
-    </w:rPr>
-  </w:style>
-  <w:style w:type="paragraph" w:styleId="Asuntodelcomentario">
-    <w:name w:val="annotation subject"/>
-    <w:basedOn w:val="Textocomentario"/>
-    <w:next w:val="Textocomentario"/>
-    <w:link w:val="AsuntodelcomentarioCar"/>
-    <w:uiPriority w:val="99"/>
-    <w:semiHidden/>
-    <w:unhideWhenUsed/>
-    <w:rsid w:val="004B33A9"/>
-    <w:rPr>
-      <w:b/>
-      <w:bCs/>
-    </w:rPr>
-  </w:style>
-  <w:style w:type="character" w:customStyle="1" w:styleId="AsuntodelcomentarioCar">
-    <w:name w:val="Asunto del comentario Car"/>
-    <w:basedOn w:val="TextocomentarioCar"/>
-    <w:link w:val="Asuntodelcomentario"/>
-    <w:uiPriority w:val="99"/>
-    <w:semiHidden/>
-    <w:rsid w:val="004B33A9"/>
-    <w:rPr>
-      <w:rFonts w:ascii="Times New Roman" w:eastAsia="Times New Roman" w:hAnsi="Times New Roman" w:cs="Times New Roman"/>
-      <w:b/>
-      <w:bCs/>
-      <w:kern w:val="0"/>
-      <w:sz w:val="20"/>
-      <w:szCs w:val="20"/>
-      <w:lang w:val="es-ES" w:eastAsia="es-CO"/>
-    </w:rPr>
-  </w:style>
-  <w:style w:type="character" w:customStyle="1" w:styleId="EnlacedeInternet">
-    <w:name w:val="Enlace de Internet"/>
-    <w:basedOn w:val="Fuentedeprrafopredeter"/>
-    <w:uiPriority w:val="99"/>
-    <w:unhideWhenUsed/>
-    <w:rsid w:val="0067527C"/>
-    <w:rPr>
-      <w:color w:val="467886" w:themeColor="hyperlink"/>
-      <w:u w:val="single"/>
-    </w:rPr>
-  </w:style>
-  <w:style w:type="character" w:customStyle="1" w:styleId="Caracteresdenotaalpie">
-    <w:name w:val="Caracteres de nota al pie"/>
-    <w:qFormat/>
-    <w:rsid w:val="0067527C"/>
-  </w:style>
-  <w:style w:type="character" w:customStyle="1" w:styleId="Ancladenotaalpie">
-    <w:name w:val="Ancla de nota al pie"/>
-    <w:rsid w:val="0067527C"/>
-    <w:rPr>
-      <w:vertAlign w:val="superscript"/>
-    </w:rPr>
-  </w:style>
-  <w:style w:type="character" w:customStyle="1" w:styleId="mlnuppercasemln">
-    <w:name w:val="mln_uppercase_mln"/>
-    <w:basedOn w:val="Fuentedeprrafopredeter"/>
-    <w:qFormat/>
-    <w:rsid w:val="0067527C"/>
-  </w:style>
-  <w:style w:type="table" w:customStyle="1" w:styleId="TableNormal0">
-    <w:name w:val="Table Normal"/>
-    <w:uiPriority w:val="2"/>
-    <w:semiHidden/>
-    <w:unhideWhenUsed/>
-    <w:qFormat/>
-    <w:rsid w:val="00525DE8"/>
-    <w:pPr>
-      <w:widowControl w:val="0"/>
-      <w:autoSpaceDE w:val="0"/>
-      <w:autoSpaceDN w:val="0"/>
-    </w:pPr>
-    <w:rPr>
-      <w:lang w:val="en-US"/>
-    </w:rPr>
-    <w:tblPr>
-      <w:tblInd w:w="0" w:type="dxa"/>
-      <w:tblCellMar>
-        <w:top w:w="0" w:type="dxa"/>
-        <w:left w:w="0" w:type="dxa"/>
-        <w:bottom w:w="0" w:type="dxa"/>
-        <w:right w:w="0" w:type="dxa"/>
-      </w:tblCellMar>
-    </w:tblPr>
-  </w:style>
-  <w:style w:type="paragraph" w:customStyle="1" w:styleId="TableParagraph">
-    <w:name w:val="Table Paragraph"/>
-    <w:basedOn w:val="Normal"/>
-    <w:uiPriority w:val="1"/>
-    <w:qFormat/>
-    <w:rsid w:val="00525DE8"/>
-    <w:pPr>
-      <w:widowControl w:val="0"/>
-      <w:autoSpaceDE w:val="0"/>
-      <w:autoSpaceDN w:val="0"/>
-    </w:pPr>
-    <w:rPr>
-      <w:rFonts w:ascii="Arial" w:eastAsia="Arial" w:hAnsi="Arial" w:cs="Arial"/>
-      <w:sz w:val="22"/>
-      <w:szCs w:val="22"/>
-      <w:lang w:eastAsia="en-US"/>
-    </w:rPr>
-  </w:style>
   <w:style w:type="paragraph" w:styleId="Subttulo">
     <w:name w:val="Subtitle"/>
     <w:basedOn w:val="Normal"/>
     <w:next w:val="Normal"/>
-    <w:uiPriority w:val="11"/>
-    <w:qFormat/>
     <w:rPr>
       <w:color w:val="595959"/>
       <w:sz w:val="28"/>
@@ -7144,11 +4727,10 @@
     </w:rPr>
   </w:style>
   <w:style w:type="table" w:customStyle="1" w:styleId="a">
-    <w:basedOn w:val="TableNormal0"/>
+    <w:basedOn w:val="TableNormal"/>
     <w:tblPr>
       <w:tblStyleRowBandSize w:val="1"/>
       <w:tblStyleColBandSize w:val="1"/>
-      <w:tblInd w:w="0" w:type="dxa"/>
       <w:tblCellMar>
         <w:top w:w="0" w:type="dxa"/>
         <w:left w:w="115" w:type="dxa"/>
@@ -7158,11 +4740,10 @@
     </w:tblPr>
   </w:style>
   <w:style w:type="table" w:customStyle="1" w:styleId="a0">
-    <w:basedOn w:val="TableNormal0"/>
+    <w:basedOn w:val="TableNormal"/>
     <w:tblPr>
       <w:tblStyleRowBandSize w:val="1"/>
       <w:tblStyleColBandSize w:val="1"/>
-      <w:tblInd w:w="0" w:type="dxa"/>
       <w:tblCellMar>
         <w:top w:w="0" w:type="dxa"/>
         <w:left w:w="115" w:type="dxa"/>
@@ -7172,291 +4753,13 @@
     </w:tblPr>
   </w:style>
   <w:style w:type="table" w:customStyle="1" w:styleId="a1">
-    <w:basedOn w:val="TableNormal0"/>
+    <w:basedOn w:val="TableNormal"/>
+    <w:pPr>
+      <w:widowControl w:val="0"/>
+    </w:pPr>
     <w:tblPr>
       <w:tblStyleRowBandSize w:val="1"/>
       <w:tblStyleColBandSize w:val="1"/>
-      <w:tblInd w:w="0" w:type="dxa"/>
-      <w:tblCellMar>
-        <w:top w:w="0" w:type="dxa"/>
-        <w:left w:w="108" w:type="dxa"/>
-        <w:bottom w:w="0" w:type="dxa"/>
-        <w:right w:w="108" w:type="dxa"/>
-      </w:tblCellMar>
-    </w:tblPr>
-  </w:style>
-  <w:style w:type="table" w:customStyle="1" w:styleId="a2">
-    <w:basedOn w:val="TableNormal0"/>
-    <w:tblPr>
-      <w:tblStyleRowBandSize w:val="1"/>
-      <w:tblStyleColBandSize w:val="1"/>
-      <w:tblInd w:w="0" w:type="dxa"/>
-      <w:tblCellMar>
-        <w:top w:w="0" w:type="dxa"/>
-        <w:left w:w="108" w:type="dxa"/>
-        <w:bottom w:w="0" w:type="dxa"/>
-        <w:right w:w="108" w:type="dxa"/>
-      </w:tblCellMar>
-    </w:tblPr>
-  </w:style>
-  <w:style w:type="table" w:customStyle="1" w:styleId="a3">
-    <w:basedOn w:val="TableNormal0"/>
-    <w:tblPr>
-      <w:tblStyleRowBandSize w:val="1"/>
-      <w:tblStyleColBandSize w:val="1"/>
-      <w:tblInd w:w="0" w:type="dxa"/>
-      <w:tblCellMar>
-        <w:top w:w="0" w:type="dxa"/>
-        <w:left w:w="115" w:type="dxa"/>
-        <w:bottom w:w="0" w:type="dxa"/>
-        <w:right w:w="115" w:type="dxa"/>
-      </w:tblCellMar>
-    </w:tblPr>
-  </w:style>
-  <w:style w:type="table" w:customStyle="1" w:styleId="a4">
-    <w:basedOn w:val="TableNormal0"/>
-    <w:tblPr>
-      <w:tblStyleRowBandSize w:val="1"/>
-      <w:tblStyleColBandSize w:val="1"/>
-      <w:tblInd w:w="0" w:type="dxa"/>
-      <w:tblCellMar>
-        <w:top w:w="0" w:type="dxa"/>
-        <w:left w:w="115" w:type="dxa"/>
-        <w:bottom w:w="0" w:type="dxa"/>
-        <w:right w:w="115" w:type="dxa"/>
-      </w:tblCellMar>
-    </w:tblPr>
-  </w:style>
-  <w:style w:type="table" w:customStyle="1" w:styleId="a5">
-    <w:basedOn w:val="TableNormal0"/>
-    <w:tblPr>
-      <w:tblStyleRowBandSize w:val="1"/>
-      <w:tblStyleColBandSize w:val="1"/>
-      <w:tblInd w:w="0" w:type="dxa"/>
-      <w:tblCellMar>
-        <w:top w:w="0" w:type="dxa"/>
-        <w:left w:w="70" w:type="dxa"/>
-        <w:bottom w:w="0" w:type="dxa"/>
-        <w:right w:w="70" w:type="dxa"/>
-      </w:tblCellMar>
-    </w:tblPr>
-  </w:style>
-  <w:style w:type="table" w:customStyle="1" w:styleId="a6">
-    <w:basedOn w:val="TableNormal0"/>
-    <w:tblPr>
-      <w:tblStyleRowBandSize w:val="1"/>
-      <w:tblStyleColBandSize w:val="1"/>
-      <w:tblInd w:w="0" w:type="dxa"/>
-      <w:tblCellMar>
-        <w:top w:w="0" w:type="dxa"/>
-        <w:left w:w="0" w:type="dxa"/>
-        <w:bottom w:w="0" w:type="dxa"/>
-        <w:right w:w="0" w:type="dxa"/>
-      </w:tblCellMar>
-    </w:tblPr>
-  </w:style>
-  <w:style w:type="table" w:customStyle="1" w:styleId="a7">
-    <w:basedOn w:val="TableNormal0"/>
-    <w:tblPr>
-      <w:tblStyleRowBandSize w:val="1"/>
-      <w:tblStyleColBandSize w:val="1"/>
-      <w:tblInd w:w="0" w:type="dxa"/>
-      <w:tblCellMar>
-        <w:top w:w="0" w:type="dxa"/>
-        <w:left w:w="115" w:type="dxa"/>
-        <w:bottom w:w="0" w:type="dxa"/>
-        <w:right w:w="115" w:type="dxa"/>
-      </w:tblCellMar>
-    </w:tblPr>
-  </w:style>
-  <w:style w:type="table" w:customStyle="1" w:styleId="a8">
-    <w:basedOn w:val="TableNormal0"/>
-    <w:tblPr>
-      <w:tblStyleRowBandSize w:val="1"/>
-      <w:tblStyleColBandSize w:val="1"/>
-      <w:tblInd w:w="0" w:type="dxa"/>
-      <w:tblCellMar>
-        <w:top w:w="0" w:type="dxa"/>
-        <w:left w:w="115" w:type="dxa"/>
-        <w:bottom w:w="0" w:type="dxa"/>
-        <w:right w:w="115" w:type="dxa"/>
-      </w:tblCellMar>
-    </w:tblPr>
-  </w:style>
-  <w:style w:type="table" w:customStyle="1" w:styleId="a9">
-    <w:basedOn w:val="TableNormal0"/>
-    <w:tblPr>
-      <w:tblStyleRowBandSize w:val="1"/>
-      <w:tblStyleColBandSize w:val="1"/>
-      <w:tblInd w:w="0" w:type="dxa"/>
-      <w:tblCellMar>
-        <w:top w:w="0" w:type="dxa"/>
-        <w:left w:w="108" w:type="dxa"/>
-        <w:bottom w:w="0" w:type="dxa"/>
-        <w:right w:w="108" w:type="dxa"/>
-      </w:tblCellMar>
-    </w:tblPr>
-  </w:style>
-  <w:style w:type="table" w:customStyle="1" w:styleId="aa">
-    <w:basedOn w:val="TableNormal0"/>
-    <w:tblPr>
-      <w:tblStyleRowBandSize w:val="1"/>
-      <w:tblStyleColBandSize w:val="1"/>
-      <w:tblInd w:w="0" w:type="dxa"/>
-      <w:tblCellMar>
-        <w:top w:w="0" w:type="dxa"/>
-        <w:left w:w="108" w:type="dxa"/>
-        <w:bottom w:w="0" w:type="dxa"/>
-        <w:right w:w="108" w:type="dxa"/>
-      </w:tblCellMar>
-    </w:tblPr>
-  </w:style>
-  <w:style w:type="table" w:customStyle="1" w:styleId="ab">
-    <w:basedOn w:val="TableNormal0"/>
-    <w:tblPr>
-      <w:tblStyleRowBandSize w:val="1"/>
-      <w:tblStyleColBandSize w:val="1"/>
-      <w:tblInd w:w="0" w:type="dxa"/>
-      <w:tblCellMar>
-        <w:top w:w="0" w:type="dxa"/>
-        <w:left w:w="108" w:type="dxa"/>
-        <w:bottom w:w="0" w:type="dxa"/>
-        <w:right w:w="108" w:type="dxa"/>
-      </w:tblCellMar>
-    </w:tblPr>
-  </w:style>
-  <w:style w:type="table" w:customStyle="1" w:styleId="ac">
-    <w:basedOn w:val="TableNormal0"/>
-    <w:tblPr>
-      <w:tblStyleRowBandSize w:val="1"/>
-      <w:tblStyleColBandSize w:val="1"/>
-      <w:tblInd w:w="0" w:type="dxa"/>
-      <w:tblCellMar>
-        <w:top w:w="0" w:type="dxa"/>
-        <w:left w:w="108" w:type="dxa"/>
-        <w:bottom w:w="0" w:type="dxa"/>
-        <w:right w:w="108" w:type="dxa"/>
-      </w:tblCellMar>
-    </w:tblPr>
-  </w:style>
-  <w:style w:type="table" w:customStyle="1" w:styleId="ad">
-    <w:basedOn w:val="TableNormal0"/>
-    <w:tblPr>
-      <w:tblStyleRowBandSize w:val="1"/>
-      <w:tblStyleColBandSize w:val="1"/>
-      <w:tblInd w:w="0" w:type="dxa"/>
-      <w:tblCellMar>
-        <w:top w:w="0" w:type="dxa"/>
-        <w:left w:w="108" w:type="dxa"/>
-        <w:bottom w:w="0" w:type="dxa"/>
-        <w:right w:w="108" w:type="dxa"/>
-      </w:tblCellMar>
-    </w:tblPr>
-  </w:style>
-  <w:style w:type="table" w:customStyle="1" w:styleId="ae">
-    <w:basedOn w:val="TableNormal0"/>
-    <w:tblPr>
-      <w:tblStyleRowBandSize w:val="1"/>
-      <w:tblStyleColBandSize w:val="1"/>
-      <w:tblInd w:w="0" w:type="dxa"/>
-      <w:tblCellMar>
-        <w:top w:w="0" w:type="dxa"/>
-        <w:left w:w="108" w:type="dxa"/>
-        <w:bottom w:w="0" w:type="dxa"/>
-        <w:right w:w="108" w:type="dxa"/>
-      </w:tblCellMar>
-    </w:tblPr>
-  </w:style>
-  <w:style w:type="table" w:customStyle="1" w:styleId="af">
-    <w:basedOn w:val="TableNormal0"/>
-    <w:tblPr>
-      <w:tblStyleRowBandSize w:val="1"/>
-      <w:tblStyleColBandSize w:val="1"/>
-      <w:tblInd w:w="0" w:type="dxa"/>
-      <w:tblCellMar>
-        <w:top w:w="0" w:type="dxa"/>
-        <w:left w:w="70" w:type="dxa"/>
-        <w:bottom w:w="0" w:type="dxa"/>
-        <w:right w:w="70" w:type="dxa"/>
-      </w:tblCellMar>
-    </w:tblPr>
-  </w:style>
-  <w:style w:type="table" w:customStyle="1" w:styleId="af0">
-    <w:basedOn w:val="TableNormal0"/>
-    <w:tblPr>
-      <w:tblStyleRowBandSize w:val="1"/>
-      <w:tblStyleColBandSize w:val="1"/>
-      <w:tblInd w:w="0" w:type="dxa"/>
-      <w:tblCellMar>
-        <w:top w:w="0" w:type="dxa"/>
-        <w:left w:w="115" w:type="dxa"/>
-        <w:bottom w:w="0" w:type="dxa"/>
-        <w:right w:w="115" w:type="dxa"/>
-      </w:tblCellMar>
-    </w:tblPr>
-  </w:style>
-  <w:style w:type="table" w:customStyle="1" w:styleId="af1">
-    <w:basedOn w:val="TableNormal0"/>
-    <w:tblPr>
-      <w:tblStyleRowBandSize w:val="1"/>
-      <w:tblStyleColBandSize w:val="1"/>
-      <w:tblInd w:w="0" w:type="dxa"/>
-      <w:tblCellMar>
-        <w:top w:w="0" w:type="dxa"/>
-        <w:left w:w="115" w:type="dxa"/>
-        <w:bottom w:w="0" w:type="dxa"/>
-        <w:right w:w="115" w:type="dxa"/>
-      </w:tblCellMar>
-    </w:tblPr>
-  </w:style>
-  <w:style w:type="table" w:customStyle="1" w:styleId="af2">
-    <w:basedOn w:val="TableNormal0"/>
-    <w:tblPr>
-      <w:tblStyleRowBandSize w:val="1"/>
-      <w:tblStyleColBandSize w:val="1"/>
-      <w:tblInd w:w="0" w:type="dxa"/>
-      <w:tblCellMar>
-        <w:top w:w="0" w:type="dxa"/>
-        <w:left w:w="115" w:type="dxa"/>
-        <w:bottom w:w="0" w:type="dxa"/>
-        <w:right w:w="115" w:type="dxa"/>
-      </w:tblCellMar>
-    </w:tblPr>
-  </w:style>
-  <w:style w:type="table" w:customStyle="1" w:styleId="af3">
-    <w:basedOn w:val="TableNormal0"/>
-    <w:tblPr>
-      <w:tblStyleRowBandSize w:val="1"/>
-      <w:tblStyleColBandSize w:val="1"/>
-      <w:tblInd w:w="0" w:type="dxa"/>
-      <w:tblCellMar>
-        <w:top w:w="0" w:type="dxa"/>
-        <w:left w:w="115" w:type="dxa"/>
-        <w:bottom w:w="0" w:type="dxa"/>
-        <w:right w:w="115" w:type="dxa"/>
-      </w:tblCellMar>
-    </w:tblPr>
-  </w:style>
-  <w:style w:type="table" w:customStyle="1" w:styleId="af4">
-    <w:basedOn w:val="TableNormal0"/>
-    <w:tblPr>
-      <w:tblStyleRowBandSize w:val="1"/>
-      <w:tblStyleColBandSize w:val="1"/>
-      <w:tblInd w:w="0" w:type="dxa"/>
-      <w:tblCellMar>
-        <w:top w:w="0" w:type="dxa"/>
-        <w:left w:w="98" w:type="dxa"/>
-        <w:bottom w:w="0" w:type="dxa"/>
-        <w:right w:w="115" w:type="dxa"/>
-      </w:tblCellMar>
-    </w:tblPr>
-  </w:style>
-  <w:style w:type="table" w:customStyle="1" w:styleId="af5">
-    <w:basedOn w:val="TableNormal0"/>
-    <w:tblPr>
-      <w:tblStyleRowBandSize w:val="1"/>
-      <w:tblStyleColBandSize w:val="1"/>
-      <w:tblInd w:w="0" w:type="dxa"/>
       <w:tblCellMar>
         <w:top w:w="0" w:type="dxa"/>
         <w:left w:w="115" w:type="dxa"/>
@@ -7472,7 +4775,7 @@
     <w:uiPriority w:val="99"/>
     <w:semiHidden/>
     <w:unhideWhenUsed/>
-    <w:rsid w:val="002A61B4"/>
+    <w:rsid w:val="00E66ED9"/>
     <w:rPr>
       <w:rFonts w:ascii="Tahoma" w:hAnsi="Tahoma" w:cs="Tahoma"/>
       <w:sz w:val="16"/>
@@ -7485,7 +4788,7 @@
     <w:link w:val="Textodeglobo"/>
     <w:uiPriority w:val="99"/>
     <w:semiHidden/>
-    <w:rsid w:val="002A61B4"/>
+    <w:rsid w:val="00E66ED9"/>
     <w:rPr>
       <w:rFonts w:ascii="Tahoma" w:hAnsi="Tahoma" w:cs="Tahoma"/>
       <w:sz w:val="16"/>
@@ -7496,7 +4799,7 @@
 </file>
 
 <file path=word/theme/theme1.xml><?xml version="1.0" encoding="utf-8"?>
-<a:theme xmlns:a="http://schemas.openxmlformats.org/drawingml/2006/main" name="Tema de Office">
+<a:theme xmlns:a="http://schemas.openxmlformats.org/drawingml/2006/main" name="Office Theme">
   <a:themeElements>
     <a:clrScheme name="Office">
       <a:dk1>
@@ -7506,44 +4809,44 @@
         <a:sysClr val="window" lastClr="FFFFFF"/>
       </a:lt1>
       <a:dk2>
-        <a:srgbClr val="0E2841"/>
+        <a:srgbClr val="1F497D"/>
       </a:dk2>
       <a:lt2>
-        <a:srgbClr val="E8E8E8"/>
+        <a:srgbClr val="EEECE1"/>
       </a:lt2>
       <a:accent1>
-        <a:srgbClr val="156082"/>
+        <a:srgbClr val="4F81BD"/>
       </a:accent1>
       <a:accent2>
-        <a:srgbClr val="E97132"/>
+        <a:srgbClr val="C0504D"/>
       </a:accent2>
       <a:accent3>
-        <a:srgbClr val="196B24"/>
+        <a:srgbClr val="9BBB59"/>
       </a:accent3>
       <a:accent4>
-        <a:srgbClr val="0F9ED5"/>
+        <a:srgbClr val="8064A2"/>
       </a:accent4>
       <a:accent5>
-        <a:srgbClr val="A02B93"/>
+        <a:srgbClr val="4BACC6"/>
       </a:accent5>
       <a:accent6>
-        <a:srgbClr val="4EA72E"/>
+        <a:srgbClr val="F79646"/>
       </a:accent6>
       <a:hlink>
-        <a:srgbClr val="467886"/>
+        <a:srgbClr val="0000FF"/>
       </a:hlink>
       <a:folHlink>
-        <a:srgbClr val="96607D"/>
+        <a:srgbClr val="800080"/>
       </a:folHlink>
     </a:clrScheme>
     <a:fontScheme name="Office">
       <a:majorFont>
-        <a:latin typeface="Aptos Display"/>
+        <a:latin typeface="Calibri"/>
         <a:ea typeface=""/>
         <a:cs typeface=""/>
-        <a:font script="Jpan" typeface="游ゴシック Light"/>
+        <a:font script="Jpan" typeface="ＭＳ ゴシック"/>
         <a:font script="Hang" typeface="맑은 고딕"/>
-        <a:font script="Hans" typeface="等线 Light"/>
+        <a:font script="Hans" typeface="宋体"/>
         <a:font script="Hant" typeface="新細明體"/>
         <a:font script="Arab" typeface="Times New Roman"/>
         <a:font script="Hebr" typeface="Times New Roman"/>
@@ -7571,31 +4874,14 @@
         <a:font script="Viet" typeface="Times New Roman"/>
         <a:font script="Uigh" typeface="Microsoft Uighur"/>
         <a:font script="Geor" typeface="Sylfaen"/>
-        <a:font script="Armn" typeface="Arial"/>
-        <a:font script="Bugi" typeface="Leelawadee UI"/>
-        <a:font script="Bopo" typeface="Microsoft JhengHei"/>
-        <a:font script="Java" typeface="Javanese Text"/>
-        <a:font script="Lisu" typeface="Segoe UI"/>
-        <a:font script="Mymr" typeface="Myanmar Text"/>
-        <a:font script="Nkoo" typeface="Ebrima"/>
-        <a:font script="Olck" typeface="Nirmala UI"/>
-        <a:font script="Osma" typeface="Ebrima"/>
-        <a:font script="Phag" typeface="Phagspa"/>
-        <a:font script="Syrn" typeface="Estrangelo Edessa"/>
-        <a:font script="Syrj" typeface="Estrangelo Edessa"/>
-        <a:font script="Syre" typeface="Estrangelo Edessa"/>
-        <a:font script="Sora" typeface="Nirmala UI"/>
-        <a:font script="Tale" typeface="Microsoft Tai Le"/>
-        <a:font script="Talu" typeface="Microsoft New Tai Lue"/>
-        <a:font script="Tfng" typeface="Ebrima"/>
       </a:majorFont>
       <a:minorFont>
-        <a:latin typeface="Aptos"/>
+        <a:latin typeface="Cambria"/>
         <a:ea typeface=""/>
         <a:cs typeface=""/>
-        <a:font script="Jpan" typeface="游ゴシック"/>
+        <a:font script="Jpan" typeface="ＭＳ 明朝"/>
         <a:font script="Hang" typeface="맑은 고딕"/>
-        <a:font script="Hans" typeface="等线"/>
+        <a:font script="Hans" typeface="宋体"/>
         <a:font script="Hant" typeface="新細明體"/>
         <a:font script="Arab" typeface="Arial"/>
         <a:font script="Hebr" typeface="Arial"/>
@@ -7623,23 +4909,6 @@
         <a:font script="Viet" typeface="Arial"/>
         <a:font script="Uigh" typeface="Microsoft Uighur"/>
         <a:font script="Geor" typeface="Sylfaen"/>
-        <a:font script="Armn" typeface="Arial"/>
-        <a:font script="Bugi" typeface="Leelawadee UI"/>
-        <a:font script="Bopo" typeface="Microsoft JhengHei"/>
-        <a:font script="Java" typeface="Javanese Text"/>
-        <a:font script="Lisu" typeface="Segoe UI"/>
-        <a:font script="Mymr" typeface="Myanmar Text"/>
-        <a:font script="Nkoo" typeface="Ebrima"/>
-        <a:font script="Olck" typeface="Nirmala UI"/>
-        <a:font script="Osma" typeface="Ebrima"/>
-        <a:font script="Phag" typeface="Phagspa"/>
-        <a:font script="Syrn" typeface="Estrangelo Edessa"/>
-        <a:font script="Syrj" typeface="Estrangelo Edessa"/>
-        <a:font script="Syre" typeface="Estrangelo Edessa"/>
-        <a:font script="Sora" typeface="Nirmala UI"/>
-        <a:font script="Tale" typeface="Microsoft Tai Le"/>
-        <a:font script="Talu" typeface="Microsoft New Tai Lue"/>
-        <a:font script="Tfng" typeface="Ebrima"/>
       </a:minorFont>
     </a:fontScheme>
     <a:fmtScheme name="Office">
@@ -7651,168 +4920,200 @@
           <a:gsLst>
             <a:gs pos="0">
               <a:schemeClr val="phClr">
-                <a:lumMod val="110000"/>
-                <a:satMod val="105000"/>
-                <a:tint val="67000"/>
+                <a:tint val="50000"/>
+                <a:satMod val="300000"/>
               </a:schemeClr>
             </a:gs>
-            <a:gs pos="50000">
+            <a:gs pos="35000">
               <a:schemeClr val="phClr">
-                <a:lumMod val="105000"/>
-                <a:satMod val="103000"/>
-                <a:tint val="73000"/>
+                <a:tint val="37000"/>
+                <a:satMod val="300000"/>
               </a:schemeClr>
             </a:gs>
             <a:gs pos="100000">
               <a:schemeClr val="phClr">
-                <a:lumMod val="105000"/>
-                <a:satMod val="109000"/>
-                <a:tint val="81000"/>
+                <a:tint val="15000"/>
+                <a:satMod val="350000"/>
               </a:schemeClr>
             </a:gs>
           </a:gsLst>
-          <a:lin ang="5400000" scaled="0"/>
+          <a:lin ang="16200000" scaled="1"/>
         </a:gradFill>
         <a:gradFill rotWithShape="1">
           <a:gsLst>
             <a:gs pos="0">
               <a:schemeClr val="phClr">
-                <a:satMod val="103000"/>
-                <a:lumMod val="102000"/>
-                <a:tint val="94000"/>
-              </a:schemeClr>
-            </a:gs>
-            <a:gs pos="50000">
-              <a:schemeClr val="phClr">
-                <a:satMod val="110000"/>
-                <a:lumMod val="100000"/>
+                <a:tint val="100000"/>
                 <a:shade val="100000"/>
+                <a:satMod val="130000"/>
               </a:schemeClr>
             </a:gs>
             <a:gs pos="100000">
               <a:schemeClr val="phClr">
-                <a:lumMod val="99000"/>
-                <a:satMod val="120000"/>
-                <a:shade val="78000"/>
+                <a:tint val="50000"/>
+                <a:shade val="100000"/>
+                <a:satMod val="350000"/>
               </a:schemeClr>
             </a:gs>
           </a:gsLst>
-          <a:lin ang="5400000" scaled="0"/>
+          <a:lin ang="16200000" scaled="0"/>
         </a:gradFill>
       </a:fillStyleLst>
       <a:lnStyleLst>
-        <a:ln w="6350" cap="flat" cmpd="sng" algn="ctr">
+        <a:ln w="9525" cap="flat" cmpd="sng" algn="ctr">
+          <a:solidFill>
+            <a:schemeClr val="phClr">
+              <a:shade val="95000"/>
+              <a:satMod val="105000"/>
+            </a:schemeClr>
+          </a:solidFill>
+          <a:prstDash val="solid"/>
+        </a:ln>
+        <a:ln w="25400" cap="flat" cmpd="sng" algn="ctr">
           <a:solidFill>
             <a:schemeClr val="phClr"/>
           </a:solidFill>
           <a:prstDash val="solid"/>
-          <a:miter lim="800000"/>
         </a:ln>
-        <a:ln w="12700" cap="flat" cmpd="sng" algn="ctr">
+        <a:ln w="38100" cap="flat" cmpd="sng" algn="ctr">
           <a:solidFill>
             <a:schemeClr val="phClr"/>
           </a:solidFill>
           <a:prstDash val="solid"/>
-          <a:miter lim="800000"/>
-        </a:ln>
-        <a:ln w="19050" cap="flat" cmpd="sng" algn="ctr">
-          <a:solidFill>
-            <a:schemeClr val="phClr"/>
-          </a:solidFill>
-          <a:prstDash val="solid"/>
-          <a:miter lim="800000"/>
         </a:ln>
       </a:lnStyleLst>
       <a:effectStyleLst>
         <a:effectStyle>
-          <a:effectLst/>
-        </a:effectStyle>
-        <a:effectStyle>
-          <a:effectLst/>
+          <a:effectLst>
+            <a:outerShdw blurRad="40000" dist="20000" dir="5400000" rotWithShape="0">
+              <a:srgbClr val="000000">
+                <a:alpha val="38000"/>
+              </a:srgbClr>
+            </a:outerShdw>
+          </a:effectLst>
         </a:effectStyle>
         <a:effectStyle>
           <a:effectLst>
-            <a:outerShdw blurRad="57150" dist="19050" dir="5400000" algn="ctr" rotWithShape="0">
+            <a:outerShdw blurRad="40000" dist="23000" dir="5400000" rotWithShape="0">
               <a:srgbClr val="000000">
-                <a:alpha val="63000"/>
+                <a:alpha val="35000"/>
               </a:srgbClr>
             </a:outerShdw>
           </a:effectLst>
+        </a:effectStyle>
+        <a:effectStyle>
+          <a:effectLst>
+            <a:outerShdw blurRad="40000" dist="23000" dir="5400000" rotWithShape="0">
+              <a:srgbClr val="000000">
+                <a:alpha val="35000"/>
+              </a:srgbClr>
+            </a:outerShdw>
+          </a:effectLst>
+          <a:scene3d>
+            <a:camera prst="orthographicFront">
+              <a:rot lat="0" lon="0" rev="0"/>
+            </a:camera>
+            <a:lightRig rig="threePt" dir="t">
+              <a:rot lat="0" lon="0" rev="1200000"/>
+            </a:lightRig>
+          </a:scene3d>
+          <a:sp3d>
+            <a:bevelT w="63500" h="25400"/>
+          </a:sp3d>
         </a:effectStyle>
       </a:effectStyleLst>
       <a:bgFillStyleLst>
         <a:solidFill>
           <a:schemeClr val="phClr"/>
         </a:solidFill>
-        <a:solidFill>
-          <a:schemeClr val="phClr">
-            <a:tint val="95000"/>
-            <a:satMod val="170000"/>
-          </a:schemeClr>
-        </a:solidFill>
         <a:gradFill rotWithShape="1">
           <a:gsLst>
             <a:gs pos="0">
               <a:schemeClr val="phClr">
-                <a:tint val="93000"/>
-                <a:satMod val="150000"/>
-                <a:shade val="98000"/>
-                <a:lumMod val="102000"/>
+                <a:tint val="40000"/>
+                <a:satMod val="350000"/>
               </a:schemeClr>
             </a:gs>
-            <a:gs pos="50000">
+            <a:gs pos="40000">
               <a:schemeClr val="phClr">
-                <a:tint val="98000"/>
-                <a:satMod val="130000"/>
-                <a:shade val="90000"/>
-                <a:lumMod val="103000"/>
+                <a:tint val="45000"/>
+                <a:shade val="99000"/>
+                <a:satMod val="350000"/>
               </a:schemeClr>
             </a:gs>
             <a:gs pos="100000">
               <a:schemeClr val="phClr">
-                <a:shade val="63000"/>
-                <a:satMod val="120000"/>
+                <a:shade val="20000"/>
+                <a:satMod val="255000"/>
               </a:schemeClr>
             </a:gs>
           </a:gsLst>
-          <a:lin ang="5400000" scaled="0"/>
+          <a:path path="circle">
+            <a:fillToRect l="50000" t="-80000" r="50000" b="180000"/>
+          </a:path>
+        </a:gradFill>
+        <a:gradFill rotWithShape="1">
+          <a:gsLst>
+            <a:gs pos="0">
+              <a:schemeClr val="phClr">
+                <a:tint val="80000"/>
+                <a:satMod val="300000"/>
+              </a:schemeClr>
+            </a:gs>
+            <a:gs pos="100000">
+              <a:schemeClr val="phClr">
+                <a:shade val="30000"/>
+                <a:satMod val="200000"/>
+              </a:schemeClr>
+            </a:gs>
+          </a:gsLst>
+          <a:path path="circle">
+            <a:fillToRect l="50000" t="50000" r="50000" b="50000"/>
+          </a:path>
         </a:gradFill>
       </a:bgFillStyleLst>
     </a:fmtScheme>
   </a:themeElements>
-  <a:objectDefaults/>
+  <a:objectDefaults>
+    <a:spDef>
+      <a:spPr/>
+      <a:bodyPr/>
+      <a:lstStyle/>
+      <a:style>
+        <a:lnRef idx="1">
+          <a:schemeClr val="accent1"/>
+        </a:lnRef>
+        <a:fillRef idx="3">
+          <a:schemeClr val="accent1"/>
+        </a:fillRef>
+        <a:effectRef idx="2">
+          <a:schemeClr val="accent1"/>
+        </a:effectRef>
+        <a:fontRef idx="minor">
+          <a:schemeClr val="lt1"/>
+        </a:fontRef>
+      </a:style>
+    </a:spDef>
+    <a:lnDef>
+      <a:spPr/>
+      <a:bodyPr/>
+      <a:lstStyle/>
+      <a:style>
+        <a:lnRef idx="2">
+          <a:schemeClr val="accent1"/>
+        </a:lnRef>
+        <a:fillRef idx="0">
+          <a:schemeClr val="accent1"/>
+        </a:fillRef>
+        <a:effectRef idx="1">
+          <a:schemeClr val="accent1"/>
+        </a:effectRef>
+        <a:fontRef idx="minor">
+          <a:schemeClr val="tx1"/>
+        </a:fontRef>
+      </a:style>
+    </a:lnDef>
+  </a:objectDefaults>
   <a:extraClrSchemeLst/>
-  <a:extLst>
-    <a:ext uri="{05A4C25C-085E-4340-85A3-A5531E510DB2}">
-      <thm15:themeFamily xmlns:thm15="http://schemas.microsoft.com/office/thememl/2012/main" xmlns="" name="Office Theme" id="{62F939B6-93AF-4DB8-9C6B-D6C7DFDC589F}" vid="{4A3C46E8-61CC-4603-A589-7422A47A8E4A}"/>
-    </a:ext>
-  </a:extLst>
 </a:theme>
-</file>
-
-<file path=customXml/item1.xml><?xml version="1.0" encoding="utf-8"?>
-<go:gDocsCustomXmlDataStorage xmlns:go="http://customooxmlschemas.google.com/" xmlns:r="http://schemas.openxmlformats.org/officeDocument/2006/relationships" uri="GoogleDocsCustomDataVersion2">
-  <go:docsCustomData xmlns:go="http://customooxmlschemas.google.com/" roundtripDataSignature="AMtx7mjOPqM1CTp3kbkJy7Ft1Ani1LfO7Q==">CgMxLjAyDmgucHM4enhybjI5aTl1Mg5oLjRyNnNxaHk3N3Z3bzIOaC5hczY3bGdlY2lxcjMyDmguZWc1ZWxva284OHh3Mg5oLmN6d2xsZTJjd3A1YjIOaC53MnBuZjNiMjg2Mm0yDmguZDAyaTg4bmphNDVsMg5oLnNueTVlNGx3NWVmaTgAciExb3pFQUJFSWdfbDhCdzBHYWU4NjFhdFlhR3JrT05iR0Q=</go:docsCustomData>
-</go:gDocsCustomXmlDataStorage>
-</file>
-
-<file path=customXml/item2.xml><?xml version="1.0" encoding="utf-8"?>
-<b:Sources xmlns:b="http://schemas.openxmlformats.org/officeDocument/2006/bibliography" xmlns="http://schemas.openxmlformats.org/officeDocument/2006/bibliography" SelectedStyle="\APASixthEditionOfficeOnline.xsl" StyleName="APA" Version="6"/>
-</file>
-
-<file path=customXml/itemProps1.xml><?xml version="1.0" encoding="utf-8"?>
-<ds:datastoreItem xmlns:ds="http://schemas.openxmlformats.org/officeDocument/2006/customXml" ds:itemID="{11111111-1234-1234-1234-123412341234}">
-  <ds:schemaRefs>
-    <ds:schemaRef ds:uri="http://customooxmlschemas.google.com/"/>
-    <ds:schemaRef ds:uri="http://schemas.openxmlformats.org/officeDocument/2006/relationships"/>
-  </ds:schemaRefs>
-</ds:datastoreItem>
-</file>
-
-<file path=customXml/itemProps2.xml><?xml version="1.0" encoding="utf-8"?>
-<ds:datastoreItem xmlns:ds="http://schemas.openxmlformats.org/officeDocument/2006/customXml" ds:itemID="{20A1987D-1B10-45A2-91A1-FE5BD2FCCDEE}">
-  <ds:schemaRefs>
-    <ds:schemaRef ds:uri="http://schemas.openxmlformats.org/officeDocument/2006/bibliography"/>
-  </ds:schemaRefs>
-</ds:datastoreItem>
 </file>